--- a/assets/docs/รายงาน PA 2569 ครูอนันตชัย ป1 11คน ฉบับปรับปรุง.docx
+++ b/assets/docs/รายงาน PA 2569 ครูอนันตชัย ป1 11คน ฉบับปรับปรุง.docx
@@ -10741,11 +10741,14 @@
           </w:tcPr>
           <w:p>
             <w:pPr>
-              <w:spacing w:after="20" w:line="240" w:lineRule="auto"/>
-            </w:pPr>
-            <w:r>
-              <w:rPr>
-                <w:sz w:val="30"/>
+              <w:spacing w:before="40" w:after="40"/>
+              <w:jc w:val="left"/>
+            </w:pPr>
+            <w:r>
+              <w:rPr>
+                <w:rFonts w:ascii="TH Sarabun New" w:hAnsi="TH Sarabun New"/>
+                <w:b w:val="0"/>
+                <w:sz w:val="24"/>
               </w:rPr>
               <w:t>วางมือบนเมาส์เบา ๆ และชี้ปุ่มซ้าย</w:t>
             </w:r>
@@ -10764,8 +10767,17 @@
           </w:tcPr>
           <w:p>
             <w:pPr>
-              <w:spacing w:after="20" w:line="240" w:lineRule="auto"/>
-            </w:pPr>
+              <w:spacing w:before="40" w:after="40"/>
+              <w:jc w:val="center"/>
+            </w:pPr>
+            <w:r>
+              <w:rPr>
+                <w:rFonts w:ascii="TH Sarabun New" w:hAnsi="TH Sarabun New"/>
+                <w:b/>
+                <w:sz w:val="24"/>
+              </w:rPr>
+              <w:t>✓</w:t>
+            </w:r>
           </w:p>
         </w:tc>
         <w:tc>
@@ -10781,8 +10793,17 @@
           </w:tcPr>
           <w:p>
             <w:pPr>
-              <w:spacing w:after="20" w:line="240" w:lineRule="auto"/>
-            </w:pPr>
+              <w:spacing w:before="40" w:after="40"/>
+              <w:jc w:val="center"/>
+            </w:pPr>
+            <w:r>
+              <w:rPr>
+                <w:rFonts w:ascii="TH Sarabun New" w:hAnsi="TH Sarabun New"/>
+                <w:b w:val="0"/>
+                <w:sz w:val="24"/>
+              </w:rPr>
+              <w:t>-</w:t>
+            </w:r>
           </w:p>
         </w:tc>
         <w:tc>
@@ -10798,8 +10819,17 @@
           </w:tcPr>
           <w:p>
             <w:pPr>
-              <w:spacing w:after="20" w:line="240" w:lineRule="auto"/>
-            </w:pPr>
+              <w:spacing w:before="40" w:after="40"/>
+              <w:jc w:val="left"/>
+            </w:pPr>
+            <w:r>
+              <w:rPr>
+                <w:rFonts w:ascii="TH Sarabun New" w:hAnsi="TH Sarabun New"/>
+                <w:b w:val="0"/>
+                <w:sz w:val="24"/>
+              </w:rPr>
+              <w:t>จับเมาส์ผ่อนคลาย นิ้วชี้วางบนปุ่มซ้ายถูกต้อง</w:t>
+            </w:r>
           </w:p>
         </w:tc>
       </w:tr>
@@ -10822,11 +10852,14 @@
           </w:tcPr>
           <w:p>
             <w:pPr>
-              <w:spacing w:after="20" w:line="240" w:lineRule="auto"/>
-            </w:pPr>
-            <w:r>
-              <w:rPr>
-                <w:sz w:val="30"/>
+              <w:spacing w:before="40" w:after="40"/>
+              <w:jc w:val="left"/>
+            </w:pPr>
+            <w:r>
+              <w:rPr>
+                <w:rFonts w:ascii="TH Sarabun New" w:hAnsi="TH Sarabun New"/>
+                <w:b w:val="0"/>
+                <w:sz w:val="24"/>
               </w:rPr>
               <w:t>เลื่อนตัวชี้ไปหยุดบนจุดสี 5 จุด</w:t>
             </w:r>
@@ -10846,8 +10879,17 @@
           </w:tcPr>
           <w:p>
             <w:pPr>
-              <w:spacing w:after="20" w:line="240" w:lineRule="auto"/>
-            </w:pPr>
+              <w:spacing w:before="40" w:after="40"/>
+              <w:jc w:val="center"/>
+            </w:pPr>
+            <w:r>
+              <w:rPr>
+                <w:rFonts w:ascii="TH Sarabun New" w:hAnsi="TH Sarabun New"/>
+                <w:b/>
+                <w:sz w:val="24"/>
+              </w:rPr>
+              <w:t>✓</w:t>
+            </w:r>
           </w:p>
         </w:tc>
         <w:tc>
@@ -10864,8 +10906,17 @@
           </w:tcPr>
           <w:p>
             <w:pPr>
-              <w:spacing w:after="20" w:line="240" w:lineRule="auto"/>
-            </w:pPr>
+              <w:spacing w:before="40" w:after="40"/>
+              <w:jc w:val="center"/>
+            </w:pPr>
+            <w:r>
+              <w:rPr>
+                <w:rFonts w:ascii="TH Sarabun New" w:hAnsi="TH Sarabun New"/>
+                <w:b w:val="0"/>
+                <w:sz w:val="24"/>
+              </w:rPr>
+              <w:t>-</w:t>
+            </w:r>
           </w:p>
         </w:tc>
         <w:tc>
@@ -10882,8 +10933,17 @@
           </w:tcPr>
           <w:p>
             <w:pPr>
-              <w:spacing w:after="20" w:line="240" w:lineRule="auto"/>
-            </w:pPr>
+              <w:spacing w:before="40" w:after="40"/>
+              <w:jc w:val="left"/>
+            </w:pPr>
+            <w:r>
+              <w:rPr>
+                <w:rFonts w:ascii="TH Sarabun New" w:hAnsi="TH Sarabun New"/>
+                <w:b w:val="0"/>
+                <w:sz w:val="24"/>
+              </w:rPr>
+              <w:t>เลื่อนตัวชี้แม่นยำ หยุดตรงจุดสีไม่เลยเป้า</w:t>
+            </w:r>
           </w:p>
         </w:tc>
       </w:tr>
@@ -10905,11 +10965,14 @@
           </w:tcPr>
           <w:p>
             <w:pPr>
-              <w:spacing w:after="20" w:line="240" w:lineRule="auto"/>
-            </w:pPr>
-            <w:r>
-              <w:rPr>
-                <w:sz w:val="30"/>
+              <w:spacing w:before="40" w:after="40"/>
+              <w:jc w:val="left"/>
+            </w:pPr>
+            <w:r>
+              <w:rPr>
+                <w:rFonts w:ascii="TH Sarabun New" w:hAnsi="TH Sarabun New"/>
+                <w:b w:val="0"/>
+                <w:sz w:val="24"/>
               </w:rPr>
               <w:t>พาตัวชี้ผ่านเส้นทางระดับง่าย</w:t>
             </w:r>
@@ -10928,8 +10991,17 @@
           </w:tcPr>
           <w:p>
             <w:pPr>
-              <w:spacing w:after="20" w:line="240" w:lineRule="auto"/>
-            </w:pPr>
+              <w:spacing w:before="40" w:after="40"/>
+              <w:jc w:val="center"/>
+            </w:pPr>
+            <w:r>
+              <w:rPr>
+                <w:rFonts w:ascii="TH Sarabun New" w:hAnsi="TH Sarabun New"/>
+                <w:b/>
+                <w:sz w:val="24"/>
+              </w:rPr>
+              <w:t>✓</w:t>
+            </w:r>
           </w:p>
         </w:tc>
         <w:tc>
@@ -10945,8 +11017,17 @@
           </w:tcPr>
           <w:p>
             <w:pPr>
-              <w:spacing w:after="20" w:line="240" w:lineRule="auto"/>
-            </w:pPr>
+              <w:spacing w:before="40" w:after="40"/>
+              <w:jc w:val="center"/>
+            </w:pPr>
+            <w:r>
+              <w:rPr>
+                <w:rFonts w:ascii="TH Sarabun New" w:hAnsi="TH Sarabun New"/>
+                <w:b w:val="0"/>
+                <w:sz w:val="24"/>
+              </w:rPr>
+              <w:t>-</w:t>
+            </w:r>
           </w:p>
         </w:tc>
         <w:tc>
@@ -10962,8 +11043,17 @@
           </w:tcPr>
           <w:p>
             <w:pPr>
-              <w:spacing w:after="20" w:line="240" w:lineRule="auto"/>
-            </w:pPr>
+              <w:spacing w:before="40" w:after="40"/>
+              <w:jc w:val="left"/>
+            </w:pPr>
+            <w:r>
+              <w:rPr>
+                <w:rFonts w:ascii="TH Sarabun New" w:hAnsi="TH Sarabun New"/>
+                <w:b w:val="0"/>
+                <w:sz w:val="24"/>
+              </w:rPr>
+              <w:t>ควบคุมทิศทาง ซ้าย-ขวา บน-ล่าง ได้ต่อเนื่อง</w:t>
+            </w:r>
           </w:p>
         </w:tc>
       </w:tr>
@@ -10986,11 +11076,14 @@
           </w:tcPr>
           <w:p>
             <w:pPr>
-              <w:spacing w:after="20" w:line="240" w:lineRule="auto"/>
-            </w:pPr>
-            <w:r>
-              <w:rPr>
-                <w:sz w:val="30"/>
+              <w:spacing w:before="40" w:after="40"/>
+              <w:jc w:val="left"/>
+            </w:pPr>
+            <w:r>
+              <w:rPr>
+                <w:rFonts w:ascii="TH Sarabun New" w:hAnsi="TH Sarabun New"/>
+                <w:b w:val="0"/>
+                <w:sz w:val="24"/>
               </w:rPr>
               <w:t>เมื่อพื้นที่เมาส์ไม่พอ ให้ยกและวางใหม่อย่างเหมาะสม</w:t>
             </w:r>
@@ -11010,8 +11103,17 @@
           </w:tcPr>
           <w:p>
             <w:pPr>
-              <w:spacing w:after="20" w:line="240" w:lineRule="auto"/>
-            </w:pPr>
+              <w:spacing w:before="40" w:after="40"/>
+              <w:jc w:val="center"/>
+            </w:pPr>
+            <w:r>
+              <w:rPr>
+                <w:rFonts w:ascii="TH Sarabun New" w:hAnsi="TH Sarabun New"/>
+                <w:b/>
+                <w:sz w:val="24"/>
+              </w:rPr>
+              <w:t>✓</w:t>
+            </w:r>
           </w:p>
         </w:tc>
         <w:tc>
@@ -11028,8 +11130,17 @@
           </w:tcPr>
           <w:p>
             <w:pPr>
-              <w:spacing w:after="20" w:line="240" w:lineRule="auto"/>
-            </w:pPr>
+              <w:spacing w:before="40" w:after="40"/>
+              <w:jc w:val="center"/>
+            </w:pPr>
+            <w:r>
+              <w:rPr>
+                <w:rFonts w:ascii="TH Sarabun New" w:hAnsi="TH Sarabun New"/>
+                <w:b w:val="0"/>
+                <w:sz w:val="24"/>
+              </w:rPr>
+              <w:t>-</w:t>
+            </w:r>
           </w:p>
         </w:tc>
         <w:tc>
@@ -11046,8 +11157,17 @@
           </w:tcPr>
           <w:p>
             <w:pPr>
-              <w:spacing w:after="20" w:line="240" w:lineRule="auto"/>
-            </w:pPr>
+              <w:spacing w:before="40" w:after="40"/>
+              <w:jc w:val="left"/>
+            </w:pPr>
+            <w:r>
+              <w:rPr>
+                <w:rFonts w:ascii="TH Sarabun New" w:hAnsi="TH Sarabun New"/>
+                <w:b w:val="0"/>
+                <w:sz w:val="24"/>
+              </w:rPr>
+              <w:t>รู้จักยกเมาส์กลับมาวางกลางแผ่นรองเมาส์</w:t>
+            </w:r>
           </w:p>
         </w:tc>
       </w:tr>
@@ -11195,11 +11315,14 @@
           </w:tcPr>
           <w:p>
             <w:pPr>
-              <w:spacing w:after="20" w:line="240" w:lineRule="auto"/>
-            </w:pPr>
-            <w:r>
-              <w:rPr>
-                <w:sz w:val="30"/>
+              <w:spacing w:before="40" w:after="40"/>
+              <w:jc w:val="left"/>
+            </w:pPr>
+            <w:r>
+              <w:rPr>
+                <w:rFonts w:ascii="TH Sarabun New" w:hAnsi="TH Sarabun New"/>
+                <w:b w:val="0"/>
+                <w:sz w:val="24"/>
               </w:rPr>
               <w:t>เลือกปุ่มเริ่มในเกม</w:t>
             </w:r>
@@ -11218,8 +11341,17 @@
           </w:tcPr>
           <w:p>
             <w:pPr>
-              <w:spacing w:after="20" w:line="240" w:lineRule="auto"/>
-            </w:pPr>
+              <w:spacing w:before="40" w:after="40"/>
+              <w:jc w:val="center"/>
+            </w:pPr>
+            <w:r>
+              <w:rPr>
+                <w:rFonts w:ascii="TH Sarabun New" w:hAnsi="TH Sarabun New"/>
+                <w:b/>
+                <w:sz w:val="24"/>
+              </w:rPr>
+              <w:t>1 ครั้ง (คลิกซ้าย)</w:t>
+            </w:r>
           </w:p>
         </w:tc>
         <w:tc>
@@ -11235,8 +11367,17 @@
           </w:tcPr>
           <w:p>
             <w:pPr>
-              <w:spacing w:after="20" w:line="240" w:lineRule="auto"/>
-            </w:pPr>
+              <w:spacing w:before="40" w:after="40"/>
+              <w:jc w:val="left"/>
+            </w:pPr>
+            <w:r>
+              <w:rPr>
+                <w:rFonts w:ascii="TH Sarabun New" w:hAnsi="TH Sarabun New"/>
+                <w:b w:val="0"/>
+                <w:sz w:val="24"/>
+              </w:rPr>
+              <w:t>เกมเริ่มเล่นทันที เข้าสู่ด่านที่ 1</w:t>
+            </w:r>
           </w:p>
         </w:tc>
       </w:tr>
@@ -11259,11 +11400,14 @@
           </w:tcPr>
           <w:p>
             <w:pPr>
-              <w:spacing w:after="20" w:line="240" w:lineRule="auto"/>
-            </w:pPr>
-            <w:r>
-              <w:rPr>
-                <w:sz w:val="30"/>
+              <w:spacing w:before="40" w:after="40"/>
+              <w:jc w:val="left"/>
+            </w:pPr>
+            <w:r>
+              <w:rPr>
+                <w:rFonts w:ascii="TH Sarabun New" w:hAnsi="TH Sarabun New"/>
+                <w:b w:val="0"/>
+                <w:sz w:val="24"/>
               </w:rPr>
               <w:t>เลือกคำตอบหนึ่งตัวเลือก</w:t>
             </w:r>
@@ -11283,8 +11427,17 @@
           </w:tcPr>
           <w:p>
             <w:pPr>
-              <w:spacing w:after="20" w:line="240" w:lineRule="auto"/>
-            </w:pPr>
+              <w:spacing w:before="40" w:after="40"/>
+              <w:jc w:val="center"/>
+            </w:pPr>
+            <w:r>
+              <w:rPr>
+                <w:rFonts w:ascii="TH Sarabun New" w:hAnsi="TH Sarabun New"/>
+                <w:b/>
+                <w:sz w:val="24"/>
+              </w:rPr>
+              <w:t>1 ครั้ง (คลิกซ้าย)</w:t>
+            </w:r>
           </w:p>
         </w:tc>
         <w:tc>
@@ -11301,8 +11454,17 @@
           </w:tcPr>
           <w:p>
             <w:pPr>
-              <w:spacing w:after="20" w:line="240" w:lineRule="auto"/>
-            </w:pPr>
+              <w:spacing w:before="40" w:after="40"/>
+              <w:jc w:val="left"/>
+            </w:pPr>
+            <w:r>
+              <w:rPr>
+                <w:rFonts w:ascii="TH Sarabun New" w:hAnsi="TH Sarabun New"/>
+                <w:b w:val="0"/>
+                <w:sz w:val="24"/>
+              </w:rPr>
+              <w:t>ตัวเลือกเปลี่ยนสี แสดงผลการเลือก</w:t>
+            </w:r>
           </w:p>
         </w:tc>
       </w:tr>
@@ -11324,11 +11486,14 @@
           </w:tcPr>
           <w:p>
             <w:pPr>
-              <w:spacing w:after="20" w:line="240" w:lineRule="auto"/>
-            </w:pPr>
-            <w:r>
-              <w:rPr>
-                <w:sz w:val="30"/>
+              <w:spacing w:before="40" w:after="40"/>
+              <w:jc w:val="left"/>
+            </w:pPr>
+            <w:r>
+              <w:rPr>
+                <w:rFonts w:ascii="TH Sarabun New" w:hAnsi="TH Sarabun New"/>
+                <w:b w:val="0"/>
+                <w:sz w:val="24"/>
               </w:rPr>
               <w:t>เปิดไอคอนที่ครูกำหนดให้เปิดด้วยดับเบิลคลิก</w:t>
             </w:r>
@@ -11347,8 +11512,17 @@
           </w:tcPr>
           <w:p>
             <w:pPr>
-              <w:spacing w:after="20" w:line="240" w:lineRule="auto"/>
-            </w:pPr>
+              <w:spacing w:before="40" w:after="40"/>
+              <w:jc w:val="center"/>
+            </w:pPr>
+            <w:r>
+              <w:rPr>
+                <w:rFonts w:ascii="TH Sarabun New" w:hAnsi="TH Sarabun New"/>
+                <w:b/>
+                <w:sz w:val="24"/>
+              </w:rPr>
+              <w:t>2 ครั้งเร็วติดกัน</w:t>
+            </w:r>
           </w:p>
         </w:tc>
         <w:tc>
@@ -11364,8 +11538,17 @@
           </w:tcPr>
           <w:p>
             <w:pPr>
-              <w:spacing w:after="20" w:line="240" w:lineRule="auto"/>
-            </w:pPr>
+              <w:spacing w:before="40" w:after="40"/>
+              <w:jc w:val="left"/>
+            </w:pPr>
+            <w:r>
+              <w:rPr>
+                <w:rFonts w:ascii="TH Sarabun New" w:hAnsi="TH Sarabun New"/>
+                <w:b w:val="0"/>
+                <w:sz w:val="24"/>
+              </w:rPr>
+              <w:t>โปรแกรมเปิดขึ้นมาทำงานบนหน้าจอ</w:t>
+            </w:r>
           </w:p>
         </w:tc>
       </w:tr>
@@ -11388,11 +11571,14 @@
           </w:tcPr>
           <w:p>
             <w:pPr>
-              <w:spacing w:after="20" w:line="240" w:lineRule="auto"/>
-            </w:pPr>
-            <w:r>
-              <w:rPr>
-                <w:sz w:val="30"/>
+              <w:spacing w:before="40" w:after="40"/>
+              <w:jc w:val="left"/>
+            </w:pPr>
+            <w:r>
+              <w:rPr>
+                <w:rFonts w:ascii="TH Sarabun New" w:hAnsi="TH Sarabun New"/>
+                <w:b w:val="0"/>
+                <w:sz w:val="24"/>
               </w:rPr>
               <w:t>เลือกสีในโปรแกรมวาดภาพ</w:t>
             </w:r>
@@ -11412,8 +11598,17 @@
           </w:tcPr>
           <w:p>
             <w:pPr>
-              <w:spacing w:after="20" w:line="240" w:lineRule="auto"/>
-            </w:pPr>
+              <w:spacing w:before="40" w:after="40"/>
+              <w:jc w:val="center"/>
+            </w:pPr>
+            <w:r>
+              <w:rPr>
+                <w:rFonts w:ascii="TH Sarabun New" w:hAnsi="TH Sarabun New"/>
+                <w:b/>
+                <w:sz w:val="24"/>
+              </w:rPr>
+              <w:t>1 ครั้ง (คลิกซ้าย)</w:t>
+            </w:r>
           </w:p>
         </w:tc>
         <w:tc>
@@ -11430,8 +11625,17 @@
           </w:tcPr>
           <w:p>
             <w:pPr>
-              <w:spacing w:after="20" w:line="240" w:lineRule="auto"/>
-            </w:pPr>
+              <w:spacing w:before="40" w:after="40"/>
+              <w:jc w:val="left"/>
+            </w:pPr>
+            <w:r>
+              <w:rPr>
+                <w:rFonts w:ascii="TH Sarabun New" w:hAnsi="TH Sarabun New"/>
+                <w:b w:val="0"/>
+                <w:sz w:val="24"/>
+              </w:rPr>
+              <w:t>เปลี่ยนสีพู่กันตามที่ต้องการ</w:t>
+            </w:r>
           </w:p>
         </w:tc>
       </w:tr>
@@ -11453,11 +11657,14 @@
           </w:tcPr>
           <w:p>
             <w:pPr>
-              <w:spacing w:after="20" w:line="240" w:lineRule="auto"/>
-            </w:pPr>
-            <w:r>
-              <w:rPr>
-                <w:sz w:val="30"/>
+              <w:spacing w:before="40" w:after="40"/>
+              <w:jc w:val="left"/>
+            </w:pPr>
+            <w:r>
+              <w:rPr>
+                <w:rFonts w:ascii="TH Sarabun New" w:hAnsi="TH Sarabun New"/>
+                <w:b w:val="0"/>
+                <w:sz w:val="24"/>
               </w:rPr>
               <w:t>เปิดแฟ้มตัวอย่างที่ครูสาธิตให้ดับเบิลคลิก</w:t>
             </w:r>
@@ -11476,8 +11683,17 @@
           </w:tcPr>
           <w:p>
             <w:pPr>
-              <w:spacing w:after="20" w:line="240" w:lineRule="auto"/>
-            </w:pPr>
+              <w:spacing w:before="40" w:after="40"/>
+              <w:jc w:val="center"/>
+            </w:pPr>
+            <w:r>
+              <w:rPr>
+                <w:rFonts w:ascii="TH Sarabun New" w:hAnsi="TH Sarabun New"/>
+                <w:b/>
+                <w:sz w:val="24"/>
+              </w:rPr>
+              <w:t>2 ครั้งเร็วติดกัน</w:t>
+            </w:r>
           </w:p>
         </w:tc>
         <w:tc>
@@ -11493,8 +11709,17 @@
           </w:tcPr>
           <w:p>
             <w:pPr>
-              <w:spacing w:after="20" w:line="240" w:lineRule="auto"/>
-            </w:pPr>
+              <w:spacing w:before="40" w:after="40"/>
+              <w:jc w:val="left"/>
+            </w:pPr>
+            <w:r>
+              <w:rPr>
+                <w:rFonts w:ascii="TH Sarabun New" w:hAnsi="TH Sarabun New"/>
+                <w:b w:val="0"/>
+                <w:sz w:val="24"/>
+              </w:rPr>
+              <w:t>เปิดโฟลเดอร์แสดงไฟล์งานตัวอย่าง</w:t>
+            </w:r>
           </w:p>
         </w:tc>
       </w:tr>
@@ -11641,11 +11866,14 @@
           </w:tcPr>
           <w:p>
             <w:pPr>
-              <w:spacing w:after="20" w:line="240" w:lineRule="auto"/>
-            </w:pPr>
-            <w:r>
-              <w:rPr>
-                <w:sz w:val="30"/>
+              <w:spacing w:before="40" w:after="40"/>
+              <w:jc w:val="left"/>
+            </w:pPr>
+            <w:r>
+              <w:rPr>
+                <w:rFonts w:ascii="TH Sarabun New" w:hAnsi="TH Sarabun New"/>
+                <w:b w:val="0"/>
+                <w:sz w:val="24"/>
               </w:rPr>
               <w:t>ปล่อยปุ่มเมื่อถึงพื้นที่เป้าหมาย</w:t>
             </w:r>
@@ -11664,8 +11892,17 @@
           </w:tcPr>
           <w:p>
             <w:pPr>
-              <w:spacing w:after="20" w:line="240" w:lineRule="auto"/>
-            </w:pPr>
+              <w:spacing w:before="40" w:after="40"/>
+              <w:jc w:val="center"/>
+            </w:pPr>
+            <w:r>
+              <w:rPr>
+                <w:rFonts w:ascii="TH Sarabun New" w:hAnsi="TH Sarabun New"/>
+                <w:b/>
+                <w:sz w:val="24"/>
+              </w:rPr>
+              <w:t>ลำดับที่ 4 (ขั้นตอนสุดท้าย)</w:t>
+            </w:r>
           </w:p>
         </w:tc>
       </w:tr>
@@ -11688,11 +11925,14 @@
           </w:tcPr>
           <w:p>
             <w:pPr>
-              <w:spacing w:after="20" w:line="240" w:lineRule="auto"/>
-            </w:pPr>
-            <w:r>
-              <w:rPr>
-                <w:sz w:val="30"/>
+              <w:spacing w:before="40" w:after="40"/>
+              <w:jc w:val="left"/>
+            </w:pPr>
+            <w:r>
+              <w:rPr>
+                <w:rFonts w:ascii="TH Sarabun New" w:hAnsi="TH Sarabun New"/>
+                <w:b w:val="0"/>
+                <w:sz w:val="24"/>
               </w:rPr>
               <w:t>วางตัวชี้บนวัตถุ</w:t>
             </w:r>
@@ -11712,8 +11952,17 @@
           </w:tcPr>
           <w:p>
             <w:pPr>
-              <w:spacing w:after="20" w:line="240" w:lineRule="auto"/>
-            </w:pPr>
+              <w:spacing w:before="40" w:after="40"/>
+              <w:jc w:val="center"/>
+            </w:pPr>
+            <w:r>
+              <w:rPr>
+                <w:rFonts w:ascii="TH Sarabun New" w:hAnsi="TH Sarabun New"/>
+                <w:b/>
+                <w:sz w:val="24"/>
+              </w:rPr>
+              <w:t>ลำดับที่ 1 (เริ่มต้น)</w:t>
+            </w:r>
           </w:p>
         </w:tc>
       </w:tr>
@@ -11735,11 +11984,14 @@
           </w:tcPr>
           <w:p>
             <w:pPr>
-              <w:spacing w:after="20" w:line="240" w:lineRule="auto"/>
-            </w:pPr>
-            <w:r>
-              <w:rPr>
-                <w:sz w:val="30"/>
+              <w:spacing w:before="40" w:after="40"/>
+              <w:jc w:val="left"/>
+            </w:pPr>
+            <w:r>
+              <w:rPr>
+                <w:rFonts w:ascii="TH Sarabun New" w:hAnsi="TH Sarabun New"/>
+                <w:b w:val="0"/>
+                <w:sz w:val="24"/>
               </w:rPr>
               <w:t>กดปุ่มซ้ายค้าง</w:t>
             </w:r>
@@ -11758,8 +12010,17 @@
           </w:tcPr>
           <w:p>
             <w:pPr>
-              <w:spacing w:after="20" w:line="240" w:lineRule="auto"/>
-            </w:pPr>
+              <w:spacing w:before="40" w:after="40"/>
+              <w:jc w:val="center"/>
+            </w:pPr>
+            <w:r>
+              <w:rPr>
+                <w:rFonts w:ascii="TH Sarabun New" w:hAnsi="TH Sarabun New"/>
+                <w:b/>
+                <w:sz w:val="24"/>
+              </w:rPr>
+              <w:t>ลำดับที่ 2</w:t>
+            </w:r>
           </w:p>
         </w:tc>
       </w:tr>
@@ -11782,11 +12043,14 @@
           </w:tcPr>
           <w:p>
             <w:pPr>
-              <w:spacing w:after="20" w:line="240" w:lineRule="auto"/>
-            </w:pPr>
-            <w:r>
-              <w:rPr>
-                <w:sz w:val="30"/>
+              <w:spacing w:before="40" w:after="40"/>
+              <w:jc w:val="left"/>
+            </w:pPr>
+            <w:r>
+              <w:rPr>
+                <w:rFonts w:ascii="TH Sarabun New" w:hAnsi="TH Sarabun New"/>
+                <w:b w:val="0"/>
+                <w:sz w:val="24"/>
               </w:rPr>
               <w:t>เคลื่อนเมาส์พาวัตถุไปยังเป้าหมาย</w:t>
             </w:r>
@@ -11806,8 +12070,17 @@
           </w:tcPr>
           <w:p>
             <w:pPr>
-              <w:spacing w:after="20" w:line="240" w:lineRule="auto"/>
-            </w:pPr>
+              <w:spacing w:before="40" w:after="40"/>
+              <w:jc w:val="center"/>
+            </w:pPr>
+            <w:r>
+              <w:rPr>
+                <w:rFonts w:ascii="TH Sarabun New" w:hAnsi="TH Sarabun New"/>
+                <w:b/>
+                <w:sz w:val="24"/>
+              </w:rPr>
+              <w:t>ลำดับที่ 3</w:t>
+            </w:r>
           </w:p>
         </w:tc>
       </w:tr>
@@ -11929,11 +12202,14 @@
           </w:tcPr>
           <w:p>
             <w:pPr>
-              <w:spacing w:after="20" w:line="240" w:lineRule="auto"/>
-            </w:pPr>
-            <w:r>
-              <w:rPr>
-                <w:sz w:val="30"/>
+              <w:spacing w:before="40" w:after="40"/>
+              <w:jc w:val="left"/>
+            </w:pPr>
+            <w:r>
+              <w:rPr>
+                <w:rFonts w:ascii="TH Sarabun New" w:hAnsi="TH Sarabun New"/>
+                <w:b w:val="0"/>
+                <w:sz w:val="24"/>
               </w:rPr>
               <w:t>ย้ายรูปดินสอไปวางในกล่อง</w:t>
             </w:r>
@@ -11952,8 +12228,17 @@
           </w:tcPr>
           <w:p>
             <w:pPr>
-              <w:spacing w:after="20" w:line="240" w:lineRule="auto"/>
-            </w:pPr>
+              <w:spacing w:before="40" w:after="40"/>
+              <w:jc w:val="center"/>
+            </w:pPr>
+            <w:r>
+              <w:rPr>
+                <w:rFonts w:ascii="TH Sarabun New" w:hAnsi="TH Sarabun New"/>
+                <w:b/>
+                <w:sz w:val="24"/>
+              </w:rPr>
+              <w:t>ลากและวาง (Drag &amp; Drop)</w:t>
+            </w:r>
           </w:p>
         </w:tc>
       </w:tr>
@@ -11976,11 +12261,14 @@
           </w:tcPr>
           <w:p>
             <w:pPr>
-              <w:spacing w:after="20" w:line="240" w:lineRule="auto"/>
-            </w:pPr>
-            <w:r>
-              <w:rPr>
-                <w:sz w:val="30"/>
+              <w:spacing w:before="40" w:after="40"/>
+              <w:jc w:val="left"/>
+            </w:pPr>
+            <w:r>
+              <w:rPr>
+                <w:rFonts w:ascii="TH Sarabun New" w:hAnsi="TH Sarabun New"/>
+                <w:b w:val="0"/>
+                <w:sz w:val="24"/>
               </w:rPr>
               <w:t>อ่านเรื่องที่อยู่ต่ำกว่าจอภาพ</w:t>
             </w:r>
@@ -12000,8 +12288,17 @@
           </w:tcPr>
           <w:p>
             <w:pPr>
-              <w:spacing w:after="20" w:line="240" w:lineRule="auto"/>
-            </w:pPr>
+              <w:spacing w:before="40" w:after="40"/>
+              <w:jc w:val="center"/>
+            </w:pPr>
+            <w:r>
+              <w:rPr>
+                <w:rFonts w:ascii="TH Sarabun New" w:hAnsi="TH Sarabun New"/>
+                <w:b/>
+                <w:sz w:val="24"/>
+              </w:rPr>
+              <w:t>เลื่อนลูกกลิ้ง (Scroll Wheel)</w:t>
+            </w:r>
           </w:p>
         </w:tc>
       </w:tr>
@@ -12023,11 +12320,14 @@
           </w:tcPr>
           <w:p>
             <w:pPr>
-              <w:spacing w:after="20" w:line="240" w:lineRule="auto"/>
-            </w:pPr>
-            <w:r>
-              <w:rPr>
-                <w:sz w:val="30"/>
+              <w:spacing w:before="40" w:after="40"/>
+              <w:jc w:val="left"/>
+            </w:pPr>
+            <w:r>
+              <w:rPr>
+                <w:rFonts w:ascii="TH Sarabun New" w:hAnsi="TH Sarabun New"/>
+                <w:b w:val="0"/>
+                <w:sz w:val="24"/>
               </w:rPr>
               <w:t>กดปุ่มส่งคำตอบ</w:t>
             </w:r>
@@ -12046,8 +12346,17 @@
           </w:tcPr>
           <w:p>
             <w:pPr>
-              <w:spacing w:after="20" w:line="240" w:lineRule="auto"/>
-            </w:pPr>
+              <w:spacing w:before="40" w:after="40"/>
+              <w:jc w:val="center"/>
+            </w:pPr>
+            <w:r>
+              <w:rPr>
+                <w:rFonts w:ascii="TH Sarabun New" w:hAnsi="TH Sarabun New"/>
+                <w:b/>
+                <w:sz w:val="24"/>
+              </w:rPr>
+              <w:t>คลิกซ้าย 1 ครั้ง (Left Click)</w:t>
+            </w:r>
           </w:p>
         </w:tc>
       </w:tr>
@@ -12070,11 +12379,14 @@
           </w:tcPr>
           <w:p>
             <w:pPr>
-              <w:spacing w:after="20" w:line="240" w:lineRule="auto"/>
-            </w:pPr>
-            <w:r>
-              <w:rPr>
-                <w:sz w:val="30"/>
+              <w:spacing w:before="40" w:after="40"/>
+              <w:jc w:val="left"/>
+            </w:pPr>
+            <w:r>
+              <w:rPr>
+                <w:rFonts w:ascii="TH Sarabun New" w:hAnsi="TH Sarabun New"/>
+                <w:b w:val="0"/>
+                <w:sz w:val="24"/>
               </w:rPr>
               <w:t>เปิดไอคอนตามการตั้งค่าที่ครูสาธิตให้กดสองครั้งติดกัน</w:t>
             </w:r>
@@ -12094,8 +12406,17 @@
           </w:tcPr>
           <w:p>
             <w:pPr>
-              <w:spacing w:after="20" w:line="240" w:lineRule="auto"/>
-            </w:pPr>
+              <w:spacing w:before="40" w:after="40"/>
+              <w:jc w:val="center"/>
+            </w:pPr>
+            <w:r>
+              <w:rPr>
+                <w:rFonts w:ascii="TH Sarabun New" w:hAnsi="TH Sarabun New"/>
+                <w:b/>
+                <w:sz w:val="24"/>
+              </w:rPr>
+              <w:t>ดับเบิลคลิก (Double Click)</w:t>
+            </w:r>
           </w:p>
         </w:tc>
       </w:tr>
@@ -12117,11 +12438,14 @@
           </w:tcPr>
           <w:p>
             <w:pPr>
-              <w:spacing w:after="20" w:line="240" w:lineRule="auto"/>
-            </w:pPr>
-            <w:r>
-              <w:rPr>
-                <w:sz w:val="30"/>
+              <w:spacing w:before="40" w:after="40"/>
+              <w:jc w:val="left"/>
+            </w:pPr>
+            <w:r>
+              <w:rPr>
+                <w:rFonts w:ascii="TH Sarabun New" w:hAnsi="TH Sarabun New"/>
+                <w:b w:val="0"/>
+                <w:sz w:val="24"/>
               </w:rPr>
               <w:t>จัดรูปทรงลงในช่องเงา</w:t>
             </w:r>
@@ -12140,8 +12464,17 @@
           </w:tcPr>
           <w:p>
             <w:pPr>
-              <w:spacing w:after="20" w:line="240" w:lineRule="auto"/>
-            </w:pPr>
+              <w:spacing w:before="40" w:after="40"/>
+              <w:jc w:val="center"/>
+            </w:pPr>
+            <w:r>
+              <w:rPr>
+                <w:rFonts w:ascii="TH Sarabun New" w:hAnsi="TH Sarabun New"/>
+                <w:b/>
+                <w:sz w:val="24"/>
+              </w:rPr>
+              <w:t>ลากและวาง (Drag &amp; Drop)</w:t>
+            </w:r>
           </w:p>
         </w:tc>
       </w:tr>
@@ -13854,12 +14187,14 @@
           </w:tcPr>
           <w:p>
             <w:pPr>
-              <w:spacing w:after="20" w:line="240" w:lineRule="auto"/>
+              <w:spacing w:before="40" w:after="40"/>
               <w:jc w:val="center"/>
             </w:pPr>
             <w:r>
               <w:rPr>
-                <w:sz w:val="30"/>
+                <w:rFonts w:ascii="TH Sarabun New" w:hAnsi="TH Sarabun New"/>
+                <w:b w:val="0"/>
+                <w:sz w:val="24"/>
               </w:rPr>
               <w:t>1</w:t>
             </w:r>
@@ -13878,11 +14213,14 @@
           </w:tcPr>
           <w:p>
             <w:pPr>
-              <w:spacing w:after="20" w:line="240" w:lineRule="auto"/>
-            </w:pPr>
-            <w:r>
-              <w:rPr>
-                <w:sz w:val="30"/>
+              <w:spacing w:before="40" w:after="40"/>
+              <w:jc w:val="left"/>
+            </w:pPr>
+            <w:r>
+              <w:rPr>
+                <w:rFonts w:ascii="TH Sarabun New" w:hAnsi="TH Sarabun New"/>
+                <w:b w:val="0"/>
+                <w:sz w:val="24"/>
               </w:rPr>
               <w:t>เด็กชายณัฐพัฒน์ จันทร์สิงห์</w:t>
             </w:r>
@@ -13901,9 +14239,17 @@
           </w:tcPr>
           <w:p>
             <w:pPr>
-              <w:spacing w:after="20" w:line="240" w:lineRule="auto"/>
+              <w:spacing w:before="40" w:after="40"/>
               <w:jc w:val="center"/>
             </w:pPr>
+            <w:r>
+              <w:rPr>
+                <w:rFonts w:ascii="TH Sarabun New" w:hAnsi="TH Sarabun New"/>
+                <w:b w:val="0"/>
+                <w:sz w:val="24"/>
+              </w:rPr>
+              <w:t>4</w:t>
+            </w:r>
           </w:p>
         </w:tc>
         <w:tc>
@@ -13919,9 +14265,17 @@
           </w:tcPr>
           <w:p>
             <w:pPr>
-              <w:spacing w:after="20" w:line="240" w:lineRule="auto"/>
+              <w:spacing w:before="40" w:after="40"/>
               <w:jc w:val="center"/>
             </w:pPr>
+            <w:r>
+              <w:rPr>
+                <w:rFonts w:ascii="TH Sarabun New" w:hAnsi="TH Sarabun New"/>
+                <w:b/>
+                <w:sz w:val="24"/>
+              </w:rPr>
+              <w:t>9</w:t>
+            </w:r>
           </w:p>
         </w:tc>
         <w:tc>
@@ -13937,9 +14291,17 @@
           </w:tcPr>
           <w:p>
             <w:pPr>
-              <w:spacing w:after="20" w:line="240" w:lineRule="auto"/>
+              <w:spacing w:before="40" w:after="40"/>
               <w:jc w:val="center"/>
             </w:pPr>
+            <w:r>
+              <w:rPr>
+                <w:rFonts w:ascii="TH Sarabun New" w:hAnsi="TH Sarabun New"/>
+                <w:b/>
+                <w:sz w:val="24"/>
+              </w:rPr>
+              <w:t>+5</w:t>
+            </w:r>
           </w:p>
         </w:tc>
         <w:tc>
@@ -13955,8 +14317,17 @@
           </w:tcPr>
           <w:p>
             <w:pPr>
-              <w:spacing w:after="20" w:line="240" w:lineRule="auto"/>
-            </w:pPr>
+              <w:spacing w:before="40" w:after="40"/>
+              <w:jc w:val="center"/>
+            </w:pPr>
+            <w:r>
+              <w:rPr>
+                <w:rFonts w:ascii="TH Sarabun New" w:hAnsi="TH Sarabun New"/>
+                <w:b/>
+                <w:sz w:val="24"/>
+              </w:rPr>
+              <w:t>ผ่านเกณฑ์ (ดีเยี่ยม)</w:t>
+            </w:r>
           </w:p>
         </w:tc>
       </w:tr>
@@ -13979,12 +14350,14 @@
           </w:tcPr>
           <w:p>
             <w:pPr>
-              <w:spacing w:after="20" w:line="240" w:lineRule="auto"/>
+              <w:spacing w:before="40" w:after="40"/>
               <w:jc w:val="center"/>
             </w:pPr>
             <w:r>
               <w:rPr>
-                <w:sz w:val="30"/>
+                <w:rFonts w:ascii="TH Sarabun New" w:hAnsi="TH Sarabun New"/>
+                <w:b w:val="0"/>
+                <w:sz w:val="24"/>
               </w:rPr>
               <w:t>2</w:t>
             </w:r>
@@ -14004,11 +14377,14 @@
           </w:tcPr>
           <w:p>
             <w:pPr>
-              <w:spacing w:after="20" w:line="240" w:lineRule="auto"/>
-            </w:pPr>
-            <w:r>
-              <w:rPr>
-                <w:sz w:val="30"/>
+              <w:spacing w:before="40" w:after="40"/>
+              <w:jc w:val="left"/>
+            </w:pPr>
+            <w:r>
+              <w:rPr>
+                <w:rFonts w:ascii="TH Sarabun New" w:hAnsi="TH Sarabun New"/>
+                <w:b w:val="0"/>
+                <w:sz w:val="24"/>
               </w:rPr>
               <w:t>เด็กชายระพีพัฒน์ เลิกนอก</w:t>
             </w:r>
@@ -14028,9 +14404,17 @@
           </w:tcPr>
           <w:p>
             <w:pPr>
-              <w:spacing w:after="20" w:line="240" w:lineRule="auto"/>
+              <w:spacing w:before="40" w:after="40"/>
               <w:jc w:val="center"/>
             </w:pPr>
+            <w:r>
+              <w:rPr>
+                <w:rFonts w:ascii="TH Sarabun New" w:hAnsi="TH Sarabun New"/>
+                <w:b w:val="0"/>
+                <w:sz w:val="24"/>
+              </w:rPr>
+              <w:t>3</w:t>
+            </w:r>
           </w:p>
         </w:tc>
         <w:tc>
@@ -14047,9 +14431,17 @@
           </w:tcPr>
           <w:p>
             <w:pPr>
-              <w:spacing w:after="20" w:line="240" w:lineRule="auto"/>
+              <w:spacing w:before="40" w:after="40"/>
               <w:jc w:val="center"/>
             </w:pPr>
+            <w:r>
+              <w:rPr>
+                <w:rFonts w:ascii="TH Sarabun New" w:hAnsi="TH Sarabun New"/>
+                <w:b/>
+                <w:sz w:val="24"/>
+              </w:rPr>
+              <w:t>8</w:t>
+            </w:r>
           </w:p>
         </w:tc>
         <w:tc>
@@ -14066,9 +14458,17 @@
           </w:tcPr>
           <w:p>
             <w:pPr>
-              <w:spacing w:after="20" w:line="240" w:lineRule="auto"/>
+              <w:spacing w:before="40" w:after="40"/>
               <w:jc w:val="center"/>
             </w:pPr>
+            <w:r>
+              <w:rPr>
+                <w:rFonts w:ascii="TH Sarabun New" w:hAnsi="TH Sarabun New"/>
+                <w:b/>
+                <w:sz w:val="24"/>
+              </w:rPr>
+              <w:t>+5</w:t>
+            </w:r>
           </w:p>
         </w:tc>
         <w:tc>
@@ -14085,8 +14485,17 @@
           </w:tcPr>
           <w:p>
             <w:pPr>
-              <w:spacing w:after="20" w:line="240" w:lineRule="auto"/>
-            </w:pPr>
+              <w:spacing w:before="40" w:after="40"/>
+              <w:jc w:val="center"/>
+            </w:pPr>
+            <w:r>
+              <w:rPr>
+                <w:rFonts w:ascii="TH Sarabun New" w:hAnsi="TH Sarabun New"/>
+                <w:b/>
+                <w:sz w:val="24"/>
+              </w:rPr>
+              <w:t>ผ่านเกณฑ์ (ดี)</w:t>
+            </w:r>
           </w:p>
         </w:tc>
       </w:tr>
@@ -14108,12 +14517,14 @@
           </w:tcPr>
           <w:p>
             <w:pPr>
-              <w:spacing w:after="20" w:line="240" w:lineRule="auto"/>
+              <w:spacing w:before="40" w:after="40"/>
               <w:jc w:val="center"/>
             </w:pPr>
             <w:r>
               <w:rPr>
-                <w:sz w:val="30"/>
+                <w:rFonts w:ascii="TH Sarabun New" w:hAnsi="TH Sarabun New"/>
+                <w:b w:val="0"/>
+                <w:sz w:val="24"/>
               </w:rPr>
               <w:t>3</w:t>
             </w:r>
@@ -14132,11 +14543,14 @@
           </w:tcPr>
           <w:p>
             <w:pPr>
-              <w:spacing w:after="20" w:line="240" w:lineRule="auto"/>
-            </w:pPr>
-            <w:r>
-              <w:rPr>
-                <w:sz w:val="30"/>
+              <w:spacing w:before="40" w:after="40"/>
+              <w:jc w:val="left"/>
+            </w:pPr>
+            <w:r>
+              <w:rPr>
+                <w:rFonts w:ascii="TH Sarabun New" w:hAnsi="TH Sarabun New"/>
+                <w:b w:val="0"/>
+                <w:sz w:val="24"/>
               </w:rPr>
               <w:t>เด็กชายวงศกร เลิกนอก</w:t>
             </w:r>
@@ -14155,9 +14569,17 @@
           </w:tcPr>
           <w:p>
             <w:pPr>
-              <w:spacing w:after="20" w:line="240" w:lineRule="auto"/>
+              <w:spacing w:before="40" w:after="40"/>
               <w:jc w:val="center"/>
             </w:pPr>
+            <w:r>
+              <w:rPr>
+                <w:rFonts w:ascii="TH Sarabun New" w:hAnsi="TH Sarabun New"/>
+                <w:b w:val="0"/>
+                <w:sz w:val="24"/>
+              </w:rPr>
+              <w:t>5</w:t>
+            </w:r>
           </w:p>
         </w:tc>
         <w:tc>
@@ -14173,9 +14595,17 @@
           </w:tcPr>
           <w:p>
             <w:pPr>
-              <w:spacing w:after="20" w:line="240" w:lineRule="auto"/>
+              <w:spacing w:before="40" w:after="40"/>
               <w:jc w:val="center"/>
             </w:pPr>
+            <w:r>
+              <w:rPr>
+                <w:rFonts w:ascii="TH Sarabun New" w:hAnsi="TH Sarabun New"/>
+                <w:b/>
+                <w:sz w:val="24"/>
+              </w:rPr>
+              <w:t>9</w:t>
+            </w:r>
           </w:p>
         </w:tc>
         <w:tc>
@@ -14191,9 +14621,17 @@
           </w:tcPr>
           <w:p>
             <w:pPr>
-              <w:spacing w:after="20" w:line="240" w:lineRule="auto"/>
+              <w:spacing w:before="40" w:after="40"/>
               <w:jc w:val="center"/>
             </w:pPr>
+            <w:r>
+              <w:rPr>
+                <w:rFonts w:ascii="TH Sarabun New" w:hAnsi="TH Sarabun New"/>
+                <w:b/>
+                <w:sz w:val="24"/>
+              </w:rPr>
+              <w:t>+4</w:t>
+            </w:r>
           </w:p>
         </w:tc>
         <w:tc>
@@ -14209,8 +14647,17 @@
           </w:tcPr>
           <w:p>
             <w:pPr>
-              <w:spacing w:after="20" w:line="240" w:lineRule="auto"/>
-            </w:pPr>
+              <w:spacing w:before="40" w:after="40"/>
+              <w:jc w:val="center"/>
+            </w:pPr>
+            <w:r>
+              <w:rPr>
+                <w:rFonts w:ascii="TH Sarabun New" w:hAnsi="TH Sarabun New"/>
+                <w:b/>
+                <w:sz w:val="24"/>
+              </w:rPr>
+              <w:t>ผ่านเกณฑ์ (ดีเยี่ยม)</w:t>
+            </w:r>
           </w:p>
         </w:tc>
       </w:tr>
@@ -14233,12 +14680,14 @@
           </w:tcPr>
           <w:p>
             <w:pPr>
-              <w:spacing w:after="20" w:line="240" w:lineRule="auto"/>
+              <w:spacing w:before="40" w:after="40"/>
               <w:jc w:val="center"/>
             </w:pPr>
             <w:r>
               <w:rPr>
-                <w:sz w:val="30"/>
+                <w:rFonts w:ascii="TH Sarabun New" w:hAnsi="TH Sarabun New"/>
+                <w:b w:val="0"/>
+                <w:sz w:val="24"/>
               </w:rPr>
               <w:t>4</w:t>
             </w:r>
@@ -14258,11 +14707,14 @@
           </w:tcPr>
           <w:p>
             <w:pPr>
-              <w:spacing w:after="20" w:line="240" w:lineRule="auto"/>
-            </w:pPr>
-            <w:r>
-              <w:rPr>
-                <w:sz w:val="30"/>
+              <w:spacing w:before="40" w:after="40"/>
+              <w:jc w:val="left"/>
+            </w:pPr>
+            <w:r>
+              <w:rPr>
+                <w:rFonts w:ascii="TH Sarabun New" w:hAnsi="TH Sarabun New"/>
+                <w:b w:val="0"/>
+                <w:sz w:val="24"/>
               </w:rPr>
               <w:t>เด็กชายณฐพงศ์ พวงมาลี</w:t>
             </w:r>
@@ -14282,9 +14734,17 @@
           </w:tcPr>
           <w:p>
             <w:pPr>
-              <w:spacing w:after="20" w:line="240" w:lineRule="auto"/>
+              <w:spacing w:before="40" w:after="40"/>
               <w:jc w:val="center"/>
             </w:pPr>
+            <w:r>
+              <w:rPr>
+                <w:rFonts w:ascii="TH Sarabun New" w:hAnsi="TH Sarabun New"/>
+                <w:b w:val="0"/>
+                <w:sz w:val="24"/>
+              </w:rPr>
+              <w:t>4</w:t>
+            </w:r>
           </w:p>
         </w:tc>
         <w:tc>
@@ -14301,9 +14761,17 @@
           </w:tcPr>
           <w:p>
             <w:pPr>
-              <w:spacing w:after="20" w:line="240" w:lineRule="auto"/>
+              <w:spacing w:before="40" w:after="40"/>
               <w:jc w:val="center"/>
             </w:pPr>
+            <w:r>
+              <w:rPr>
+                <w:rFonts w:ascii="TH Sarabun New" w:hAnsi="TH Sarabun New"/>
+                <w:b/>
+                <w:sz w:val="24"/>
+              </w:rPr>
+              <w:t>9</w:t>
+            </w:r>
           </w:p>
         </w:tc>
         <w:tc>
@@ -14320,9 +14788,17 @@
           </w:tcPr>
           <w:p>
             <w:pPr>
-              <w:spacing w:after="20" w:line="240" w:lineRule="auto"/>
+              <w:spacing w:before="40" w:after="40"/>
               <w:jc w:val="center"/>
             </w:pPr>
+            <w:r>
+              <w:rPr>
+                <w:rFonts w:ascii="TH Sarabun New" w:hAnsi="TH Sarabun New"/>
+                <w:b/>
+                <w:sz w:val="24"/>
+              </w:rPr>
+              <w:t>+5</w:t>
+            </w:r>
           </w:p>
         </w:tc>
         <w:tc>
@@ -14339,8 +14815,17 @@
           </w:tcPr>
           <w:p>
             <w:pPr>
-              <w:spacing w:after="20" w:line="240" w:lineRule="auto"/>
-            </w:pPr>
+              <w:spacing w:before="40" w:after="40"/>
+              <w:jc w:val="center"/>
+            </w:pPr>
+            <w:r>
+              <w:rPr>
+                <w:rFonts w:ascii="TH Sarabun New" w:hAnsi="TH Sarabun New"/>
+                <w:b/>
+                <w:sz w:val="24"/>
+              </w:rPr>
+              <w:t>ผ่านเกณฑ์ (ดีเยี่ยม)</w:t>
+            </w:r>
           </w:p>
         </w:tc>
       </w:tr>
@@ -14362,12 +14847,14 @@
           </w:tcPr>
           <w:p>
             <w:pPr>
-              <w:spacing w:after="20" w:line="240" w:lineRule="auto"/>
+              <w:spacing w:before="40" w:after="40"/>
               <w:jc w:val="center"/>
             </w:pPr>
             <w:r>
               <w:rPr>
-                <w:sz w:val="30"/>
+                <w:rFonts w:ascii="TH Sarabun New" w:hAnsi="TH Sarabun New"/>
+                <w:b w:val="0"/>
+                <w:sz w:val="24"/>
               </w:rPr>
               <w:t>5</w:t>
             </w:r>
@@ -14386,11 +14873,14 @@
           </w:tcPr>
           <w:p>
             <w:pPr>
-              <w:spacing w:after="20" w:line="240" w:lineRule="auto"/>
-            </w:pPr>
-            <w:r>
-              <w:rPr>
-                <w:sz w:val="30"/>
+              <w:spacing w:before="40" w:after="40"/>
+              <w:jc w:val="left"/>
+            </w:pPr>
+            <w:r>
+              <w:rPr>
+                <w:rFonts w:ascii="TH Sarabun New" w:hAnsi="TH Sarabun New"/>
+                <w:b w:val="0"/>
+                <w:sz w:val="24"/>
               </w:rPr>
               <w:t>เด็กชายเชาวลิต แสงทองศรี</w:t>
             </w:r>
@@ -14409,9 +14899,17 @@
           </w:tcPr>
           <w:p>
             <w:pPr>
-              <w:spacing w:after="20" w:line="240" w:lineRule="auto"/>
+              <w:spacing w:before="40" w:after="40"/>
               <w:jc w:val="center"/>
             </w:pPr>
+            <w:r>
+              <w:rPr>
+                <w:rFonts w:ascii="TH Sarabun New" w:hAnsi="TH Sarabun New"/>
+                <w:b w:val="0"/>
+                <w:sz w:val="24"/>
+              </w:rPr>
+              <w:t>3</w:t>
+            </w:r>
           </w:p>
         </w:tc>
         <w:tc>
@@ -14427,9 +14925,17 @@
           </w:tcPr>
           <w:p>
             <w:pPr>
-              <w:spacing w:after="20" w:line="240" w:lineRule="auto"/>
+              <w:spacing w:before="40" w:after="40"/>
               <w:jc w:val="center"/>
             </w:pPr>
+            <w:r>
+              <w:rPr>
+                <w:rFonts w:ascii="TH Sarabun New" w:hAnsi="TH Sarabun New"/>
+                <w:b/>
+                <w:sz w:val="24"/>
+              </w:rPr>
+              <w:t>8</w:t>
+            </w:r>
           </w:p>
         </w:tc>
         <w:tc>
@@ -14445,9 +14951,17 @@
           </w:tcPr>
           <w:p>
             <w:pPr>
-              <w:spacing w:after="20" w:line="240" w:lineRule="auto"/>
+              <w:spacing w:before="40" w:after="40"/>
               <w:jc w:val="center"/>
             </w:pPr>
+            <w:r>
+              <w:rPr>
+                <w:rFonts w:ascii="TH Sarabun New" w:hAnsi="TH Sarabun New"/>
+                <w:b/>
+                <w:sz w:val="24"/>
+              </w:rPr>
+              <w:t>+5</w:t>
+            </w:r>
           </w:p>
         </w:tc>
         <w:tc>
@@ -14463,8 +14977,17 @@
           </w:tcPr>
           <w:p>
             <w:pPr>
-              <w:spacing w:after="20" w:line="240" w:lineRule="auto"/>
-            </w:pPr>
+              <w:spacing w:before="40" w:after="40"/>
+              <w:jc w:val="center"/>
+            </w:pPr>
+            <w:r>
+              <w:rPr>
+                <w:rFonts w:ascii="TH Sarabun New" w:hAnsi="TH Sarabun New"/>
+                <w:b/>
+                <w:sz w:val="24"/>
+              </w:rPr>
+              <w:t>ผ่านเกณฑ์ (ดี)</w:t>
+            </w:r>
           </w:p>
         </w:tc>
       </w:tr>
@@ -14487,12 +15010,14 @@
           </w:tcPr>
           <w:p>
             <w:pPr>
-              <w:spacing w:after="20" w:line="240" w:lineRule="auto"/>
+              <w:spacing w:before="40" w:after="40"/>
               <w:jc w:val="center"/>
             </w:pPr>
             <w:r>
               <w:rPr>
-                <w:sz w:val="30"/>
+                <w:rFonts w:ascii="TH Sarabun New" w:hAnsi="TH Sarabun New"/>
+                <w:b w:val="0"/>
+                <w:sz w:val="24"/>
               </w:rPr>
               <w:t>6</w:t>
             </w:r>
@@ -14512,11 +15037,14 @@
           </w:tcPr>
           <w:p>
             <w:pPr>
-              <w:spacing w:after="20" w:line="240" w:lineRule="auto"/>
-            </w:pPr>
-            <w:r>
-              <w:rPr>
-                <w:sz w:val="30"/>
+              <w:spacing w:before="40" w:after="40"/>
+              <w:jc w:val="left"/>
+            </w:pPr>
+            <w:r>
+              <w:rPr>
+                <w:rFonts w:ascii="TH Sarabun New" w:hAnsi="TH Sarabun New"/>
+                <w:b w:val="0"/>
+                <w:sz w:val="24"/>
               </w:rPr>
               <w:t>เด็กชายกมลโชค ปู่วาคี</w:t>
             </w:r>
@@ -14536,9 +15064,17 @@
           </w:tcPr>
           <w:p>
             <w:pPr>
-              <w:spacing w:after="20" w:line="240" w:lineRule="auto"/>
+              <w:spacing w:before="40" w:after="40"/>
               <w:jc w:val="center"/>
             </w:pPr>
+            <w:r>
+              <w:rPr>
+                <w:rFonts w:ascii="TH Sarabun New" w:hAnsi="TH Sarabun New"/>
+                <w:b w:val="0"/>
+                <w:sz w:val="24"/>
+              </w:rPr>
+              <w:t>4</w:t>
+            </w:r>
           </w:p>
         </w:tc>
         <w:tc>
@@ -14555,9 +15091,17 @@
           </w:tcPr>
           <w:p>
             <w:pPr>
-              <w:spacing w:after="20" w:line="240" w:lineRule="auto"/>
+              <w:spacing w:before="40" w:after="40"/>
               <w:jc w:val="center"/>
             </w:pPr>
+            <w:r>
+              <w:rPr>
+                <w:rFonts w:ascii="TH Sarabun New" w:hAnsi="TH Sarabun New"/>
+                <w:b/>
+                <w:sz w:val="24"/>
+              </w:rPr>
+              <w:t>10</w:t>
+            </w:r>
           </w:p>
         </w:tc>
         <w:tc>
@@ -14574,9 +15118,17 @@
           </w:tcPr>
           <w:p>
             <w:pPr>
-              <w:spacing w:after="20" w:line="240" w:lineRule="auto"/>
+              <w:spacing w:before="40" w:after="40"/>
               <w:jc w:val="center"/>
             </w:pPr>
+            <w:r>
+              <w:rPr>
+                <w:rFonts w:ascii="TH Sarabun New" w:hAnsi="TH Sarabun New"/>
+                <w:b/>
+                <w:sz w:val="24"/>
+              </w:rPr>
+              <w:t>+6</w:t>
+            </w:r>
           </w:p>
         </w:tc>
         <w:tc>
@@ -14593,8 +15145,17 @@
           </w:tcPr>
           <w:p>
             <w:pPr>
-              <w:spacing w:after="20" w:line="240" w:lineRule="auto"/>
-            </w:pPr>
+              <w:spacing w:before="40" w:after="40"/>
+              <w:jc w:val="center"/>
+            </w:pPr>
+            <w:r>
+              <w:rPr>
+                <w:rFonts w:ascii="TH Sarabun New" w:hAnsi="TH Sarabun New"/>
+                <w:b/>
+                <w:sz w:val="24"/>
+              </w:rPr>
+              <w:t>ผ่านเกณฑ์ (ดีเยี่ยม)</w:t>
+            </w:r>
           </w:p>
         </w:tc>
       </w:tr>
@@ -14616,12 +15177,14 @@
           </w:tcPr>
           <w:p>
             <w:pPr>
-              <w:spacing w:after="20" w:line="240" w:lineRule="auto"/>
+              <w:spacing w:before="40" w:after="40"/>
               <w:jc w:val="center"/>
             </w:pPr>
             <w:r>
               <w:rPr>
-                <w:sz w:val="30"/>
+                <w:rFonts w:ascii="TH Sarabun New" w:hAnsi="TH Sarabun New"/>
+                <w:b w:val="0"/>
+                <w:sz w:val="24"/>
               </w:rPr>
               <w:t>7</w:t>
             </w:r>
@@ -14640,11 +15203,14 @@
           </w:tcPr>
           <w:p>
             <w:pPr>
-              <w:spacing w:after="20" w:line="240" w:lineRule="auto"/>
-            </w:pPr>
-            <w:r>
-              <w:rPr>
-                <w:sz w:val="30"/>
+              <w:spacing w:before="40" w:after="40"/>
+              <w:jc w:val="left"/>
+            </w:pPr>
+            <w:r>
+              <w:rPr>
+                <w:rFonts w:ascii="TH Sarabun New" w:hAnsi="TH Sarabun New"/>
+                <w:b w:val="0"/>
+                <w:sz w:val="24"/>
               </w:rPr>
               <w:t>เด็กชายสิษฐ์กัณฑ์ แสงทองศรี</w:t>
             </w:r>
@@ -14663,9 +15229,17 @@
           </w:tcPr>
           <w:p>
             <w:pPr>
-              <w:spacing w:after="20" w:line="240" w:lineRule="auto"/>
+              <w:spacing w:before="40" w:after="40"/>
               <w:jc w:val="center"/>
             </w:pPr>
+            <w:r>
+              <w:rPr>
+                <w:rFonts w:ascii="TH Sarabun New" w:hAnsi="TH Sarabun New"/>
+                <w:b w:val="0"/>
+                <w:sz w:val="24"/>
+              </w:rPr>
+              <w:t>3</w:t>
+            </w:r>
           </w:p>
         </w:tc>
         <w:tc>
@@ -14681,9 +15255,17 @@
           </w:tcPr>
           <w:p>
             <w:pPr>
-              <w:spacing w:after="20" w:line="240" w:lineRule="auto"/>
+              <w:spacing w:before="40" w:after="40"/>
               <w:jc w:val="center"/>
             </w:pPr>
+            <w:r>
+              <w:rPr>
+                <w:rFonts w:ascii="TH Sarabun New" w:hAnsi="TH Sarabun New"/>
+                <w:b/>
+                <w:sz w:val="24"/>
+              </w:rPr>
+              <w:t>8</w:t>
+            </w:r>
           </w:p>
         </w:tc>
         <w:tc>
@@ -14699,9 +15281,17 @@
           </w:tcPr>
           <w:p>
             <w:pPr>
-              <w:spacing w:after="20" w:line="240" w:lineRule="auto"/>
+              <w:spacing w:before="40" w:after="40"/>
               <w:jc w:val="center"/>
             </w:pPr>
+            <w:r>
+              <w:rPr>
+                <w:rFonts w:ascii="TH Sarabun New" w:hAnsi="TH Sarabun New"/>
+                <w:b/>
+                <w:sz w:val="24"/>
+              </w:rPr>
+              <w:t>+5</w:t>
+            </w:r>
           </w:p>
         </w:tc>
         <w:tc>
@@ -14717,8 +15307,17 @@
           </w:tcPr>
           <w:p>
             <w:pPr>
-              <w:spacing w:after="20" w:line="240" w:lineRule="auto"/>
-            </w:pPr>
+              <w:spacing w:before="40" w:after="40"/>
+              <w:jc w:val="center"/>
+            </w:pPr>
+            <w:r>
+              <w:rPr>
+                <w:rFonts w:ascii="TH Sarabun New" w:hAnsi="TH Sarabun New"/>
+                <w:b/>
+                <w:sz w:val="24"/>
+              </w:rPr>
+              <w:t>ผ่านเกณฑ์ (ดี)</w:t>
+            </w:r>
           </w:p>
         </w:tc>
       </w:tr>
@@ -14741,12 +15340,14 @@
           </w:tcPr>
           <w:p>
             <w:pPr>
-              <w:spacing w:after="20" w:line="240" w:lineRule="auto"/>
+              <w:spacing w:before="40" w:after="40"/>
               <w:jc w:val="center"/>
             </w:pPr>
             <w:r>
               <w:rPr>
-                <w:sz w:val="30"/>
+                <w:rFonts w:ascii="TH Sarabun New" w:hAnsi="TH Sarabun New"/>
+                <w:b w:val="0"/>
+                <w:sz w:val="24"/>
               </w:rPr>
               <w:t>8</w:t>
             </w:r>
@@ -14766,11 +15367,14 @@
           </w:tcPr>
           <w:p>
             <w:pPr>
-              <w:spacing w:after="20" w:line="240" w:lineRule="auto"/>
-            </w:pPr>
-            <w:r>
-              <w:rPr>
-                <w:sz w:val="30"/>
+              <w:spacing w:before="40" w:after="40"/>
+              <w:jc w:val="left"/>
+            </w:pPr>
+            <w:r>
+              <w:rPr>
+                <w:rFonts w:ascii="TH Sarabun New" w:hAnsi="TH Sarabun New"/>
+                <w:b w:val="0"/>
+                <w:sz w:val="24"/>
               </w:rPr>
               <w:t>เด็กชายชลธร ศรีสุข</w:t>
             </w:r>
@@ -14790,9 +15394,17 @@
           </w:tcPr>
           <w:p>
             <w:pPr>
-              <w:spacing w:after="20" w:line="240" w:lineRule="auto"/>
+              <w:spacing w:before="40" w:after="40"/>
               <w:jc w:val="center"/>
             </w:pPr>
+            <w:r>
+              <w:rPr>
+                <w:rFonts w:ascii="TH Sarabun New" w:hAnsi="TH Sarabun New"/>
+                <w:b w:val="0"/>
+                <w:sz w:val="24"/>
+              </w:rPr>
+              <w:t>5</w:t>
+            </w:r>
           </w:p>
         </w:tc>
         <w:tc>
@@ -14809,9 +15421,17 @@
           </w:tcPr>
           <w:p>
             <w:pPr>
-              <w:spacing w:after="20" w:line="240" w:lineRule="auto"/>
+              <w:spacing w:before="40" w:after="40"/>
               <w:jc w:val="center"/>
             </w:pPr>
+            <w:r>
+              <w:rPr>
+                <w:rFonts w:ascii="TH Sarabun New" w:hAnsi="TH Sarabun New"/>
+                <w:b/>
+                <w:sz w:val="24"/>
+              </w:rPr>
+              <w:t>10</w:t>
+            </w:r>
           </w:p>
         </w:tc>
         <w:tc>
@@ -14828,9 +15448,17 @@
           </w:tcPr>
           <w:p>
             <w:pPr>
-              <w:spacing w:after="20" w:line="240" w:lineRule="auto"/>
+              <w:spacing w:before="40" w:after="40"/>
               <w:jc w:val="center"/>
             </w:pPr>
+            <w:r>
+              <w:rPr>
+                <w:rFonts w:ascii="TH Sarabun New" w:hAnsi="TH Sarabun New"/>
+                <w:b/>
+                <w:sz w:val="24"/>
+              </w:rPr>
+              <w:t>+5</w:t>
+            </w:r>
           </w:p>
         </w:tc>
         <w:tc>
@@ -14847,8 +15475,17 @@
           </w:tcPr>
           <w:p>
             <w:pPr>
-              <w:spacing w:after="20" w:line="240" w:lineRule="auto"/>
-            </w:pPr>
+              <w:spacing w:before="40" w:after="40"/>
+              <w:jc w:val="center"/>
+            </w:pPr>
+            <w:r>
+              <w:rPr>
+                <w:rFonts w:ascii="TH Sarabun New" w:hAnsi="TH Sarabun New"/>
+                <w:b/>
+                <w:sz w:val="24"/>
+              </w:rPr>
+              <w:t>ผ่านเกณฑ์ (ดีเยี่ยม)</w:t>
+            </w:r>
           </w:p>
         </w:tc>
       </w:tr>
@@ -14870,12 +15507,14 @@
           </w:tcPr>
           <w:p>
             <w:pPr>
-              <w:spacing w:after="20" w:line="240" w:lineRule="auto"/>
+              <w:spacing w:before="40" w:after="40"/>
               <w:jc w:val="center"/>
             </w:pPr>
             <w:r>
               <w:rPr>
-                <w:sz w:val="30"/>
+                <w:rFonts w:ascii="TH Sarabun New" w:hAnsi="TH Sarabun New"/>
+                <w:b w:val="0"/>
+                <w:sz w:val="24"/>
               </w:rPr>
               <w:t>9</w:t>
             </w:r>
@@ -14894,11 +15533,14 @@
           </w:tcPr>
           <w:p>
             <w:pPr>
-              <w:spacing w:after="20" w:line="240" w:lineRule="auto"/>
-            </w:pPr>
-            <w:r>
-              <w:rPr>
-                <w:sz w:val="30"/>
+              <w:spacing w:before="40" w:after="40"/>
+              <w:jc w:val="left"/>
+            </w:pPr>
+            <w:r>
+              <w:rPr>
+                <w:rFonts w:ascii="TH Sarabun New" w:hAnsi="TH Sarabun New"/>
+                <w:b w:val="0"/>
+                <w:sz w:val="24"/>
               </w:rPr>
               <w:t>เด็กชายอนาวิล พลอยประดับ</w:t>
             </w:r>
@@ -14917,9 +15559,17 @@
           </w:tcPr>
           <w:p>
             <w:pPr>
-              <w:spacing w:after="20" w:line="240" w:lineRule="auto"/>
+              <w:spacing w:before="40" w:after="40"/>
               <w:jc w:val="center"/>
             </w:pPr>
+            <w:r>
+              <w:rPr>
+                <w:rFonts w:ascii="TH Sarabun New" w:hAnsi="TH Sarabun New"/>
+                <w:b w:val="0"/>
+                <w:sz w:val="24"/>
+              </w:rPr>
+              <w:t>4</w:t>
+            </w:r>
           </w:p>
         </w:tc>
         <w:tc>
@@ -14935,9 +15585,17 @@
           </w:tcPr>
           <w:p>
             <w:pPr>
-              <w:spacing w:after="20" w:line="240" w:lineRule="auto"/>
+              <w:spacing w:before="40" w:after="40"/>
               <w:jc w:val="center"/>
             </w:pPr>
+            <w:r>
+              <w:rPr>
+                <w:rFonts w:ascii="TH Sarabun New" w:hAnsi="TH Sarabun New"/>
+                <w:b/>
+                <w:sz w:val="24"/>
+              </w:rPr>
+              <w:t>9</w:t>
+            </w:r>
           </w:p>
         </w:tc>
         <w:tc>
@@ -14953,9 +15611,17 @@
           </w:tcPr>
           <w:p>
             <w:pPr>
-              <w:spacing w:after="20" w:line="240" w:lineRule="auto"/>
+              <w:spacing w:before="40" w:after="40"/>
               <w:jc w:val="center"/>
             </w:pPr>
+            <w:r>
+              <w:rPr>
+                <w:rFonts w:ascii="TH Sarabun New" w:hAnsi="TH Sarabun New"/>
+                <w:b/>
+                <w:sz w:val="24"/>
+              </w:rPr>
+              <w:t>+5</w:t>
+            </w:r>
           </w:p>
         </w:tc>
         <w:tc>
@@ -14971,8 +15637,17 @@
           </w:tcPr>
           <w:p>
             <w:pPr>
-              <w:spacing w:after="20" w:line="240" w:lineRule="auto"/>
-            </w:pPr>
+              <w:spacing w:before="40" w:after="40"/>
+              <w:jc w:val="center"/>
+            </w:pPr>
+            <w:r>
+              <w:rPr>
+                <w:rFonts w:ascii="TH Sarabun New" w:hAnsi="TH Sarabun New"/>
+                <w:b/>
+                <w:sz w:val="24"/>
+              </w:rPr>
+              <w:t>ผ่านเกณฑ์ (ดีเยี่ยม)</w:t>
+            </w:r>
           </w:p>
         </w:tc>
       </w:tr>
@@ -14995,12 +15670,14 @@
           </w:tcPr>
           <w:p>
             <w:pPr>
-              <w:spacing w:after="20" w:line="240" w:lineRule="auto"/>
+              <w:spacing w:before="40" w:after="40"/>
               <w:jc w:val="center"/>
             </w:pPr>
             <w:r>
               <w:rPr>
-                <w:sz w:val="30"/>
+                <w:rFonts w:ascii="TH Sarabun New" w:hAnsi="TH Sarabun New"/>
+                <w:b w:val="0"/>
+                <w:sz w:val="24"/>
               </w:rPr>
               <w:t>10</w:t>
             </w:r>
@@ -15020,11 +15697,14 @@
           </w:tcPr>
           <w:p>
             <w:pPr>
-              <w:spacing w:after="20" w:line="240" w:lineRule="auto"/>
-            </w:pPr>
-            <w:r>
-              <w:rPr>
-                <w:sz w:val="30"/>
+              <w:spacing w:before="40" w:after="40"/>
+              <w:jc w:val="left"/>
+            </w:pPr>
+            <w:r>
+              <w:rPr>
+                <w:rFonts w:ascii="TH Sarabun New" w:hAnsi="TH Sarabun New"/>
+                <w:b w:val="0"/>
+                <w:sz w:val="24"/>
               </w:rPr>
               <w:t>เด็กชายภพธร กะวันทา</w:t>
             </w:r>
@@ -15044,9 +15724,17 @@
           </w:tcPr>
           <w:p>
             <w:pPr>
-              <w:spacing w:after="20" w:line="240" w:lineRule="auto"/>
+              <w:spacing w:before="40" w:after="40"/>
               <w:jc w:val="center"/>
             </w:pPr>
+            <w:r>
+              <w:rPr>
+                <w:rFonts w:ascii="TH Sarabun New" w:hAnsi="TH Sarabun New"/>
+                <w:b w:val="0"/>
+                <w:sz w:val="24"/>
+              </w:rPr>
+              <w:t>3</w:t>
+            </w:r>
           </w:p>
         </w:tc>
         <w:tc>
@@ -15063,9 +15751,17 @@
           </w:tcPr>
           <w:p>
             <w:pPr>
-              <w:spacing w:after="20" w:line="240" w:lineRule="auto"/>
+              <w:spacing w:before="40" w:after="40"/>
               <w:jc w:val="center"/>
             </w:pPr>
+            <w:r>
+              <w:rPr>
+                <w:rFonts w:ascii="TH Sarabun New" w:hAnsi="TH Sarabun New"/>
+                <w:b/>
+                <w:sz w:val="24"/>
+              </w:rPr>
+              <w:t>8</w:t>
+            </w:r>
           </w:p>
         </w:tc>
         <w:tc>
@@ -15082,9 +15778,17 @@
           </w:tcPr>
           <w:p>
             <w:pPr>
-              <w:spacing w:after="20" w:line="240" w:lineRule="auto"/>
+              <w:spacing w:before="40" w:after="40"/>
               <w:jc w:val="center"/>
             </w:pPr>
+            <w:r>
+              <w:rPr>
+                <w:rFonts w:ascii="TH Sarabun New" w:hAnsi="TH Sarabun New"/>
+                <w:b/>
+                <w:sz w:val="24"/>
+              </w:rPr>
+              <w:t>+5</w:t>
+            </w:r>
           </w:p>
         </w:tc>
         <w:tc>
@@ -15101,8 +15805,17 @@
           </w:tcPr>
           <w:p>
             <w:pPr>
-              <w:spacing w:after="20" w:line="240" w:lineRule="auto"/>
-            </w:pPr>
+              <w:spacing w:before="40" w:after="40"/>
+              <w:jc w:val="center"/>
+            </w:pPr>
+            <w:r>
+              <w:rPr>
+                <w:rFonts w:ascii="TH Sarabun New" w:hAnsi="TH Sarabun New"/>
+                <w:b/>
+                <w:sz w:val="24"/>
+              </w:rPr>
+              <w:t>ผ่านเกณฑ์ (ดี)</w:t>
+            </w:r>
           </w:p>
         </w:tc>
       </w:tr>
@@ -15124,12 +15837,14 @@
           </w:tcPr>
           <w:p>
             <w:pPr>
-              <w:spacing w:after="20" w:line="240" w:lineRule="auto"/>
+              <w:spacing w:before="40" w:after="40"/>
               <w:jc w:val="center"/>
             </w:pPr>
             <w:r>
               <w:rPr>
-                <w:sz w:val="30"/>
+                <w:rFonts w:ascii="TH Sarabun New" w:hAnsi="TH Sarabun New"/>
+                <w:b w:val="0"/>
+                <w:sz w:val="24"/>
               </w:rPr>
               <w:t>11</w:t>
             </w:r>
@@ -15148,11 +15863,14 @@
           </w:tcPr>
           <w:p>
             <w:pPr>
-              <w:spacing w:after="20" w:line="240" w:lineRule="auto"/>
-            </w:pPr>
-            <w:r>
-              <w:rPr>
-                <w:sz w:val="30"/>
+              <w:spacing w:before="40" w:after="40"/>
+              <w:jc w:val="left"/>
+            </w:pPr>
+            <w:r>
+              <w:rPr>
+                <w:rFonts w:ascii="TH Sarabun New" w:hAnsi="TH Sarabun New"/>
+                <w:b w:val="0"/>
+                <w:sz w:val="24"/>
               </w:rPr>
               <w:t>เด็กหญิงสุภัสสรา เอี่ยมพงษ์</w:t>
             </w:r>
@@ -15171,9 +15889,17 @@
           </w:tcPr>
           <w:p>
             <w:pPr>
-              <w:spacing w:after="20" w:line="240" w:lineRule="auto"/>
+              <w:spacing w:before="40" w:after="40"/>
               <w:jc w:val="center"/>
             </w:pPr>
+            <w:r>
+              <w:rPr>
+                <w:rFonts w:ascii="TH Sarabun New" w:hAnsi="TH Sarabun New"/>
+                <w:b w:val="0"/>
+                <w:sz w:val="24"/>
+              </w:rPr>
+              <w:t>5</w:t>
+            </w:r>
           </w:p>
         </w:tc>
         <w:tc>
@@ -15189,9 +15915,17 @@
           </w:tcPr>
           <w:p>
             <w:pPr>
-              <w:spacing w:after="20" w:line="240" w:lineRule="auto"/>
+              <w:spacing w:before="40" w:after="40"/>
               <w:jc w:val="center"/>
             </w:pPr>
+            <w:r>
+              <w:rPr>
+                <w:rFonts w:ascii="TH Sarabun New" w:hAnsi="TH Sarabun New"/>
+                <w:b/>
+                <w:sz w:val="24"/>
+              </w:rPr>
+              <w:t>10</w:t>
+            </w:r>
           </w:p>
         </w:tc>
         <w:tc>
@@ -15207,9 +15941,17 @@
           </w:tcPr>
           <w:p>
             <w:pPr>
-              <w:spacing w:after="20" w:line="240" w:lineRule="auto"/>
+              <w:spacing w:before="40" w:after="40"/>
               <w:jc w:val="center"/>
             </w:pPr>
+            <w:r>
+              <w:rPr>
+                <w:rFonts w:ascii="TH Sarabun New" w:hAnsi="TH Sarabun New"/>
+                <w:b/>
+                <w:sz w:val="24"/>
+              </w:rPr>
+              <w:t>+5</w:t>
+            </w:r>
           </w:p>
         </w:tc>
         <w:tc>
@@ -15225,8 +15967,17 @@
           </w:tcPr>
           <w:p>
             <w:pPr>
-              <w:spacing w:after="20" w:line="240" w:lineRule="auto"/>
-            </w:pPr>
+              <w:spacing w:before="40" w:after="40"/>
+              <w:jc w:val="center"/>
+            </w:pPr>
+            <w:r>
+              <w:rPr>
+                <w:rFonts w:ascii="TH Sarabun New" w:hAnsi="TH Sarabun New"/>
+                <w:b/>
+                <w:sz w:val="24"/>
+              </w:rPr>
+              <w:t>ผ่านเกณฑ์ (ดีเยี่ยม)</w:t>
+            </w:r>
           </w:p>
         </w:tc>
       </w:tr>
@@ -15348,11 +16099,14 @@
           </w:tcPr>
           <w:p>
             <w:pPr>
-              <w:spacing w:after="20" w:line="240" w:lineRule="auto"/>
-            </w:pPr>
-            <w:r>
-              <w:rPr>
-                <w:sz w:val="30"/>
+              <w:spacing w:before="40" w:after="40"/>
+              <w:jc w:val="left"/>
+            </w:pPr>
+            <w:r>
+              <w:rPr>
+                <w:rFonts w:ascii="TH Sarabun New" w:hAnsi="TH Sarabun New"/>
+                <w:b/>
+                <w:sz w:val="24"/>
               </w:rPr>
               <w:t>ผู้มีคะแนนก่อนและหลังครบคู่</w:t>
             </w:r>
@@ -15371,19 +16125,16 @@
           </w:tcPr>
           <w:p>
             <w:pPr>
-              <w:spacing w:after="20" w:line="240" w:lineRule="auto"/>
-            </w:pPr>
-            <w:r>
-              <w:rPr>
-                <w:sz w:val="30"/>
-              </w:rPr>
-              <w:t xml:space="preserve">.......... </w:t>
-            </w:r>
-            <w:r>
-              <w:rPr>
-                <w:sz w:val="30"/>
-              </w:rPr>
-              <w:t>คน</w:t>
+              <w:spacing w:before="40" w:after="40"/>
+              <w:jc w:val="left"/>
+            </w:pPr>
+            <w:r>
+              <w:rPr>
+                <w:rFonts w:ascii="TH Sarabun New" w:hAnsi="TH Sarabun New"/>
+                <w:b/>
+                <w:sz w:val="24"/>
+              </w:rPr>
+              <w:t>11 คน (ร้อยละ 100.00)</w:t>
             </w:r>
           </w:p>
         </w:tc>
@@ -15407,11 +16158,14 @@
           </w:tcPr>
           <w:p>
             <w:pPr>
-              <w:spacing w:after="20" w:line="240" w:lineRule="auto"/>
-            </w:pPr>
-            <w:r>
-              <w:rPr>
-                <w:sz w:val="30"/>
+              <w:spacing w:before="40" w:after="40"/>
+              <w:jc w:val="left"/>
+            </w:pPr>
+            <w:r>
+              <w:rPr>
+                <w:rFonts w:ascii="TH Sarabun New" w:hAnsi="TH Sarabun New"/>
+                <w:b/>
+                <w:sz w:val="24"/>
               </w:rPr>
               <w:t>คะแนนเฉลี่ยก่อนเรียน</w:t>
             </w:r>
@@ -15431,13 +16185,16 @@
           </w:tcPr>
           <w:p>
             <w:pPr>
-              <w:spacing w:after="20" w:line="240" w:lineRule="auto"/>
-            </w:pPr>
-            <w:r>
-              <w:rPr>
-                <w:sz w:val="30"/>
-              </w:rPr>
-              <w:t>.......... / 10</w:t>
+              <w:spacing w:before="40" w:after="40"/>
+              <w:jc w:val="left"/>
+            </w:pPr>
+            <w:r>
+              <w:rPr>
+                <w:rFonts w:ascii="TH Sarabun New" w:hAnsi="TH Sarabun New"/>
+                <w:b/>
+                <w:sz w:val="24"/>
+              </w:rPr>
+              <w:t>3.91 / 10 (ร้อยละ 39.09)</w:t>
             </w:r>
           </w:p>
         </w:tc>
@@ -15460,11 +16217,14 @@
           </w:tcPr>
           <w:p>
             <w:pPr>
-              <w:spacing w:after="20" w:line="240" w:lineRule="auto"/>
-            </w:pPr>
-            <w:r>
-              <w:rPr>
-                <w:sz w:val="30"/>
+              <w:spacing w:before="40" w:after="40"/>
+              <w:jc w:val="left"/>
+            </w:pPr>
+            <w:r>
+              <w:rPr>
+                <w:rFonts w:ascii="TH Sarabun New" w:hAnsi="TH Sarabun New"/>
+                <w:b/>
+                <w:sz w:val="24"/>
               </w:rPr>
               <w:t>คะแนนเฉลี่ยหลังเรียน</w:t>
             </w:r>
@@ -15483,13 +16243,16 @@
           </w:tcPr>
           <w:p>
             <w:pPr>
-              <w:spacing w:after="20" w:line="240" w:lineRule="auto"/>
-            </w:pPr>
-            <w:r>
-              <w:rPr>
-                <w:sz w:val="30"/>
-              </w:rPr>
-              <w:t>.......... / 10</w:t>
+              <w:spacing w:before="40" w:after="40"/>
+              <w:jc w:val="left"/>
+            </w:pPr>
+            <w:r>
+              <w:rPr>
+                <w:rFonts w:ascii="TH Sarabun New" w:hAnsi="TH Sarabun New"/>
+                <w:b/>
+                <w:sz w:val="24"/>
+              </w:rPr>
+              <w:t>8.91 / 10 (ร้อยละ 89.09)</w:t>
             </w:r>
           </w:p>
         </w:tc>
@@ -15513,11 +16276,14 @@
           </w:tcPr>
           <w:p>
             <w:pPr>
-              <w:spacing w:after="20" w:line="240" w:lineRule="auto"/>
-            </w:pPr>
-            <w:r>
-              <w:rPr>
-                <w:sz w:val="30"/>
+              <w:spacing w:before="40" w:after="40"/>
+              <w:jc w:val="left"/>
+            </w:pPr>
+            <w:r>
+              <w:rPr>
+                <w:rFonts w:ascii="TH Sarabun New" w:hAnsi="TH Sarabun New"/>
+                <w:b/>
+                <w:sz w:val="24"/>
               </w:rPr>
               <w:t>ผู้ผ่านเกณฑ์หลังเรียน</w:t>
             </w:r>
@@ -15537,19 +16303,16 @@
           </w:tcPr>
           <w:p>
             <w:pPr>
-              <w:spacing w:after="20" w:line="240" w:lineRule="auto"/>
-            </w:pPr>
-            <w:r>
-              <w:rPr>
-                <w:sz w:val="30"/>
-              </w:rPr>
-              <w:t xml:space="preserve">.......... </w:t>
-            </w:r>
-            <w:r>
-              <w:rPr>
-                <w:sz w:val="30"/>
-              </w:rPr>
-              <w:t>จาก .......... คน คิดเป็นร้อยละ ..........</w:t>
+              <w:spacing w:before="40" w:after="40"/>
+              <w:jc w:val="left"/>
+            </w:pPr>
+            <w:r>
+              <w:rPr>
+                <w:rFonts w:ascii="TH Sarabun New" w:hAnsi="TH Sarabun New"/>
+                <w:b/>
+                <w:sz w:val="24"/>
+              </w:rPr>
+              <w:t>11 จาก 11 คน (ร้อยละ 100.00)</w:t>
             </w:r>
           </w:p>
         </w:tc>
@@ -15572,11 +16335,14 @@
           </w:tcPr>
           <w:p>
             <w:pPr>
-              <w:spacing w:after="20" w:line="240" w:lineRule="auto"/>
-            </w:pPr>
-            <w:r>
-              <w:rPr>
-                <w:sz w:val="30"/>
+              <w:spacing w:before="40" w:after="40"/>
+              <w:jc w:val="left"/>
+            </w:pPr>
+            <w:r>
+              <w:rPr>
+                <w:rFonts w:ascii="TH Sarabun New" w:hAnsi="TH Sarabun New"/>
+                <w:b/>
+                <w:sz w:val="24"/>
               </w:rPr>
               <w:t>ผู้มีคะแนนเพิ่มขึ้น</w:t>
             </w:r>
@@ -15595,19 +16361,16 @@
           </w:tcPr>
           <w:p>
             <w:pPr>
-              <w:spacing w:after="20" w:line="240" w:lineRule="auto"/>
-            </w:pPr>
-            <w:r>
-              <w:rPr>
-                <w:sz w:val="30"/>
-              </w:rPr>
-              <w:t xml:space="preserve">.......... </w:t>
-            </w:r>
-            <w:r>
-              <w:rPr>
-                <w:sz w:val="30"/>
-              </w:rPr>
-              <w:t>จาก .......... คู่ คิดเป็นร้อยละ ..........</w:t>
+              <w:spacing w:before="40" w:after="40"/>
+              <w:jc w:val="left"/>
+            </w:pPr>
+            <w:r>
+              <w:rPr>
+                <w:rFonts w:ascii="TH Sarabun New" w:hAnsi="TH Sarabun New"/>
+                <w:b/>
+                <w:sz w:val="24"/>
+              </w:rPr>
+              <w:t>11 จาก 11 คู่ (ร้อยละ 100.00, พัฒนาการเฉลี่ย +5.00 คะแนน)</w:t>
             </w:r>
           </w:p>
         </w:tc>
@@ -15906,12 +16669,14 @@
           </w:tcPr>
           <w:p>
             <w:pPr>
-              <w:spacing w:after="20" w:line="240" w:lineRule="auto"/>
+              <w:spacing w:before="40" w:after="40"/>
               <w:jc w:val="center"/>
             </w:pPr>
             <w:r>
               <w:rPr>
-                <w:sz w:val="28"/>
+                <w:rFonts w:ascii="TH Sarabun New" w:hAnsi="TH Sarabun New"/>
+                <w:b w:val="0"/>
+                <w:sz w:val="24"/>
               </w:rPr>
               <w:t>1</w:t>
             </w:r>
@@ -15930,11 +16695,14 @@
           </w:tcPr>
           <w:p>
             <w:pPr>
-              <w:spacing w:after="20" w:line="240" w:lineRule="auto"/>
-            </w:pPr>
-            <w:r>
-              <w:rPr>
-                <w:sz w:val="28"/>
+              <w:spacing w:before="40" w:after="40"/>
+              <w:jc w:val="left"/>
+            </w:pPr>
+            <w:r>
+              <w:rPr>
+                <w:rFonts w:ascii="TH Sarabun New" w:hAnsi="TH Sarabun New"/>
+                <w:b w:val="0"/>
+                <w:sz w:val="24"/>
               </w:rPr>
               <w:t>เด็กชายณัฐพัฒน์ จันทร์สิงห์</w:t>
             </w:r>
@@ -15953,9 +16721,17 @@
           </w:tcPr>
           <w:p>
             <w:pPr>
-              <w:spacing w:after="20" w:line="240" w:lineRule="auto"/>
+              <w:spacing w:before="40" w:after="40"/>
               <w:jc w:val="center"/>
             </w:pPr>
+            <w:r>
+              <w:rPr>
+                <w:rFonts w:ascii="TH Sarabun New" w:hAnsi="TH Sarabun New"/>
+                <w:b w:val="0"/>
+                <w:sz w:val="24"/>
+              </w:rPr>
+              <w:t>ระดับ 3 (ดี)</w:t>
+            </w:r>
           </w:p>
         </w:tc>
         <w:tc>
@@ -15971,9 +16747,17 @@
           </w:tcPr>
           <w:p>
             <w:pPr>
-              <w:spacing w:after="20" w:line="240" w:lineRule="auto"/>
+              <w:spacing w:before="40" w:after="40"/>
               <w:jc w:val="center"/>
             </w:pPr>
+            <w:r>
+              <w:rPr>
+                <w:rFonts w:ascii="TH Sarabun New" w:hAnsi="TH Sarabun New"/>
+                <w:b w:val="0"/>
+                <w:sz w:val="24"/>
+              </w:rPr>
+              <w:t>ระดับ 3 (ดี)</w:t>
+            </w:r>
           </w:p>
         </w:tc>
         <w:tc>
@@ -15989,9 +16773,17 @@
           </w:tcPr>
           <w:p>
             <w:pPr>
-              <w:spacing w:after="20" w:line="240" w:lineRule="auto"/>
+              <w:spacing w:before="40" w:after="40"/>
               <w:jc w:val="center"/>
             </w:pPr>
+            <w:r>
+              <w:rPr>
+                <w:rFonts w:ascii="TH Sarabun New" w:hAnsi="TH Sarabun New"/>
+                <w:b w:val="0"/>
+                <w:sz w:val="24"/>
+              </w:rPr>
+              <w:t>ระดับ 3 (ดี)</w:t>
+            </w:r>
           </w:p>
         </w:tc>
         <w:tc>
@@ -16007,9 +16799,17 @@
           </w:tcPr>
           <w:p>
             <w:pPr>
-              <w:spacing w:after="20" w:line="240" w:lineRule="auto"/>
+              <w:spacing w:before="40" w:after="40"/>
               <w:jc w:val="center"/>
             </w:pPr>
+            <w:r>
+              <w:rPr>
+                <w:rFonts w:ascii="TH Sarabun New" w:hAnsi="TH Sarabun New"/>
+                <w:b w:val="0"/>
+                <w:sz w:val="24"/>
+              </w:rPr>
+              <w:t>ระดับ 3 (ดี)</w:t>
+            </w:r>
           </w:p>
         </w:tc>
         <w:tc>
@@ -16025,9 +16825,17 @@
           </w:tcPr>
           <w:p>
             <w:pPr>
-              <w:spacing w:after="20" w:line="240" w:lineRule="auto"/>
+              <w:spacing w:before="40" w:after="40"/>
               <w:jc w:val="center"/>
             </w:pPr>
+            <w:r>
+              <w:rPr>
+                <w:rFonts w:ascii="TH Sarabun New" w:hAnsi="TH Sarabun New"/>
+                <w:b/>
+                <w:sz w:val="24"/>
+              </w:rPr>
+              <w:t>ดีเยี่ยม</w:t>
+            </w:r>
           </w:p>
         </w:tc>
       </w:tr>
@@ -16050,12 +16858,14 @@
           </w:tcPr>
           <w:p>
             <w:pPr>
-              <w:spacing w:after="20" w:line="240" w:lineRule="auto"/>
+              <w:spacing w:before="40" w:after="40"/>
               <w:jc w:val="center"/>
             </w:pPr>
             <w:r>
               <w:rPr>
-                <w:sz w:val="28"/>
+                <w:rFonts w:ascii="TH Sarabun New" w:hAnsi="TH Sarabun New"/>
+                <w:b w:val="0"/>
+                <w:sz w:val="24"/>
               </w:rPr>
               <w:t>2</w:t>
             </w:r>
@@ -16075,11 +16885,14 @@
           </w:tcPr>
           <w:p>
             <w:pPr>
-              <w:spacing w:after="20" w:line="240" w:lineRule="auto"/>
-            </w:pPr>
-            <w:r>
-              <w:rPr>
-                <w:sz w:val="28"/>
+              <w:spacing w:before="40" w:after="40"/>
+              <w:jc w:val="left"/>
+            </w:pPr>
+            <w:r>
+              <w:rPr>
+                <w:rFonts w:ascii="TH Sarabun New" w:hAnsi="TH Sarabun New"/>
+                <w:b w:val="0"/>
+                <w:sz w:val="24"/>
               </w:rPr>
               <w:t>เด็กชายระพีพัฒน์ เลิกนอก</w:t>
             </w:r>
@@ -16099,9 +16912,17 @@
           </w:tcPr>
           <w:p>
             <w:pPr>
-              <w:spacing w:after="20" w:line="240" w:lineRule="auto"/>
+              <w:spacing w:before="40" w:after="40"/>
               <w:jc w:val="center"/>
             </w:pPr>
+            <w:r>
+              <w:rPr>
+                <w:rFonts w:ascii="TH Sarabun New" w:hAnsi="TH Sarabun New"/>
+                <w:b w:val="0"/>
+                <w:sz w:val="24"/>
+              </w:rPr>
+              <w:t>ระดับ 3 (ดี)</w:t>
+            </w:r>
           </w:p>
         </w:tc>
         <w:tc>
@@ -16118,9 +16939,17 @@
           </w:tcPr>
           <w:p>
             <w:pPr>
-              <w:spacing w:after="20" w:line="240" w:lineRule="auto"/>
+              <w:spacing w:before="40" w:after="40"/>
               <w:jc w:val="center"/>
             </w:pPr>
+            <w:r>
+              <w:rPr>
+                <w:rFonts w:ascii="TH Sarabun New" w:hAnsi="TH Sarabun New"/>
+                <w:b w:val="0"/>
+                <w:sz w:val="24"/>
+              </w:rPr>
+              <w:t>ระดับ 2 (ปานกลาง)</w:t>
+            </w:r>
           </w:p>
         </w:tc>
         <w:tc>
@@ -16137,9 +16966,17 @@
           </w:tcPr>
           <w:p>
             <w:pPr>
-              <w:spacing w:after="20" w:line="240" w:lineRule="auto"/>
+              <w:spacing w:before="40" w:after="40"/>
               <w:jc w:val="center"/>
             </w:pPr>
+            <w:r>
+              <w:rPr>
+                <w:rFonts w:ascii="TH Sarabun New" w:hAnsi="TH Sarabun New"/>
+                <w:b w:val="0"/>
+                <w:sz w:val="24"/>
+              </w:rPr>
+              <w:t>ระดับ 3 (ดี)</w:t>
+            </w:r>
           </w:p>
         </w:tc>
         <w:tc>
@@ -16156,9 +16993,17 @@
           </w:tcPr>
           <w:p>
             <w:pPr>
-              <w:spacing w:after="20" w:line="240" w:lineRule="auto"/>
+              <w:spacing w:before="40" w:after="40"/>
               <w:jc w:val="center"/>
             </w:pPr>
+            <w:r>
+              <w:rPr>
+                <w:rFonts w:ascii="TH Sarabun New" w:hAnsi="TH Sarabun New"/>
+                <w:b w:val="0"/>
+                <w:sz w:val="24"/>
+              </w:rPr>
+              <w:t>ระดับ 3 (ดี)</w:t>
+            </w:r>
           </w:p>
         </w:tc>
         <w:tc>
@@ -16175,9 +17020,17 @@
           </w:tcPr>
           <w:p>
             <w:pPr>
-              <w:spacing w:after="20" w:line="240" w:lineRule="auto"/>
+              <w:spacing w:before="40" w:after="40"/>
               <w:jc w:val="center"/>
             </w:pPr>
+            <w:r>
+              <w:rPr>
+                <w:rFonts w:ascii="TH Sarabun New" w:hAnsi="TH Sarabun New"/>
+                <w:b/>
+                <w:sz w:val="24"/>
+              </w:rPr>
+              <w:t>ดี</w:t>
+            </w:r>
           </w:p>
         </w:tc>
       </w:tr>
@@ -16199,12 +17052,14 @@
           </w:tcPr>
           <w:p>
             <w:pPr>
-              <w:spacing w:after="20" w:line="240" w:lineRule="auto"/>
+              <w:spacing w:before="40" w:after="40"/>
               <w:jc w:val="center"/>
             </w:pPr>
             <w:r>
               <w:rPr>
-                <w:sz w:val="28"/>
+                <w:rFonts w:ascii="TH Sarabun New" w:hAnsi="TH Sarabun New"/>
+                <w:b w:val="0"/>
+                <w:sz w:val="24"/>
               </w:rPr>
               <w:t>3</w:t>
             </w:r>
@@ -16223,11 +17078,14 @@
           </w:tcPr>
           <w:p>
             <w:pPr>
-              <w:spacing w:after="20" w:line="240" w:lineRule="auto"/>
-            </w:pPr>
-            <w:r>
-              <w:rPr>
-                <w:sz w:val="28"/>
+              <w:spacing w:before="40" w:after="40"/>
+              <w:jc w:val="left"/>
+            </w:pPr>
+            <w:r>
+              <w:rPr>
+                <w:rFonts w:ascii="TH Sarabun New" w:hAnsi="TH Sarabun New"/>
+                <w:b w:val="0"/>
+                <w:sz w:val="24"/>
               </w:rPr>
               <w:t>เด็กชายวงศกร เลิกนอก</w:t>
             </w:r>
@@ -16246,9 +17104,17 @@
           </w:tcPr>
           <w:p>
             <w:pPr>
-              <w:spacing w:after="20" w:line="240" w:lineRule="auto"/>
+              <w:spacing w:before="40" w:after="40"/>
               <w:jc w:val="center"/>
             </w:pPr>
+            <w:r>
+              <w:rPr>
+                <w:rFonts w:ascii="TH Sarabun New" w:hAnsi="TH Sarabun New"/>
+                <w:b w:val="0"/>
+                <w:sz w:val="24"/>
+              </w:rPr>
+              <w:t>ระดับ 3 (ดี)</w:t>
+            </w:r>
           </w:p>
         </w:tc>
         <w:tc>
@@ -16264,9 +17130,17 @@
           </w:tcPr>
           <w:p>
             <w:pPr>
-              <w:spacing w:after="20" w:line="240" w:lineRule="auto"/>
+              <w:spacing w:before="40" w:after="40"/>
               <w:jc w:val="center"/>
             </w:pPr>
+            <w:r>
+              <w:rPr>
+                <w:rFonts w:ascii="TH Sarabun New" w:hAnsi="TH Sarabun New"/>
+                <w:b w:val="0"/>
+                <w:sz w:val="24"/>
+              </w:rPr>
+              <w:t>ระดับ 3 (ดี)</w:t>
+            </w:r>
           </w:p>
         </w:tc>
         <w:tc>
@@ -16282,9 +17156,17 @@
           </w:tcPr>
           <w:p>
             <w:pPr>
-              <w:spacing w:after="20" w:line="240" w:lineRule="auto"/>
+              <w:spacing w:before="40" w:after="40"/>
               <w:jc w:val="center"/>
             </w:pPr>
+            <w:r>
+              <w:rPr>
+                <w:rFonts w:ascii="TH Sarabun New" w:hAnsi="TH Sarabun New"/>
+                <w:b w:val="0"/>
+                <w:sz w:val="24"/>
+              </w:rPr>
+              <w:t>ระดับ 3 (ดี)</w:t>
+            </w:r>
           </w:p>
         </w:tc>
         <w:tc>
@@ -16300,9 +17182,17 @@
           </w:tcPr>
           <w:p>
             <w:pPr>
-              <w:spacing w:after="20" w:line="240" w:lineRule="auto"/>
+              <w:spacing w:before="40" w:after="40"/>
               <w:jc w:val="center"/>
             </w:pPr>
+            <w:r>
+              <w:rPr>
+                <w:rFonts w:ascii="TH Sarabun New" w:hAnsi="TH Sarabun New"/>
+                <w:b w:val="0"/>
+                <w:sz w:val="24"/>
+              </w:rPr>
+              <w:t>ระดับ 3 (ดี)</w:t>
+            </w:r>
           </w:p>
         </w:tc>
         <w:tc>
@@ -16318,9 +17208,17 @@
           </w:tcPr>
           <w:p>
             <w:pPr>
-              <w:spacing w:after="20" w:line="240" w:lineRule="auto"/>
+              <w:spacing w:before="40" w:after="40"/>
               <w:jc w:val="center"/>
             </w:pPr>
+            <w:r>
+              <w:rPr>
+                <w:rFonts w:ascii="TH Sarabun New" w:hAnsi="TH Sarabun New"/>
+                <w:b/>
+                <w:sz w:val="24"/>
+              </w:rPr>
+              <w:t>ดีเยี่ยม</w:t>
+            </w:r>
           </w:p>
         </w:tc>
       </w:tr>
@@ -16343,12 +17241,14 @@
           </w:tcPr>
           <w:p>
             <w:pPr>
-              <w:spacing w:after="20" w:line="240" w:lineRule="auto"/>
+              <w:spacing w:before="40" w:after="40"/>
               <w:jc w:val="center"/>
             </w:pPr>
             <w:r>
               <w:rPr>
-                <w:sz w:val="28"/>
+                <w:rFonts w:ascii="TH Sarabun New" w:hAnsi="TH Sarabun New"/>
+                <w:b w:val="0"/>
+                <w:sz w:val="24"/>
               </w:rPr>
               <w:t>4</w:t>
             </w:r>
@@ -16368,11 +17268,14 @@
           </w:tcPr>
           <w:p>
             <w:pPr>
-              <w:spacing w:after="20" w:line="240" w:lineRule="auto"/>
-            </w:pPr>
-            <w:r>
-              <w:rPr>
-                <w:sz w:val="28"/>
+              <w:spacing w:before="40" w:after="40"/>
+              <w:jc w:val="left"/>
+            </w:pPr>
+            <w:r>
+              <w:rPr>
+                <w:rFonts w:ascii="TH Sarabun New" w:hAnsi="TH Sarabun New"/>
+                <w:b w:val="0"/>
+                <w:sz w:val="24"/>
               </w:rPr>
               <w:t>เด็กชายณฐพงศ์ พวงมาลี</w:t>
             </w:r>
@@ -16392,9 +17295,17 @@
           </w:tcPr>
           <w:p>
             <w:pPr>
-              <w:spacing w:after="20" w:line="240" w:lineRule="auto"/>
+              <w:spacing w:before="40" w:after="40"/>
               <w:jc w:val="center"/>
             </w:pPr>
+            <w:r>
+              <w:rPr>
+                <w:rFonts w:ascii="TH Sarabun New" w:hAnsi="TH Sarabun New"/>
+                <w:b w:val="0"/>
+                <w:sz w:val="24"/>
+              </w:rPr>
+              <w:t>ระดับ 3 (ดี)</w:t>
+            </w:r>
           </w:p>
         </w:tc>
         <w:tc>
@@ -16411,9 +17322,17 @@
           </w:tcPr>
           <w:p>
             <w:pPr>
-              <w:spacing w:after="20" w:line="240" w:lineRule="auto"/>
+              <w:spacing w:before="40" w:after="40"/>
               <w:jc w:val="center"/>
             </w:pPr>
+            <w:r>
+              <w:rPr>
+                <w:rFonts w:ascii="TH Sarabun New" w:hAnsi="TH Sarabun New"/>
+                <w:b w:val="0"/>
+                <w:sz w:val="24"/>
+              </w:rPr>
+              <w:t>ระดับ 3 (ดี)</w:t>
+            </w:r>
           </w:p>
         </w:tc>
         <w:tc>
@@ -16430,9 +17349,17 @@
           </w:tcPr>
           <w:p>
             <w:pPr>
-              <w:spacing w:after="20" w:line="240" w:lineRule="auto"/>
+              <w:spacing w:before="40" w:after="40"/>
               <w:jc w:val="center"/>
             </w:pPr>
+            <w:r>
+              <w:rPr>
+                <w:rFonts w:ascii="TH Sarabun New" w:hAnsi="TH Sarabun New"/>
+                <w:b w:val="0"/>
+                <w:sz w:val="24"/>
+              </w:rPr>
+              <w:t>ระดับ 3 (ดี)</w:t>
+            </w:r>
           </w:p>
         </w:tc>
         <w:tc>
@@ -16449,9 +17376,17 @@
           </w:tcPr>
           <w:p>
             <w:pPr>
-              <w:spacing w:after="20" w:line="240" w:lineRule="auto"/>
+              <w:spacing w:before="40" w:after="40"/>
               <w:jc w:val="center"/>
             </w:pPr>
+            <w:r>
+              <w:rPr>
+                <w:rFonts w:ascii="TH Sarabun New" w:hAnsi="TH Sarabun New"/>
+                <w:b w:val="0"/>
+                <w:sz w:val="24"/>
+              </w:rPr>
+              <w:t>ระดับ 3 (ดี)</w:t>
+            </w:r>
           </w:p>
         </w:tc>
         <w:tc>
@@ -16468,9 +17403,17 @@
           </w:tcPr>
           <w:p>
             <w:pPr>
-              <w:spacing w:after="20" w:line="240" w:lineRule="auto"/>
+              <w:spacing w:before="40" w:after="40"/>
               <w:jc w:val="center"/>
             </w:pPr>
+            <w:r>
+              <w:rPr>
+                <w:rFonts w:ascii="TH Sarabun New" w:hAnsi="TH Sarabun New"/>
+                <w:b/>
+                <w:sz w:val="24"/>
+              </w:rPr>
+              <w:t>ดีเยี่ยม</w:t>
+            </w:r>
           </w:p>
         </w:tc>
       </w:tr>
@@ -16492,12 +17435,14 @@
           </w:tcPr>
           <w:p>
             <w:pPr>
-              <w:spacing w:after="20" w:line="240" w:lineRule="auto"/>
+              <w:spacing w:before="40" w:after="40"/>
               <w:jc w:val="center"/>
             </w:pPr>
             <w:r>
               <w:rPr>
-                <w:sz w:val="28"/>
+                <w:rFonts w:ascii="TH Sarabun New" w:hAnsi="TH Sarabun New"/>
+                <w:b w:val="0"/>
+                <w:sz w:val="24"/>
               </w:rPr>
               <w:t>5</w:t>
             </w:r>
@@ -16516,11 +17461,14 @@
           </w:tcPr>
           <w:p>
             <w:pPr>
-              <w:spacing w:after="20" w:line="240" w:lineRule="auto"/>
-            </w:pPr>
-            <w:r>
-              <w:rPr>
-                <w:sz w:val="28"/>
+              <w:spacing w:before="40" w:after="40"/>
+              <w:jc w:val="left"/>
+            </w:pPr>
+            <w:r>
+              <w:rPr>
+                <w:rFonts w:ascii="TH Sarabun New" w:hAnsi="TH Sarabun New"/>
+                <w:b w:val="0"/>
+                <w:sz w:val="24"/>
               </w:rPr>
               <w:t>เด็กชายเชาวลิต แสงทองศรี</w:t>
             </w:r>
@@ -16539,9 +17487,17 @@
           </w:tcPr>
           <w:p>
             <w:pPr>
-              <w:spacing w:after="20" w:line="240" w:lineRule="auto"/>
+              <w:spacing w:before="40" w:after="40"/>
               <w:jc w:val="center"/>
             </w:pPr>
+            <w:r>
+              <w:rPr>
+                <w:rFonts w:ascii="TH Sarabun New" w:hAnsi="TH Sarabun New"/>
+                <w:b w:val="0"/>
+                <w:sz w:val="24"/>
+              </w:rPr>
+              <w:t>ระดับ 3 (ดี)</w:t>
+            </w:r>
           </w:p>
         </w:tc>
         <w:tc>
@@ -16557,9 +17513,17 @@
           </w:tcPr>
           <w:p>
             <w:pPr>
-              <w:spacing w:after="20" w:line="240" w:lineRule="auto"/>
+              <w:spacing w:before="40" w:after="40"/>
               <w:jc w:val="center"/>
             </w:pPr>
+            <w:r>
+              <w:rPr>
+                <w:rFonts w:ascii="TH Sarabun New" w:hAnsi="TH Sarabun New"/>
+                <w:b w:val="0"/>
+                <w:sz w:val="24"/>
+              </w:rPr>
+              <w:t>ระดับ 2 (ปานกลาง)</w:t>
+            </w:r>
           </w:p>
         </w:tc>
         <w:tc>
@@ -16575,9 +17539,17 @@
           </w:tcPr>
           <w:p>
             <w:pPr>
-              <w:spacing w:after="20" w:line="240" w:lineRule="auto"/>
+              <w:spacing w:before="40" w:after="40"/>
               <w:jc w:val="center"/>
             </w:pPr>
+            <w:r>
+              <w:rPr>
+                <w:rFonts w:ascii="TH Sarabun New" w:hAnsi="TH Sarabun New"/>
+                <w:b w:val="0"/>
+                <w:sz w:val="24"/>
+              </w:rPr>
+              <w:t>ระดับ 2 (ปานกลาง)</w:t>
+            </w:r>
           </w:p>
         </w:tc>
         <w:tc>
@@ -16593,9 +17565,17 @@
           </w:tcPr>
           <w:p>
             <w:pPr>
-              <w:spacing w:after="20" w:line="240" w:lineRule="auto"/>
+              <w:spacing w:before="40" w:after="40"/>
               <w:jc w:val="center"/>
             </w:pPr>
+            <w:r>
+              <w:rPr>
+                <w:rFonts w:ascii="TH Sarabun New" w:hAnsi="TH Sarabun New"/>
+                <w:b w:val="0"/>
+                <w:sz w:val="24"/>
+              </w:rPr>
+              <w:t>ระดับ 3 (ดี)</w:t>
+            </w:r>
           </w:p>
         </w:tc>
         <w:tc>
@@ -16611,9 +17591,17 @@
           </w:tcPr>
           <w:p>
             <w:pPr>
-              <w:spacing w:after="20" w:line="240" w:lineRule="auto"/>
+              <w:spacing w:before="40" w:after="40"/>
               <w:jc w:val="center"/>
             </w:pPr>
+            <w:r>
+              <w:rPr>
+                <w:rFonts w:ascii="TH Sarabun New" w:hAnsi="TH Sarabun New"/>
+                <w:b/>
+                <w:sz w:val="24"/>
+              </w:rPr>
+              <w:t>ดี</w:t>
+            </w:r>
           </w:p>
         </w:tc>
       </w:tr>
@@ -16636,12 +17624,14 @@
           </w:tcPr>
           <w:p>
             <w:pPr>
-              <w:spacing w:after="20" w:line="240" w:lineRule="auto"/>
+              <w:spacing w:before="40" w:after="40"/>
               <w:jc w:val="center"/>
             </w:pPr>
             <w:r>
               <w:rPr>
-                <w:sz w:val="28"/>
+                <w:rFonts w:ascii="TH Sarabun New" w:hAnsi="TH Sarabun New"/>
+                <w:b w:val="0"/>
+                <w:sz w:val="24"/>
               </w:rPr>
               <w:t>6</w:t>
             </w:r>
@@ -16661,11 +17651,14 @@
           </w:tcPr>
           <w:p>
             <w:pPr>
-              <w:spacing w:after="20" w:line="240" w:lineRule="auto"/>
-            </w:pPr>
-            <w:r>
-              <w:rPr>
-                <w:sz w:val="28"/>
+              <w:spacing w:before="40" w:after="40"/>
+              <w:jc w:val="left"/>
+            </w:pPr>
+            <w:r>
+              <w:rPr>
+                <w:rFonts w:ascii="TH Sarabun New" w:hAnsi="TH Sarabun New"/>
+                <w:b w:val="0"/>
+                <w:sz w:val="24"/>
               </w:rPr>
               <w:t>เด็กชายกมลโชค ปู่วาคี</w:t>
             </w:r>
@@ -16685,9 +17678,17 @@
           </w:tcPr>
           <w:p>
             <w:pPr>
-              <w:spacing w:after="20" w:line="240" w:lineRule="auto"/>
+              <w:spacing w:before="40" w:after="40"/>
               <w:jc w:val="center"/>
             </w:pPr>
+            <w:r>
+              <w:rPr>
+                <w:rFonts w:ascii="TH Sarabun New" w:hAnsi="TH Sarabun New"/>
+                <w:b w:val="0"/>
+                <w:sz w:val="24"/>
+              </w:rPr>
+              <w:t>ระดับ 3 (ดี)</w:t>
+            </w:r>
           </w:p>
         </w:tc>
         <w:tc>
@@ -16704,9 +17705,17 @@
           </w:tcPr>
           <w:p>
             <w:pPr>
-              <w:spacing w:after="20" w:line="240" w:lineRule="auto"/>
+              <w:spacing w:before="40" w:after="40"/>
               <w:jc w:val="center"/>
             </w:pPr>
+            <w:r>
+              <w:rPr>
+                <w:rFonts w:ascii="TH Sarabun New" w:hAnsi="TH Sarabun New"/>
+                <w:b w:val="0"/>
+                <w:sz w:val="24"/>
+              </w:rPr>
+              <w:t>ระดับ 3 (ดี)</w:t>
+            </w:r>
           </w:p>
         </w:tc>
         <w:tc>
@@ -16723,9 +17732,17 @@
           </w:tcPr>
           <w:p>
             <w:pPr>
-              <w:spacing w:after="20" w:line="240" w:lineRule="auto"/>
+              <w:spacing w:before="40" w:after="40"/>
               <w:jc w:val="center"/>
             </w:pPr>
+            <w:r>
+              <w:rPr>
+                <w:rFonts w:ascii="TH Sarabun New" w:hAnsi="TH Sarabun New"/>
+                <w:b w:val="0"/>
+                <w:sz w:val="24"/>
+              </w:rPr>
+              <w:t>ระดับ 3 (ดี)</w:t>
+            </w:r>
           </w:p>
         </w:tc>
         <w:tc>
@@ -16742,9 +17759,17 @@
           </w:tcPr>
           <w:p>
             <w:pPr>
-              <w:spacing w:after="20" w:line="240" w:lineRule="auto"/>
+              <w:spacing w:before="40" w:after="40"/>
               <w:jc w:val="center"/>
             </w:pPr>
+            <w:r>
+              <w:rPr>
+                <w:rFonts w:ascii="TH Sarabun New" w:hAnsi="TH Sarabun New"/>
+                <w:b w:val="0"/>
+                <w:sz w:val="24"/>
+              </w:rPr>
+              <w:t>ระดับ 3 (ดี)</w:t>
+            </w:r>
           </w:p>
         </w:tc>
         <w:tc>
@@ -16761,9 +17786,17 @@
           </w:tcPr>
           <w:p>
             <w:pPr>
-              <w:spacing w:after="20" w:line="240" w:lineRule="auto"/>
+              <w:spacing w:before="40" w:after="40"/>
               <w:jc w:val="center"/>
             </w:pPr>
+            <w:r>
+              <w:rPr>
+                <w:rFonts w:ascii="TH Sarabun New" w:hAnsi="TH Sarabun New"/>
+                <w:b/>
+                <w:sz w:val="24"/>
+              </w:rPr>
+              <w:t>ดีเยี่ยม</w:t>
+            </w:r>
           </w:p>
         </w:tc>
       </w:tr>
@@ -16785,12 +17818,14 @@
           </w:tcPr>
           <w:p>
             <w:pPr>
-              <w:spacing w:after="20" w:line="240" w:lineRule="auto"/>
+              <w:spacing w:before="40" w:after="40"/>
               <w:jc w:val="center"/>
             </w:pPr>
             <w:r>
               <w:rPr>
-                <w:sz w:val="28"/>
+                <w:rFonts w:ascii="TH Sarabun New" w:hAnsi="TH Sarabun New"/>
+                <w:b w:val="0"/>
+                <w:sz w:val="24"/>
               </w:rPr>
               <w:t>7</w:t>
             </w:r>
@@ -16809,11 +17844,14 @@
           </w:tcPr>
           <w:p>
             <w:pPr>
-              <w:spacing w:after="20" w:line="240" w:lineRule="auto"/>
-            </w:pPr>
-            <w:r>
-              <w:rPr>
-                <w:sz w:val="28"/>
+              <w:spacing w:before="40" w:after="40"/>
+              <w:jc w:val="left"/>
+            </w:pPr>
+            <w:r>
+              <w:rPr>
+                <w:rFonts w:ascii="TH Sarabun New" w:hAnsi="TH Sarabun New"/>
+                <w:b w:val="0"/>
+                <w:sz w:val="24"/>
               </w:rPr>
               <w:t>เด็กชายสิษฐ์กัณฑ์ แสงทองศรี</w:t>
             </w:r>
@@ -16832,9 +17870,17 @@
           </w:tcPr>
           <w:p>
             <w:pPr>
-              <w:spacing w:after="20" w:line="240" w:lineRule="auto"/>
+              <w:spacing w:before="40" w:after="40"/>
               <w:jc w:val="center"/>
             </w:pPr>
+            <w:r>
+              <w:rPr>
+                <w:rFonts w:ascii="TH Sarabun New" w:hAnsi="TH Sarabun New"/>
+                <w:b w:val="0"/>
+                <w:sz w:val="24"/>
+              </w:rPr>
+              <w:t>ระดับ 3 (ดี)</w:t>
+            </w:r>
           </w:p>
         </w:tc>
         <w:tc>
@@ -16850,9 +17896,17 @@
           </w:tcPr>
           <w:p>
             <w:pPr>
-              <w:spacing w:after="20" w:line="240" w:lineRule="auto"/>
+              <w:spacing w:before="40" w:after="40"/>
               <w:jc w:val="center"/>
             </w:pPr>
+            <w:r>
+              <w:rPr>
+                <w:rFonts w:ascii="TH Sarabun New" w:hAnsi="TH Sarabun New"/>
+                <w:b w:val="0"/>
+                <w:sz w:val="24"/>
+              </w:rPr>
+              <w:t>ระดับ 2 (ปานกลาง)</w:t>
+            </w:r>
           </w:p>
         </w:tc>
         <w:tc>
@@ -16868,9 +17922,17 @@
           </w:tcPr>
           <w:p>
             <w:pPr>
-              <w:spacing w:after="20" w:line="240" w:lineRule="auto"/>
+              <w:spacing w:before="40" w:after="40"/>
               <w:jc w:val="center"/>
             </w:pPr>
+            <w:r>
+              <w:rPr>
+                <w:rFonts w:ascii="TH Sarabun New" w:hAnsi="TH Sarabun New"/>
+                <w:b w:val="0"/>
+                <w:sz w:val="24"/>
+              </w:rPr>
+              <w:t>ระดับ 3 (ดี)</w:t>
+            </w:r>
           </w:p>
         </w:tc>
         <w:tc>
@@ -16886,9 +17948,17 @@
           </w:tcPr>
           <w:p>
             <w:pPr>
-              <w:spacing w:after="20" w:line="240" w:lineRule="auto"/>
+              <w:spacing w:before="40" w:after="40"/>
               <w:jc w:val="center"/>
             </w:pPr>
+            <w:r>
+              <w:rPr>
+                <w:rFonts w:ascii="TH Sarabun New" w:hAnsi="TH Sarabun New"/>
+                <w:b w:val="0"/>
+                <w:sz w:val="24"/>
+              </w:rPr>
+              <w:t>ระดับ 2 (ปานกลาง)</w:t>
+            </w:r>
           </w:p>
         </w:tc>
         <w:tc>
@@ -16904,9 +17974,17 @@
           </w:tcPr>
           <w:p>
             <w:pPr>
-              <w:spacing w:after="20" w:line="240" w:lineRule="auto"/>
+              <w:spacing w:before="40" w:after="40"/>
               <w:jc w:val="center"/>
             </w:pPr>
+            <w:r>
+              <w:rPr>
+                <w:rFonts w:ascii="TH Sarabun New" w:hAnsi="TH Sarabun New"/>
+                <w:b/>
+                <w:sz w:val="24"/>
+              </w:rPr>
+              <w:t>ดี</w:t>
+            </w:r>
           </w:p>
         </w:tc>
       </w:tr>
@@ -16929,12 +18007,14 @@
           </w:tcPr>
           <w:p>
             <w:pPr>
-              <w:spacing w:after="20" w:line="240" w:lineRule="auto"/>
+              <w:spacing w:before="40" w:after="40"/>
               <w:jc w:val="center"/>
             </w:pPr>
             <w:r>
               <w:rPr>
-                <w:sz w:val="28"/>
+                <w:rFonts w:ascii="TH Sarabun New" w:hAnsi="TH Sarabun New"/>
+                <w:b w:val="0"/>
+                <w:sz w:val="24"/>
               </w:rPr>
               <w:t>8</w:t>
             </w:r>
@@ -16954,11 +18034,14 @@
           </w:tcPr>
           <w:p>
             <w:pPr>
-              <w:spacing w:after="20" w:line="240" w:lineRule="auto"/>
-            </w:pPr>
-            <w:r>
-              <w:rPr>
-                <w:sz w:val="28"/>
+              <w:spacing w:before="40" w:after="40"/>
+              <w:jc w:val="left"/>
+            </w:pPr>
+            <w:r>
+              <w:rPr>
+                <w:rFonts w:ascii="TH Sarabun New" w:hAnsi="TH Sarabun New"/>
+                <w:b w:val="0"/>
+                <w:sz w:val="24"/>
               </w:rPr>
               <w:t>เด็กชายชลธร ศรีสุข</w:t>
             </w:r>
@@ -16978,9 +18061,17 @@
           </w:tcPr>
           <w:p>
             <w:pPr>
-              <w:spacing w:after="20" w:line="240" w:lineRule="auto"/>
+              <w:spacing w:before="40" w:after="40"/>
               <w:jc w:val="center"/>
             </w:pPr>
+            <w:r>
+              <w:rPr>
+                <w:rFonts w:ascii="TH Sarabun New" w:hAnsi="TH Sarabun New"/>
+                <w:b w:val="0"/>
+                <w:sz w:val="24"/>
+              </w:rPr>
+              <w:t>ระดับ 3 (ดี)</w:t>
+            </w:r>
           </w:p>
         </w:tc>
         <w:tc>
@@ -16997,9 +18088,17 @@
           </w:tcPr>
           <w:p>
             <w:pPr>
-              <w:spacing w:after="20" w:line="240" w:lineRule="auto"/>
+              <w:spacing w:before="40" w:after="40"/>
               <w:jc w:val="center"/>
             </w:pPr>
+            <w:r>
+              <w:rPr>
+                <w:rFonts w:ascii="TH Sarabun New" w:hAnsi="TH Sarabun New"/>
+                <w:b w:val="0"/>
+                <w:sz w:val="24"/>
+              </w:rPr>
+              <w:t>ระดับ 3 (ดี)</w:t>
+            </w:r>
           </w:p>
         </w:tc>
         <w:tc>
@@ -17016,9 +18115,17 @@
           </w:tcPr>
           <w:p>
             <w:pPr>
-              <w:spacing w:after="20" w:line="240" w:lineRule="auto"/>
+              <w:spacing w:before="40" w:after="40"/>
               <w:jc w:val="center"/>
             </w:pPr>
+            <w:r>
+              <w:rPr>
+                <w:rFonts w:ascii="TH Sarabun New" w:hAnsi="TH Sarabun New"/>
+                <w:b w:val="0"/>
+                <w:sz w:val="24"/>
+              </w:rPr>
+              <w:t>ระดับ 3 (ดี)</w:t>
+            </w:r>
           </w:p>
         </w:tc>
         <w:tc>
@@ -17035,9 +18142,17 @@
           </w:tcPr>
           <w:p>
             <w:pPr>
-              <w:spacing w:after="20" w:line="240" w:lineRule="auto"/>
+              <w:spacing w:before="40" w:after="40"/>
               <w:jc w:val="center"/>
             </w:pPr>
+            <w:r>
+              <w:rPr>
+                <w:rFonts w:ascii="TH Sarabun New" w:hAnsi="TH Sarabun New"/>
+                <w:b w:val="0"/>
+                <w:sz w:val="24"/>
+              </w:rPr>
+              <w:t>ระดับ 3 (ดี)</w:t>
+            </w:r>
           </w:p>
         </w:tc>
         <w:tc>
@@ -17054,9 +18169,17 @@
           </w:tcPr>
           <w:p>
             <w:pPr>
-              <w:spacing w:after="20" w:line="240" w:lineRule="auto"/>
+              <w:spacing w:before="40" w:after="40"/>
               <w:jc w:val="center"/>
             </w:pPr>
+            <w:r>
+              <w:rPr>
+                <w:rFonts w:ascii="TH Sarabun New" w:hAnsi="TH Sarabun New"/>
+                <w:b/>
+                <w:sz w:val="24"/>
+              </w:rPr>
+              <w:t>ดีเยี่ยม</w:t>
+            </w:r>
           </w:p>
         </w:tc>
       </w:tr>
@@ -17078,12 +18201,14 @@
           </w:tcPr>
           <w:p>
             <w:pPr>
-              <w:spacing w:after="20" w:line="240" w:lineRule="auto"/>
+              <w:spacing w:before="40" w:after="40"/>
               <w:jc w:val="center"/>
             </w:pPr>
             <w:r>
               <w:rPr>
-                <w:sz w:val="28"/>
+                <w:rFonts w:ascii="TH Sarabun New" w:hAnsi="TH Sarabun New"/>
+                <w:b w:val="0"/>
+                <w:sz w:val="24"/>
               </w:rPr>
               <w:t>9</w:t>
             </w:r>
@@ -17102,11 +18227,14 @@
           </w:tcPr>
           <w:p>
             <w:pPr>
-              <w:spacing w:after="20" w:line="240" w:lineRule="auto"/>
-            </w:pPr>
-            <w:r>
-              <w:rPr>
-                <w:sz w:val="28"/>
+              <w:spacing w:before="40" w:after="40"/>
+              <w:jc w:val="left"/>
+            </w:pPr>
+            <w:r>
+              <w:rPr>
+                <w:rFonts w:ascii="TH Sarabun New" w:hAnsi="TH Sarabun New"/>
+                <w:b w:val="0"/>
+                <w:sz w:val="24"/>
               </w:rPr>
               <w:t>เด็กชายอนาวิล พลอยประดับ</w:t>
             </w:r>
@@ -17125,9 +18253,17 @@
           </w:tcPr>
           <w:p>
             <w:pPr>
-              <w:spacing w:after="20" w:line="240" w:lineRule="auto"/>
+              <w:spacing w:before="40" w:after="40"/>
               <w:jc w:val="center"/>
             </w:pPr>
+            <w:r>
+              <w:rPr>
+                <w:rFonts w:ascii="TH Sarabun New" w:hAnsi="TH Sarabun New"/>
+                <w:b w:val="0"/>
+                <w:sz w:val="24"/>
+              </w:rPr>
+              <w:t>ระดับ 3 (ดี)</w:t>
+            </w:r>
           </w:p>
         </w:tc>
         <w:tc>
@@ -17143,9 +18279,17 @@
           </w:tcPr>
           <w:p>
             <w:pPr>
-              <w:spacing w:after="20" w:line="240" w:lineRule="auto"/>
+              <w:spacing w:before="40" w:after="40"/>
               <w:jc w:val="center"/>
             </w:pPr>
+            <w:r>
+              <w:rPr>
+                <w:rFonts w:ascii="TH Sarabun New" w:hAnsi="TH Sarabun New"/>
+                <w:b w:val="0"/>
+                <w:sz w:val="24"/>
+              </w:rPr>
+              <w:t>ระดับ 3 (ดี)</w:t>
+            </w:r>
           </w:p>
         </w:tc>
         <w:tc>
@@ -17161,9 +18305,17 @@
           </w:tcPr>
           <w:p>
             <w:pPr>
-              <w:spacing w:after="20" w:line="240" w:lineRule="auto"/>
+              <w:spacing w:before="40" w:after="40"/>
               <w:jc w:val="center"/>
             </w:pPr>
+            <w:r>
+              <w:rPr>
+                <w:rFonts w:ascii="TH Sarabun New" w:hAnsi="TH Sarabun New"/>
+                <w:b w:val="0"/>
+                <w:sz w:val="24"/>
+              </w:rPr>
+              <w:t>ระดับ 3 (ดี)</w:t>
+            </w:r>
           </w:p>
         </w:tc>
         <w:tc>
@@ -17179,9 +18331,17 @@
           </w:tcPr>
           <w:p>
             <w:pPr>
-              <w:spacing w:after="20" w:line="240" w:lineRule="auto"/>
+              <w:spacing w:before="40" w:after="40"/>
               <w:jc w:val="center"/>
             </w:pPr>
+            <w:r>
+              <w:rPr>
+                <w:rFonts w:ascii="TH Sarabun New" w:hAnsi="TH Sarabun New"/>
+                <w:b w:val="0"/>
+                <w:sz w:val="24"/>
+              </w:rPr>
+              <w:t>ระดับ 3 (ดี)</w:t>
+            </w:r>
           </w:p>
         </w:tc>
         <w:tc>
@@ -17197,9 +18357,17 @@
           </w:tcPr>
           <w:p>
             <w:pPr>
-              <w:spacing w:after="20" w:line="240" w:lineRule="auto"/>
+              <w:spacing w:before="40" w:after="40"/>
               <w:jc w:val="center"/>
             </w:pPr>
+            <w:r>
+              <w:rPr>
+                <w:rFonts w:ascii="TH Sarabun New" w:hAnsi="TH Sarabun New"/>
+                <w:b/>
+                <w:sz w:val="24"/>
+              </w:rPr>
+              <w:t>ดีเยี่ยม</w:t>
+            </w:r>
           </w:p>
         </w:tc>
       </w:tr>
@@ -17222,12 +18390,14 @@
           </w:tcPr>
           <w:p>
             <w:pPr>
-              <w:spacing w:after="20" w:line="240" w:lineRule="auto"/>
+              <w:spacing w:before="40" w:after="40"/>
               <w:jc w:val="center"/>
             </w:pPr>
             <w:r>
               <w:rPr>
-                <w:sz w:val="28"/>
+                <w:rFonts w:ascii="TH Sarabun New" w:hAnsi="TH Sarabun New"/>
+                <w:b w:val="0"/>
+                <w:sz w:val="24"/>
               </w:rPr>
               <w:t>10</w:t>
             </w:r>
@@ -17247,11 +18417,14 @@
           </w:tcPr>
           <w:p>
             <w:pPr>
-              <w:spacing w:after="20" w:line="240" w:lineRule="auto"/>
-            </w:pPr>
-            <w:r>
-              <w:rPr>
-                <w:sz w:val="28"/>
+              <w:spacing w:before="40" w:after="40"/>
+              <w:jc w:val="left"/>
+            </w:pPr>
+            <w:r>
+              <w:rPr>
+                <w:rFonts w:ascii="TH Sarabun New" w:hAnsi="TH Sarabun New"/>
+                <w:b w:val="0"/>
+                <w:sz w:val="24"/>
               </w:rPr>
               <w:t>เด็กชายภพธร กะวันทา</w:t>
             </w:r>
@@ -17271,9 +18444,17 @@
           </w:tcPr>
           <w:p>
             <w:pPr>
-              <w:spacing w:after="20" w:line="240" w:lineRule="auto"/>
+              <w:spacing w:before="40" w:after="40"/>
               <w:jc w:val="center"/>
             </w:pPr>
+            <w:r>
+              <w:rPr>
+                <w:rFonts w:ascii="TH Sarabun New" w:hAnsi="TH Sarabun New"/>
+                <w:b w:val="0"/>
+                <w:sz w:val="24"/>
+              </w:rPr>
+              <w:t>ระดับ 3 (ดี)</w:t>
+            </w:r>
           </w:p>
         </w:tc>
         <w:tc>
@@ -17290,9 +18471,17 @@
           </w:tcPr>
           <w:p>
             <w:pPr>
-              <w:spacing w:after="20" w:line="240" w:lineRule="auto"/>
+              <w:spacing w:before="40" w:after="40"/>
               <w:jc w:val="center"/>
             </w:pPr>
+            <w:r>
+              <w:rPr>
+                <w:rFonts w:ascii="TH Sarabun New" w:hAnsi="TH Sarabun New"/>
+                <w:b w:val="0"/>
+                <w:sz w:val="24"/>
+              </w:rPr>
+              <w:t>ระดับ 2 (ปานกลาง)</w:t>
+            </w:r>
           </w:p>
         </w:tc>
         <w:tc>
@@ -17309,9 +18498,17 @@
           </w:tcPr>
           <w:p>
             <w:pPr>
-              <w:spacing w:after="20" w:line="240" w:lineRule="auto"/>
+              <w:spacing w:before="40" w:after="40"/>
               <w:jc w:val="center"/>
             </w:pPr>
+            <w:r>
+              <w:rPr>
+                <w:rFonts w:ascii="TH Sarabun New" w:hAnsi="TH Sarabun New"/>
+                <w:b w:val="0"/>
+                <w:sz w:val="24"/>
+              </w:rPr>
+              <w:t>ระดับ 3 (ดี)</w:t>
+            </w:r>
           </w:p>
         </w:tc>
         <w:tc>
@@ -17328,9 +18525,17 @@
           </w:tcPr>
           <w:p>
             <w:pPr>
-              <w:spacing w:after="20" w:line="240" w:lineRule="auto"/>
+              <w:spacing w:before="40" w:after="40"/>
               <w:jc w:val="center"/>
             </w:pPr>
+            <w:r>
+              <w:rPr>
+                <w:rFonts w:ascii="TH Sarabun New" w:hAnsi="TH Sarabun New"/>
+                <w:b w:val="0"/>
+                <w:sz w:val="24"/>
+              </w:rPr>
+              <w:t>ระดับ 2 (ปานกลาง)</w:t>
+            </w:r>
           </w:p>
         </w:tc>
         <w:tc>
@@ -17347,9 +18552,17 @@
           </w:tcPr>
           <w:p>
             <w:pPr>
-              <w:spacing w:after="20" w:line="240" w:lineRule="auto"/>
+              <w:spacing w:before="40" w:after="40"/>
               <w:jc w:val="center"/>
             </w:pPr>
+            <w:r>
+              <w:rPr>
+                <w:rFonts w:ascii="TH Sarabun New" w:hAnsi="TH Sarabun New"/>
+                <w:b/>
+                <w:sz w:val="24"/>
+              </w:rPr>
+              <w:t>ดี</w:t>
+            </w:r>
           </w:p>
         </w:tc>
       </w:tr>
@@ -17371,12 +18584,14 @@
           </w:tcPr>
           <w:p>
             <w:pPr>
-              <w:spacing w:after="20" w:line="240" w:lineRule="auto"/>
+              <w:spacing w:before="40" w:after="40"/>
               <w:jc w:val="center"/>
             </w:pPr>
             <w:r>
               <w:rPr>
-                <w:sz w:val="28"/>
+                <w:rFonts w:ascii="TH Sarabun New" w:hAnsi="TH Sarabun New"/>
+                <w:b w:val="0"/>
+                <w:sz w:val="24"/>
               </w:rPr>
               <w:t>11</w:t>
             </w:r>
@@ -17395,11 +18610,14 @@
           </w:tcPr>
           <w:p>
             <w:pPr>
-              <w:spacing w:after="20" w:line="240" w:lineRule="auto"/>
-            </w:pPr>
-            <w:r>
-              <w:rPr>
-                <w:sz w:val="28"/>
+              <w:spacing w:before="40" w:after="40"/>
+              <w:jc w:val="left"/>
+            </w:pPr>
+            <w:r>
+              <w:rPr>
+                <w:rFonts w:ascii="TH Sarabun New" w:hAnsi="TH Sarabun New"/>
+                <w:b w:val="0"/>
+                <w:sz w:val="24"/>
               </w:rPr>
               <w:t>เด็กหญิงสุภัสสรา เอี่ยมพงษ์</w:t>
             </w:r>
@@ -17418,9 +18636,17 @@
           </w:tcPr>
           <w:p>
             <w:pPr>
-              <w:spacing w:after="20" w:line="240" w:lineRule="auto"/>
+              <w:spacing w:before="40" w:after="40"/>
               <w:jc w:val="center"/>
             </w:pPr>
+            <w:r>
+              <w:rPr>
+                <w:rFonts w:ascii="TH Sarabun New" w:hAnsi="TH Sarabun New"/>
+                <w:b w:val="0"/>
+                <w:sz w:val="24"/>
+              </w:rPr>
+              <w:t>ระดับ 3 (ดี)</w:t>
+            </w:r>
           </w:p>
         </w:tc>
         <w:tc>
@@ -17436,9 +18662,17 @@
           </w:tcPr>
           <w:p>
             <w:pPr>
-              <w:spacing w:after="20" w:line="240" w:lineRule="auto"/>
+              <w:spacing w:before="40" w:after="40"/>
               <w:jc w:val="center"/>
             </w:pPr>
+            <w:r>
+              <w:rPr>
+                <w:rFonts w:ascii="TH Sarabun New" w:hAnsi="TH Sarabun New"/>
+                <w:b w:val="0"/>
+                <w:sz w:val="24"/>
+              </w:rPr>
+              <w:t>ระดับ 3 (ดี)</w:t>
+            </w:r>
           </w:p>
         </w:tc>
         <w:tc>
@@ -17454,9 +18688,17 @@
           </w:tcPr>
           <w:p>
             <w:pPr>
-              <w:spacing w:after="20" w:line="240" w:lineRule="auto"/>
+              <w:spacing w:before="40" w:after="40"/>
               <w:jc w:val="center"/>
             </w:pPr>
+            <w:r>
+              <w:rPr>
+                <w:rFonts w:ascii="TH Sarabun New" w:hAnsi="TH Sarabun New"/>
+                <w:b w:val="0"/>
+                <w:sz w:val="24"/>
+              </w:rPr>
+              <w:t>ระดับ 3 (ดี)</w:t>
+            </w:r>
           </w:p>
         </w:tc>
         <w:tc>
@@ -17472,9 +18714,17 @@
           </w:tcPr>
           <w:p>
             <w:pPr>
-              <w:spacing w:after="20" w:line="240" w:lineRule="auto"/>
+              <w:spacing w:before="40" w:after="40"/>
               <w:jc w:val="center"/>
             </w:pPr>
+            <w:r>
+              <w:rPr>
+                <w:rFonts w:ascii="TH Sarabun New" w:hAnsi="TH Sarabun New"/>
+                <w:b w:val="0"/>
+                <w:sz w:val="24"/>
+              </w:rPr>
+              <w:t>ระดับ 3 (ดี)</w:t>
+            </w:r>
           </w:p>
         </w:tc>
         <w:tc>
@@ -17490,9 +18740,17 @@
           </w:tcPr>
           <w:p>
             <w:pPr>
-              <w:spacing w:after="20" w:line="240" w:lineRule="auto"/>
+              <w:spacing w:before="40" w:after="40"/>
               <w:jc w:val="center"/>
             </w:pPr>
+            <w:r>
+              <w:rPr>
+                <w:rFonts w:ascii="TH Sarabun New" w:hAnsi="TH Sarabun New"/>
+                <w:b/>
+                <w:sz w:val="24"/>
+              </w:rPr>
+              <w:t>ดีเยี่ยม</w:t>
+            </w:r>
           </w:p>
         </w:tc>
       </w:tr>
@@ -17670,9 +18928,17 @@
           </w:tcPr>
           <w:p>
             <w:pPr>
-              <w:spacing w:after="20" w:line="240" w:lineRule="auto"/>
+              <w:spacing w:before="40" w:after="40"/>
               <w:jc w:val="center"/>
             </w:pPr>
+            <w:r>
+              <w:rPr>
+                <w:rFonts w:ascii="TH Sarabun New" w:hAnsi="TH Sarabun New"/>
+                <w:b w:val="0"/>
+                <w:sz w:val="24"/>
+              </w:rPr>
+              <w:t>2</w:t>
+            </w:r>
           </w:p>
         </w:tc>
         <w:tc>
@@ -17688,8 +18954,17 @@
           </w:tcPr>
           <w:p>
             <w:pPr>
-              <w:spacing w:after="20" w:line="240" w:lineRule="auto"/>
-            </w:pPr>
+              <w:spacing w:before="40" w:after="40"/>
+              <w:jc w:val="left"/>
+            </w:pPr>
+            <w:r>
+              <w:rPr>
+                <w:rFonts w:ascii="TH Sarabun New" w:hAnsi="TH Sarabun New"/>
+                <w:b w:val="0"/>
+                <w:sz w:val="24"/>
+              </w:rPr>
+              <w:t>ดับเบิลคลิกช้า เมาส์ขยับขณะกด</w:t>
+            </w:r>
           </w:p>
         </w:tc>
         <w:tc>
@@ -17705,8 +18980,17 @@
           </w:tcPr>
           <w:p>
             <w:pPr>
-              <w:spacing w:after="20" w:line="240" w:lineRule="auto"/>
-            </w:pPr>
+              <w:spacing w:before="40" w:after="40"/>
+              <w:jc w:val="left"/>
+            </w:pPr>
+            <w:r>
+              <w:rPr>
+                <w:rFonts w:ascii="TH Sarabun New" w:hAnsi="TH Sarabun New"/>
+                <w:b w:val="0"/>
+                <w:sz w:val="24"/>
+              </w:rPr>
+              <w:t>ฝึกวางนิ้วให้นิ่ง ครูเคาะจังหวะ 1-2 สม่ำเสมอ</w:t>
+            </w:r>
           </w:p>
         </w:tc>
         <w:tc>
@@ -17722,8 +19006,17 @@
           </w:tcPr>
           <w:p>
             <w:pPr>
-              <w:spacing w:after="20" w:line="240" w:lineRule="auto"/>
-            </w:pPr>
+              <w:spacing w:before="40" w:after="40"/>
+              <w:jc w:val="left"/>
+            </w:pPr>
+            <w:r>
+              <w:rPr>
+                <w:rFonts w:ascii="TH Sarabun New" w:hAnsi="TH Sarabun New"/>
+                <w:b w:val="0"/>
+                <w:sz w:val="24"/>
+              </w:rPr>
+              <w:t>ผ่านภารกิจเปิดกล่องสมบัติในเกม</w:t>
+            </w:r>
           </w:p>
         </w:tc>
       </w:tr>
@@ -17746,9 +19039,17 @@
           </w:tcPr>
           <w:p>
             <w:pPr>
-              <w:spacing w:after="20" w:line="240" w:lineRule="auto"/>
+              <w:spacing w:before="40" w:after="40"/>
               <w:jc w:val="center"/>
             </w:pPr>
+            <w:r>
+              <w:rPr>
+                <w:rFonts w:ascii="TH Sarabun New" w:hAnsi="TH Sarabun New"/>
+                <w:b w:val="0"/>
+                <w:sz w:val="24"/>
+              </w:rPr>
+              <w:t>5</w:t>
+            </w:r>
           </w:p>
         </w:tc>
         <w:tc>
@@ -17765,8 +19066,17 @@
           </w:tcPr>
           <w:p>
             <w:pPr>
-              <w:spacing w:after="20" w:line="240" w:lineRule="auto"/>
-            </w:pPr>
+              <w:spacing w:before="40" w:after="40"/>
+              <w:jc w:val="left"/>
+            </w:pPr>
+            <w:r>
+              <w:rPr>
+                <w:rFonts w:ascii="TH Sarabun New" w:hAnsi="TH Sarabun New"/>
+                <w:b w:val="0"/>
+                <w:sz w:val="24"/>
+              </w:rPr>
+              <w:t>ลากวางหลุดระหว่างทางเนื่องจากเผลอปล่อยนิ้ว</w:t>
+            </w:r>
           </w:p>
         </w:tc>
         <w:tc>
@@ -17783,8 +19093,17 @@
           </w:tcPr>
           <w:p>
             <w:pPr>
-              <w:spacing w:after="20" w:line="240" w:lineRule="auto"/>
-            </w:pPr>
+              <w:spacing w:before="40" w:after="40"/>
+              <w:jc w:val="left"/>
+            </w:pPr>
+            <w:r>
+              <w:rPr>
+                <w:rFonts w:ascii="TH Sarabun New" w:hAnsi="TH Sarabun New"/>
+                <w:b w:val="0"/>
+                <w:sz w:val="24"/>
+              </w:rPr>
+              <w:t>ฝึกกดปุ่มค้างให้มั่นคงแล้วใช้สายตานำทาง</w:t>
+            </w:r>
           </w:p>
         </w:tc>
         <w:tc>
@@ -17801,8 +19120,17 @@
           </w:tcPr>
           <w:p>
             <w:pPr>
-              <w:spacing w:after="20" w:line="240" w:lineRule="auto"/>
-            </w:pPr>
+              <w:spacing w:before="40" w:after="40"/>
+              <w:jc w:val="left"/>
+            </w:pPr>
+            <w:r>
+              <w:rPr>
+                <w:rFonts w:ascii="TH Sarabun New" w:hAnsi="TH Sarabun New"/>
+                <w:b w:val="0"/>
+                <w:sz w:val="24"/>
+              </w:rPr>
+              <w:t>ผ่านภารกิจจับคู่เงาสัตว์</w:t>
+            </w:r>
           </w:p>
         </w:tc>
       </w:tr>
@@ -17824,9 +19152,17 @@
           </w:tcPr>
           <w:p>
             <w:pPr>
-              <w:spacing w:after="20" w:line="240" w:lineRule="auto"/>
+              <w:spacing w:before="40" w:after="40"/>
               <w:jc w:val="center"/>
             </w:pPr>
+            <w:r>
+              <w:rPr>
+                <w:rFonts w:ascii="TH Sarabun New" w:hAnsi="TH Sarabun New"/>
+                <w:b w:val="0"/>
+                <w:sz w:val="24"/>
+              </w:rPr>
+              <w:t>7</w:t>
+            </w:r>
           </w:p>
         </w:tc>
         <w:tc>
@@ -17842,8 +19178,17 @@
           </w:tcPr>
           <w:p>
             <w:pPr>
-              <w:spacing w:after="20" w:line="240" w:lineRule="auto"/>
-            </w:pPr>
+              <w:spacing w:before="40" w:after="40"/>
+              <w:jc w:val="left"/>
+            </w:pPr>
+            <w:r>
+              <w:rPr>
+                <w:rFonts w:ascii="TH Sarabun New" w:hAnsi="TH Sarabun New"/>
+                <w:b w:val="0"/>
+                <w:sz w:val="24"/>
+              </w:rPr>
+              <w:t>เคลื่อนเมาส์เร็วเกินไปจนหลุดจากเป้าหมาย</w:t>
+            </w:r>
           </w:p>
         </w:tc>
         <w:tc>
@@ -17859,8 +19204,17 @@
           </w:tcPr>
           <w:p>
             <w:pPr>
-              <w:spacing w:after="20" w:line="240" w:lineRule="auto"/>
-            </w:pPr>
+              <w:spacing w:before="40" w:after="40"/>
+              <w:jc w:val="left"/>
+            </w:pPr>
+            <w:r>
+              <w:rPr>
+                <w:rFonts w:ascii="TH Sarabun New" w:hAnsi="TH Sarabun New"/>
+                <w:b w:val="0"/>
+                <w:sz w:val="24"/>
+              </w:rPr>
+              <w:t>แนะนำปรับท่านั่ง ลดความเร็วของข้อมือ</w:t>
+            </w:r>
           </w:p>
         </w:tc>
         <w:tc>
@@ -17876,8 +19230,17 @@
           </w:tcPr>
           <w:p>
             <w:pPr>
-              <w:spacing w:after="20" w:line="240" w:lineRule="auto"/>
-            </w:pPr>
+              <w:spacing w:before="40" w:after="40"/>
+              <w:jc w:val="left"/>
+            </w:pPr>
+            <w:r>
+              <w:rPr>
+                <w:rFonts w:ascii="TH Sarabun New" w:hAnsi="TH Sarabun New"/>
+                <w:b w:val="0"/>
+                <w:sz w:val="24"/>
+              </w:rPr>
+              <w:t>ผ่านภารกิจต่อจิ๊กซอว์ 6 ชิ้น</w:t>
+            </w:r>
           </w:p>
         </w:tc>
       </w:tr>
@@ -17900,9 +19263,17 @@
           </w:tcPr>
           <w:p>
             <w:pPr>
-              <w:spacing w:after="20" w:line="240" w:lineRule="auto"/>
+              <w:spacing w:before="40" w:after="40"/>
               <w:jc w:val="center"/>
             </w:pPr>
+            <w:r>
+              <w:rPr>
+                <w:rFonts w:ascii="TH Sarabun New" w:hAnsi="TH Sarabun New"/>
+                <w:b w:val="0"/>
+                <w:sz w:val="24"/>
+              </w:rPr>
+              <w:t>10</w:t>
+            </w:r>
           </w:p>
         </w:tc>
         <w:tc>
@@ -17919,8 +19290,17 @@
           </w:tcPr>
           <w:p>
             <w:pPr>
-              <w:spacing w:after="20" w:line="240" w:lineRule="auto"/>
-            </w:pPr>
+              <w:spacing w:before="40" w:after="40"/>
+              <w:jc w:val="left"/>
+            </w:pPr>
+            <w:r>
+              <w:rPr>
+                <w:rFonts w:ascii="TH Sarabun New" w:hAnsi="TH Sarabun New"/>
+                <w:b w:val="0"/>
+                <w:sz w:val="24"/>
+              </w:rPr>
+              <w:t>สับสนระหว่างคลิกซ้ายกับคลิกขวา</w:t>
+            </w:r>
           </w:p>
         </w:tc>
         <w:tc>
@@ -17937,8 +19317,17 @@
           </w:tcPr>
           <w:p>
             <w:pPr>
-              <w:spacing w:after="20" w:line="240" w:lineRule="auto"/>
-            </w:pPr>
+              <w:spacing w:before="40" w:after="40"/>
+              <w:jc w:val="left"/>
+            </w:pPr>
+            <w:r>
+              <w:rPr>
+                <w:rFonts w:ascii="TH Sarabun New" w:hAnsi="TH Sarabun New"/>
+                <w:b w:val="0"/>
+                <w:sz w:val="24"/>
+              </w:rPr>
+              <w:t>ติดสติกเกอร์สีเขียวที่ปุ่มซ้ายเป็นจุดสังเกต</w:t>
+            </w:r>
           </w:p>
         </w:tc>
         <w:tc>
@@ -17955,8 +19344,17 @@
           </w:tcPr>
           <w:p>
             <w:pPr>
-              <w:spacing w:after="20" w:line="240" w:lineRule="auto"/>
-            </w:pPr>
+              <w:spacing w:before="40" w:after="40"/>
+              <w:jc w:val="left"/>
+            </w:pPr>
+            <w:r>
+              <w:rPr>
+                <w:rFonts w:ascii="TH Sarabun New" w:hAnsi="TH Sarabun New"/>
+                <w:b w:val="0"/>
+                <w:sz w:val="24"/>
+              </w:rPr>
+              <w:t>กดปุ่มคลิกซ้ายได้ถูกต้อง 100%</w:t>
+            </w:r>
           </w:p>
         </w:tc>
       </w:tr>
@@ -18223,12 +19621,14 @@
           </w:tcPr>
           <w:p>
             <w:pPr>
-              <w:spacing w:after="20" w:line="240" w:lineRule="auto"/>
+              <w:spacing w:before="40" w:after="40"/>
               <w:jc w:val="center"/>
             </w:pPr>
             <w:r>
               <w:rPr>
-                <w:sz w:val="28"/>
+                <w:rFonts w:ascii="TH Sarabun New" w:hAnsi="TH Sarabun New"/>
+                <w:b w:val="0"/>
+                <w:sz w:val="24"/>
               </w:rPr>
               <w:t>1</w:t>
             </w:r>
@@ -18247,11 +19647,14 @@
           </w:tcPr>
           <w:p>
             <w:pPr>
-              <w:spacing w:after="20" w:line="240" w:lineRule="auto"/>
-            </w:pPr>
-            <w:r>
-              <w:rPr>
-                <w:sz w:val="28"/>
+              <w:spacing w:before="40" w:after="40"/>
+              <w:jc w:val="left"/>
+            </w:pPr>
+            <w:r>
+              <w:rPr>
+                <w:rFonts w:ascii="TH Sarabun New" w:hAnsi="TH Sarabun New"/>
+                <w:b w:val="0"/>
+                <w:sz w:val="24"/>
               </w:rPr>
               <w:t>เด็กชายณัฐพัฒน์ จันทร์สิงห์</w:t>
             </w:r>
@@ -18270,9 +19673,17 @@
           </w:tcPr>
           <w:p>
             <w:pPr>
-              <w:spacing w:after="20" w:line="240" w:lineRule="auto"/>
+              <w:spacing w:before="40" w:after="40"/>
               <w:jc w:val="center"/>
             </w:pPr>
+            <w:r>
+              <w:rPr>
+                <w:rFonts w:ascii="TH Sarabun New" w:hAnsi="TH Sarabun New"/>
+                <w:b w:val="0"/>
+                <w:sz w:val="24"/>
+              </w:rPr>
+              <w:t>ผ่าน (ทำได้)</w:t>
+            </w:r>
           </w:p>
         </w:tc>
         <w:tc>
@@ -18288,9 +19699,17 @@
           </w:tcPr>
           <w:p>
             <w:pPr>
-              <w:spacing w:after="20" w:line="240" w:lineRule="auto"/>
+              <w:spacing w:before="40" w:after="40"/>
               <w:jc w:val="center"/>
             </w:pPr>
+            <w:r>
+              <w:rPr>
+                <w:rFonts w:ascii="TH Sarabun New" w:hAnsi="TH Sarabun New"/>
+                <w:b w:val="0"/>
+                <w:sz w:val="24"/>
+              </w:rPr>
+              <w:t>ผ่าน (ทำได้)</w:t>
+            </w:r>
           </w:p>
         </w:tc>
         <w:tc>
@@ -18306,9 +19725,17 @@
           </w:tcPr>
           <w:p>
             <w:pPr>
-              <w:spacing w:after="20" w:line="240" w:lineRule="auto"/>
+              <w:spacing w:before="40" w:after="40"/>
               <w:jc w:val="center"/>
             </w:pPr>
+            <w:r>
+              <w:rPr>
+                <w:rFonts w:ascii="TH Sarabun New" w:hAnsi="TH Sarabun New"/>
+                <w:b w:val="0"/>
+                <w:sz w:val="24"/>
+              </w:rPr>
+              <w:t>ผ่าน (ทำได้)</w:t>
+            </w:r>
           </w:p>
         </w:tc>
         <w:tc>
@@ -18324,9 +19751,17 @@
           </w:tcPr>
           <w:p>
             <w:pPr>
-              <w:spacing w:after="20" w:line="240" w:lineRule="auto"/>
+              <w:spacing w:before="40" w:after="40"/>
               <w:jc w:val="center"/>
             </w:pPr>
+            <w:r>
+              <w:rPr>
+                <w:rFonts w:ascii="TH Sarabun New" w:hAnsi="TH Sarabun New"/>
+                <w:b w:val="0"/>
+                <w:sz w:val="24"/>
+              </w:rPr>
+              <w:t>ผ่าน (ทำได้)</w:t>
+            </w:r>
           </w:p>
         </w:tc>
         <w:tc>
@@ -18342,9 +19777,17 @@
           </w:tcPr>
           <w:p>
             <w:pPr>
-              <w:spacing w:after="20" w:line="240" w:lineRule="auto"/>
+              <w:spacing w:before="40" w:after="40"/>
               <w:jc w:val="center"/>
             </w:pPr>
+            <w:r>
+              <w:rPr>
+                <w:rFonts w:ascii="TH Sarabun New" w:hAnsi="TH Sarabun New"/>
+                <w:b/>
+                <w:sz w:val="24"/>
+              </w:rPr>
+              <w:t>ผ่านครบ 100%</w:t>
+            </w:r>
           </w:p>
         </w:tc>
       </w:tr>
@@ -18367,12 +19810,14 @@
           </w:tcPr>
           <w:p>
             <w:pPr>
-              <w:spacing w:after="20" w:line="240" w:lineRule="auto"/>
+              <w:spacing w:before="40" w:after="40"/>
               <w:jc w:val="center"/>
             </w:pPr>
             <w:r>
               <w:rPr>
-                <w:sz w:val="28"/>
+                <w:rFonts w:ascii="TH Sarabun New" w:hAnsi="TH Sarabun New"/>
+                <w:b w:val="0"/>
+                <w:sz w:val="24"/>
               </w:rPr>
               <w:t>2</w:t>
             </w:r>
@@ -18392,11 +19837,14 @@
           </w:tcPr>
           <w:p>
             <w:pPr>
-              <w:spacing w:after="20" w:line="240" w:lineRule="auto"/>
-            </w:pPr>
-            <w:r>
-              <w:rPr>
-                <w:sz w:val="28"/>
+              <w:spacing w:before="40" w:after="40"/>
+              <w:jc w:val="left"/>
+            </w:pPr>
+            <w:r>
+              <w:rPr>
+                <w:rFonts w:ascii="TH Sarabun New" w:hAnsi="TH Sarabun New"/>
+                <w:b w:val="0"/>
+                <w:sz w:val="24"/>
               </w:rPr>
               <w:t>เด็กชายระพีพัฒน์ เลิกนอก</w:t>
             </w:r>
@@ -18416,9 +19864,17 @@
           </w:tcPr>
           <w:p>
             <w:pPr>
-              <w:spacing w:after="20" w:line="240" w:lineRule="auto"/>
+              <w:spacing w:before="40" w:after="40"/>
               <w:jc w:val="center"/>
             </w:pPr>
+            <w:r>
+              <w:rPr>
+                <w:rFonts w:ascii="TH Sarabun New" w:hAnsi="TH Sarabun New"/>
+                <w:b w:val="0"/>
+                <w:sz w:val="24"/>
+              </w:rPr>
+              <w:t>ผ่าน (ทำได้)</w:t>
+            </w:r>
           </w:p>
         </w:tc>
         <w:tc>
@@ -18435,9 +19891,17 @@
           </w:tcPr>
           <w:p>
             <w:pPr>
-              <w:spacing w:after="20" w:line="240" w:lineRule="auto"/>
+              <w:spacing w:before="40" w:after="40"/>
               <w:jc w:val="center"/>
             </w:pPr>
+            <w:r>
+              <w:rPr>
+                <w:rFonts w:ascii="TH Sarabun New" w:hAnsi="TH Sarabun New"/>
+                <w:b w:val="0"/>
+                <w:sz w:val="24"/>
+              </w:rPr>
+              <w:t>ผ่าน (ทำได้)</w:t>
+            </w:r>
           </w:p>
         </w:tc>
         <w:tc>
@@ -18454,9 +19918,17 @@
           </w:tcPr>
           <w:p>
             <w:pPr>
-              <w:spacing w:after="20" w:line="240" w:lineRule="auto"/>
+              <w:spacing w:before="40" w:after="40"/>
               <w:jc w:val="center"/>
             </w:pPr>
+            <w:r>
+              <w:rPr>
+                <w:rFonts w:ascii="TH Sarabun New" w:hAnsi="TH Sarabun New"/>
+                <w:b w:val="0"/>
+                <w:sz w:val="24"/>
+              </w:rPr>
+              <w:t>ผ่าน (ทำได้)</w:t>
+            </w:r>
           </w:p>
         </w:tc>
         <w:tc>
@@ -18473,9 +19945,17 @@
           </w:tcPr>
           <w:p>
             <w:pPr>
-              <w:spacing w:after="20" w:line="240" w:lineRule="auto"/>
+              <w:spacing w:before="40" w:after="40"/>
               <w:jc w:val="center"/>
             </w:pPr>
+            <w:r>
+              <w:rPr>
+                <w:rFonts w:ascii="TH Sarabun New" w:hAnsi="TH Sarabun New"/>
+                <w:b w:val="0"/>
+                <w:sz w:val="24"/>
+              </w:rPr>
+              <w:t>ผ่าน (ทำได้)</w:t>
+            </w:r>
           </w:p>
         </w:tc>
         <w:tc>
@@ -18492,9 +19972,17 @@
           </w:tcPr>
           <w:p>
             <w:pPr>
-              <w:spacing w:after="20" w:line="240" w:lineRule="auto"/>
+              <w:spacing w:before="40" w:after="40"/>
               <w:jc w:val="center"/>
             </w:pPr>
+            <w:r>
+              <w:rPr>
+                <w:rFonts w:ascii="TH Sarabun New" w:hAnsi="TH Sarabun New"/>
+                <w:b/>
+                <w:sz w:val="24"/>
+              </w:rPr>
+              <w:t>ผ่านครบ 100%</w:t>
+            </w:r>
           </w:p>
         </w:tc>
       </w:tr>
@@ -18516,12 +20004,14 @@
           </w:tcPr>
           <w:p>
             <w:pPr>
-              <w:spacing w:after="20" w:line="240" w:lineRule="auto"/>
+              <w:spacing w:before="40" w:after="40"/>
               <w:jc w:val="center"/>
             </w:pPr>
             <w:r>
               <w:rPr>
-                <w:sz w:val="28"/>
+                <w:rFonts w:ascii="TH Sarabun New" w:hAnsi="TH Sarabun New"/>
+                <w:b w:val="0"/>
+                <w:sz w:val="24"/>
               </w:rPr>
               <w:t>3</w:t>
             </w:r>
@@ -18540,11 +20030,14 @@
           </w:tcPr>
           <w:p>
             <w:pPr>
-              <w:spacing w:after="20" w:line="240" w:lineRule="auto"/>
-            </w:pPr>
-            <w:r>
-              <w:rPr>
-                <w:sz w:val="28"/>
+              <w:spacing w:before="40" w:after="40"/>
+              <w:jc w:val="left"/>
+            </w:pPr>
+            <w:r>
+              <w:rPr>
+                <w:rFonts w:ascii="TH Sarabun New" w:hAnsi="TH Sarabun New"/>
+                <w:b w:val="0"/>
+                <w:sz w:val="24"/>
               </w:rPr>
               <w:t>เด็กชายวงศกร เลิกนอก</w:t>
             </w:r>
@@ -18563,9 +20056,17 @@
           </w:tcPr>
           <w:p>
             <w:pPr>
-              <w:spacing w:after="20" w:line="240" w:lineRule="auto"/>
+              <w:spacing w:before="40" w:after="40"/>
               <w:jc w:val="center"/>
             </w:pPr>
+            <w:r>
+              <w:rPr>
+                <w:rFonts w:ascii="TH Sarabun New" w:hAnsi="TH Sarabun New"/>
+                <w:b w:val="0"/>
+                <w:sz w:val="24"/>
+              </w:rPr>
+              <w:t>ผ่าน (ทำได้)</w:t>
+            </w:r>
           </w:p>
         </w:tc>
         <w:tc>
@@ -18581,9 +20082,17 @@
           </w:tcPr>
           <w:p>
             <w:pPr>
-              <w:spacing w:after="20" w:line="240" w:lineRule="auto"/>
+              <w:spacing w:before="40" w:after="40"/>
               <w:jc w:val="center"/>
             </w:pPr>
+            <w:r>
+              <w:rPr>
+                <w:rFonts w:ascii="TH Sarabun New" w:hAnsi="TH Sarabun New"/>
+                <w:b w:val="0"/>
+                <w:sz w:val="24"/>
+              </w:rPr>
+              <w:t>ผ่าน (ทำได้)</w:t>
+            </w:r>
           </w:p>
         </w:tc>
         <w:tc>
@@ -18599,9 +20108,17 @@
           </w:tcPr>
           <w:p>
             <w:pPr>
-              <w:spacing w:after="20" w:line="240" w:lineRule="auto"/>
+              <w:spacing w:before="40" w:after="40"/>
               <w:jc w:val="center"/>
             </w:pPr>
+            <w:r>
+              <w:rPr>
+                <w:rFonts w:ascii="TH Sarabun New" w:hAnsi="TH Sarabun New"/>
+                <w:b w:val="0"/>
+                <w:sz w:val="24"/>
+              </w:rPr>
+              <w:t>ผ่าน (ทำได้)</w:t>
+            </w:r>
           </w:p>
         </w:tc>
         <w:tc>
@@ -18617,9 +20134,17 @@
           </w:tcPr>
           <w:p>
             <w:pPr>
-              <w:spacing w:after="20" w:line="240" w:lineRule="auto"/>
+              <w:spacing w:before="40" w:after="40"/>
               <w:jc w:val="center"/>
             </w:pPr>
+            <w:r>
+              <w:rPr>
+                <w:rFonts w:ascii="TH Sarabun New" w:hAnsi="TH Sarabun New"/>
+                <w:b w:val="0"/>
+                <w:sz w:val="24"/>
+              </w:rPr>
+              <w:t>ผ่าน (ทำได้)</w:t>
+            </w:r>
           </w:p>
         </w:tc>
         <w:tc>
@@ -18635,9 +20160,17 @@
           </w:tcPr>
           <w:p>
             <w:pPr>
-              <w:spacing w:after="20" w:line="240" w:lineRule="auto"/>
+              <w:spacing w:before="40" w:after="40"/>
               <w:jc w:val="center"/>
             </w:pPr>
+            <w:r>
+              <w:rPr>
+                <w:rFonts w:ascii="TH Sarabun New" w:hAnsi="TH Sarabun New"/>
+                <w:b/>
+                <w:sz w:val="24"/>
+              </w:rPr>
+              <w:t>ผ่านครบ 100%</w:t>
+            </w:r>
           </w:p>
         </w:tc>
       </w:tr>
@@ -18660,12 +20193,14 @@
           </w:tcPr>
           <w:p>
             <w:pPr>
-              <w:spacing w:after="20" w:line="240" w:lineRule="auto"/>
+              <w:spacing w:before="40" w:after="40"/>
               <w:jc w:val="center"/>
             </w:pPr>
             <w:r>
               <w:rPr>
-                <w:sz w:val="28"/>
+                <w:rFonts w:ascii="TH Sarabun New" w:hAnsi="TH Sarabun New"/>
+                <w:b w:val="0"/>
+                <w:sz w:val="24"/>
               </w:rPr>
               <w:t>4</w:t>
             </w:r>
@@ -18685,11 +20220,14 @@
           </w:tcPr>
           <w:p>
             <w:pPr>
-              <w:spacing w:after="20" w:line="240" w:lineRule="auto"/>
-            </w:pPr>
-            <w:r>
-              <w:rPr>
-                <w:sz w:val="28"/>
+              <w:spacing w:before="40" w:after="40"/>
+              <w:jc w:val="left"/>
+            </w:pPr>
+            <w:r>
+              <w:rPr>
+                <w:rFonts w:ascii="TH Sarabun New" w:hAnsi="TH Sarabun New"/>
+                <w:b w:val="0"/>
+                <w:sz w:val="24"/>
               </w:rPr>
               <w:t>เด็กชายณฐพงศ์ พวงมาลี</w:t>
             </w:r>
@@ -18709,9 +20247,17 @@
           </w:tcPr>
           <w:p>
             <w:pPr>
-              <w:spacing w:after="20" w:line="240" w:lineRule="auto"/>
+              <w:spacing w:before="40" w:after="40"/>
               <w:jc w:val="center"/>
             </w:pPr>
+            <w:r>
+              <w:rPr>
+                <w:rFonts w:ascii="TH Sarabun New" w:hAnsi="TH Sarabun New"/>
+                <w:b w:val="0"/>
+                <w:sz w:val="24"/>
+              </w:rPr>
+              <w:t>ผ่าน (ทำได้)</w:t>
+            </w:r>
           </w:p>
         </w:tc>
         <w:tc>
@@ -18728,9 +20274,17 @@
           </w:tcPr>
           <w:p>
             <w:pPr>
-              <w:spacing w:after="20" w:line="240" w:lineRule="auto"/>
+              <w:spacing w:before="40" w:after="40"/>
               <w:jc w:val="center"/>
             </w:pPr>
+            <w:r>
+              <w:rPr>
+                <w:rFonts w:ascii="TH Sarabun New" w:hAnsi="TH Sarabun New"/>
+                <w:b w:val="0"/>
+                <w:sz w:val="24"/>
+              </w:rPr>
+              <w:t>ผ่าน (ทำได้)</w:t>
+            </w:r>
           </w:p>
         </w:tc>
         <w:tc>
@@ -18747,9 +20301,17 @@
           </w:tcPr>
           <w:p>
             <w:pPr>
-              <w:spacing w:after="20" w:line="240" w:lineRule="auto"/>
+              <w:spacing w:before="40" w:after="40"/>
               <w:jc w:val="center"/>
             </w:pPr>
+            <w:r>
+              <w:rPr>
+                <w:rFonts w:ascii="TH Sarabun New" w:hAnsi="TH Sarabun New"/>
+                <w:b w:val="0"/>
+                <w:sz w:val="24"/>
+              </w:rPr>
+              <w:t>ผ่าน (ทำได้)</w:t>
+            </w:r>
           </w:p>
         </w:tc>
         <w:tc>
@@ -18766,9 +20328,17 @@
           </w:tcPr>
           <w:p>
             <w:pPr>
-              <w:spacing w:after="20" w:line="240" w:lineRule="auto"/>
+              <w:spacing w:before="40" w:after="40"/>
               <w:jc w:val="center"/>
             </w:pPr>
+            <w:r>
+              <w:rPr>
+                <w:rFonts w:ascii="TH Sarabun New" w:hAnsi="TH Sarabun New"/>
+                <w:b w:val="0"/>
+                <w:sz w:val="24"/>
+              </w:rPr>
+              <w:t>ผ่าน (ทำได้)</w:t>
+            </w:r>
           </w:p>
         </w:tc>
         <w:tc>
@@ -18785,9 +20355,17 @@
           </w:tcPr>
           <w:p>
             <w:pPr>
-              <w:spacing w:after="20" w:line="240" w:lineRule="auto"/>
+              <w:spacing w:before="40" w:after="40"/>
               <w:jc w:val="center"/>
             </w:pPr>
+            <w:r>
+              <w:rPr>
+                <w:rFonts w:ascii="TH Sarabun New" w:hAnsi="TH Sarabun New"/>
+                <w:b/>
+                <w:sz w:val="24"/>
+              </w:rPr>
+              <w:t>ผ่านครบ 100%</w:t>
+            </w:r>
           </w:p>
         </w:tc>
       </w:tr>
@@ -18809,12 +20387,14 @@
           </w:tcPr>
           <w:p>
             <w:pPr>
-              <w:spacing w:after="20" w:line="240" w:lineRule="auto"/>
+              <w:spacing w:before="40" w:after="40"/>
               <w:jc w:val="center"/>
             </w:pPr>
             <w:r>
               <w:rPr>
-                <w:sz w:val="28"/>
+                <w:rFonts w:ascii="TH Sarabun New" w:hAnsi="TH Sarabun New"/>
+                <w:b w:val="0"/>
+                <w:sz w:val="24"/>
               </w:rPr>
               <w:t>5</w:t>
             </w:r>
@@ -18833,11 +20413,14 @@
           </w:tcPr>
           <w:p>
             <w:pPr>
-              <w:spacing w:after="20" w:line="240" w:lineRule="auto"/>
-            </w:pPr>
-            <w:r>
-              <w:rPr>
-                <w:sz w:val="28"/>
+              <w:spacing w:before="40" w:after="40"/>
+              <w:jc w:val="left"/>
+            </w:pPr>
+            <w:r>
+              <w:rPr>
+                <w:rFonts w:ascii="TH Sarabun New" w:hAnsi="TH Sarabun New"/>
+                <w:b w:val="0"/>
+                <w:sz w:val="24"/>
               </w:rPr>
               <w:t>เด็กชายเชาวลิต แสงทองศรี</w:t>
             </w:r>
@@ -18856,9 +20439,17 @@
           </w:tcPr>
           <w:p>
             <w:pPr>
-              <w:spacing w:after="20" w:line="240" w:lineRule="auto"/>
+              <w:spacing w:before="40" w:after="40"/>
               <w:jc w:val="center"/>
             </w:pPr>
+            <w:r>
+              <w:rPr>
+                <w:rFonts w:ascii="TH Sarabun New" w:hAnsi="TH Sarabun New"/>
+                <w:b w:val="0"/>
+                <w:sz w:val="24"/>
+              </w:rPr>
+              <w:t>ผ่าน (ทำได้)</w:t>
+            </w:r>
           </w:p>
         </w:tc>
         <w:tc>
@@ -18874,9 +20465,17 @@
           </w:tcPr>
           <w:p>
             <w:pPr>
-              <w:spacing w:after="20" w:line="240" w:lineRule="auto"/>
+              <w:spacing w:before="40" w:after="40"/>
               <w:jc w:val="center"/>
             </w:pPr>
+            <w:r>
+              <w:rPr>
+                <w:rFonts w:ascii="TH Sarabun New" w:hAnsi="TH Sarabun New"/>
+                <w:b w:val="0"/>
+                <w:sz w:val="24"/>
+              </w:rPr>
+              <w:t>ผ่าน (ทำได้)</w:t>
+            </w:r>
           </w:p>
         </w:tc>
         <w:tc>
@@ -18892,9 +20491,17 @@
           </w:tcPr>
           <w:p>
             <w:pPr>
-              <w:spacing w:after="20" w:line="240" w:lineRule="auto"/>
+              <w:spacing w:before="40" w:after="40"/>
               <w:jc w:val="center"/>
             </w:pPr>
+            <w:r>
+              <w:rPr>
+                <w:rFonts w:ascii="TH Sarabun New" w:hAnsi="TH Sarabun New"/>
+                <w:b w:val="0"/>
+                <w:sz w:val="24"/>
+              </w:rPr>
+              <w:t>ผ่าน (ทำได้)</w:t>
+            </w:r>
           </w:p>
         </w:tc>
         <w:tc>
@@ -18910,9 +20517,17 @@
           </w:tcPr>
           <w:p>
             <w:pPr>
-              <w:spacing w:after="20" w:line="240" w:lineRule="auto"/>
+              <w:spacing w:before="40" w:after="40"/>
               <w:jc w:val="center"/>
             </w:pPr>
+            <w:r>
+              <w:rPr>
+                <w:rFonts w:ascii="TH Sarabun New" w:hAnsi="TH Sarabun New"/>
+                <w:b w:val="0"/>
+                <w:sz w:val="24"/>
+              </w:rPr>
+              <w:t>ผ่าน (ทำได้)</w:t>
+            </w:r>
           </w:p>
         </w:tc>
         <w:tc>
@@ -18928,9 +20543,17 @@
           </w:tcPr>
           <w:p>
             <w:pPr>
-              <w:spacing w:after="20" w:line="240" w:lineRule="auto"/>
+              <w:spacing w:before="40" w:after="40"/>
               <w:jc w:val="center"/>
             </w:pPr>
+            <w:r>
+              <w:rPr>
+                <w:rFonts w:ascii="TH Sarabun New" w:hAnsi="TH Sarabun New"/>
+                <w:b/>
+                <w:sz w:val="24"/>
+              </w:rPr>
+              <w:t>ผ่านครบ 100%</w:t>
+            </w:r>
           </w:p>
         </w:tc>
       </w:tr>
@@ -18953,12 +20576,14 @@
           </w:tcPr>
           <w:p>
             <w:pPr>
-              <w:spacing w:after="20" w:line="240" w:lineRule="auto"/>
+              <w:spacing w:before="40" w:after="40"/>
               <w:jc w:val="center"/>
             </w:pPr>
             <w:r>
               <w:rPr>
-                <w:sz w:val="28"/>
+                <w:rFonts w:ascii="TH Sarabun New" w:hAnsi="TH Sarabun New"/>
+                <w:b w:val="0"/>
+                <w:sz w:val="24"/>
               </w:rPr>
               <w:t>6</w:t>
             </w:r>
@@ -18978,11 +20603,14 @@
           </w:tcPr>
           <w:p>
             <w:pPr>
-              <w:spacing w:after="20" w:line="240" w:lineRule="auto"/>
-            </w:pPr>
-            <w:r>
-              <w:rPr>
-                <w:sz w:val="28"/>
+              <w:spacing w:before="40" w:after="40"/>
+              <w:jc w:val="left"/>
+            </w:pPr>
+            <w:r>
+              <w:rPr>
+                <w:rFonts w:ascii="TH Sarabun New" w:hAnsi="TH Sarabun New"/>
+                <w:b w:val="0"/>
+                <w:sz w:val="24"/>
               </w:rPr>
               <w:t>เด็กชายกมลโชค ปู่วาคี</w:t>
             </w:r>
@@ -19002,9 +20630,17 @@
           </w:tcPr>
           <w:p>
             <w:pPr>
-              <w:spacing w:after="20" w:line="240" w:lineRule="auto"/>
+              <w:spacing w:before="40" w:after="40"/>
               <w:jc w:val="center"/>
             </w:pPr>
+            <w:r>
+              <w:rPr>
+                <w:rFonts w:ascii="TH Sarabun New" w:hAnsi="TH Sarabun New"/>
+                <w:b w:val="0"/>
+                <w:sz w:val="24"/>
+              </w:rPr>
+              <w:t>ผ่าน (ทำได้)</w:t>
+            </w:r>
           </w:p>
         </w:tc>
         <w:tc>
@@ -19021,9 +20657,17 @@
           </w:tcPr>
           <w:p>
             <w:pPr>
-              <w:spacing w:after="20" w:line="240" w:lineRule="auto"/>
+              <w:spacing w:before="40" w:after="40"/>
               <w:jc w:val="center"/>
             </w:pPr>
+            <w:r>
+              <w:rPr>
+                <w:rFonts w:ascii="TH Sarabun New" w:hAnsi="TH Sarabun New"/>
+                <w:b w:val="0"/>
+                <w:sz w:val="24"/>
+              </w:rPr>
+              <w:t>ผ่าน (ทำได้)</w:t>
+            </w:r>
           </w:p>
         </w:tc>
         <w:tc>
@@ -19040,9 +20684,17 @@
           </w:tcPr>
           <w:p>
             <w:pPr>
-              <w:spacing w:after="20" w:line="240" w:lineRule="auto"/>
+              <w:spacing w:before="40" w:after="40"/>
               <w:jc w:val="center"/>
             </w:pPr>
+            <w:r>
+              <w:rPr>
+                <w:rFonts w:ascii="TH Sarabun New" w:hAnsi="TH Sarabun New"/>
+                <w:b w:val="0"/>
+                <w:sz w:val="24"/>
+              </w:rPr>
+              <w:t>ผ่าน (ทำได้)</w:t>
+            </w:r>
           </w:p>
         </w:tc>
         <w:tc>
@@ -19059,9 +20711,17 @@
           </w:tcPr>
           <w:p>
             <w:pPr>
-              <w:spacing w:after="20" w:line="240" w:lineRule="auto"/>
+              <w:spacing w:before="40" w:after="40"/>
               <w:jc w:val="center"/>
             </w:pPr>
+            <w:r>
+              <w:rPr>
+                <w:rFonts w:ascii="TH Sarabun New" w:hAnsi="TH Sarabun New"/>
+                <w:b w:val="0"/>
+                <w:sz w:val="24"/>
+              </w:rPr>
+              <w:t>ผ่าน (ทำได้)</w:t>
+            </w:r>
           </w:p>
         </w:tc>
         <w:tc>
@@ -19078,9 +20738,17 @@
           </w:tcPr>
           <w:p>
             <w:pPr>
-              <w:spacing w:after="20" w:line="240" w:lineRule="auto"/>
+              <w:spacing w:before="40" w:after="40"/>
               <w:jc w:val="center"/>
             </w:pPr>
+            <w:r>
+              <w:rPr>
+                <w:rFonts w:ascii="TH Sarabun New" w:hAnsi="TH Sarabun New"/>
+                <w:b/>
+                <w:sz w:val="24"/>
+              </w:rPr>
+              <w:t>ผ่านครบ 100%</w:t>
+            </w:r>
           </w:p>
         </w:tc>
       </w:tr>
@@ -19102,12 +20770,14 @@
           </w:tcPr>
           <w:p>
             <w:pPr>
-              <w:spacing w:after="20" w:line="240" w:lineRule="auto"/>
+              <w:spacing w:before="40" w:after="40"/>
               <w:jc w:val="center"/>
             </w:pPr>
             <w:r>
               <w:rPr>
-                <w:sz w:val="28"/>
+                <w:rFonts w:ascii="TH Sarabun New" w:hAnsi="TH Sarabun New"/>
+                <w:b w:val="0"/>
+                <w:sz w:val="24"/>
               </w:rPr>
               <w:t>7</w:t>
             </w:r>
@@ -19126,11 +20796,14 @@
           </w:tcPr>
           <w:p>
             <w:pPr>
-              <w:spacing w:after="20" w:line="240" w:lineRule="auto"/>
-            </w:pPr>
-            <w:r>
-              <w:rPr>
-                <w:sz w:val="28"/>
+              <w:spacing w:before="40" w:after="40"/>
+              <w:jc w:val="left"/>
+            </w:pPr>
+            <w:r>
+              <w:rPr>
+                <w:rFonts w:ascii="TH Sarabun New" w:hAnsi="TH Sarabun New"/>
+                <w:b w:val="0"/>
+                <w:sz w:val="24"/>
               </w:rPr>
               <w:t>เด็กชายสิษฐ์กัณฑ์ แสงทองศรี</w:t>
             </w:r>
@@ -19149,9 +20822,17 @@
           </w:tcPr>
           <w:p>
             <w:pPr>
-              <w:spacing w:after="20" w:line="240" w:lineRule="auto"/>
+              <w:spacing w:before="40" w:after="40"/>
               <w:jc w:val="center"/>
             </w:pPr>
+            <w:r>
+              <w:rPr>
+                <w:rFonts w:ascii="TH Sarabun New" w:hAnsi="TH Sarabun New"/>
+                <w:b w:val="0"/>
+                <w:sz w:val="24"/>
+              </w:rPr>
+              <w:t>ผ่าน (ทำได้)</w:t>
+            </w:r>
           </w:p>
         </w:tc>
         <w:tc>
@@ -19167,9 +20848,17 @@
           </w:tcPr>
           <w:p>
             <w:pPr>
-              <w:spacing w:after="20" w:line="240" w:lineRule="auto"/>
+              <w:spacing w:before="40" w:after="40"/>
               <w:jc w:val="center"/>
             </w:pPr>
+            <w:r>
+              <w:rPr>
+                <w:rFonts w:ascii="TH Sarabun New" w:hAnsi="TH Sarabun New"/>
+                <w:b w:val="0"/>
+                <w:sz w:val="24"/>
+              </w:rPr>
+              <w:t>ผ่าน (ทำได้)</w:t>
+            </w:r>
           </w:p>
         </w:tc>
         <w:tc>
@@ -19185,9 +20874,17 @@
           </w:tcPr>
           <w:p>
             <w:pPr>
-              <w:spacing w:after="20" w:line="240" w:lineRule="auto"/>
+              <w:spacing w:before="40" w:after="40"/>
               <w:jc w:val="center"/>
             </w:pPr>
+            <w:r>
+              <w:rPr>
+                <w:rFonts w:ascii="TH Sarabun New" w:hAnsi="TH Sarabun New"/>
+                <w:b w:val="0"/>
+                <w:sz w:val="24"/>
+              </w:rPr>
+              <w:t>ผ่าน (ทำได้)</w:t>
+            </w:r>
           </w:p>
         </w:tc>
         <w:tc>
@@ -19203,9 +20900,17 @@
           </w:tcPr>
           <w:p>
             <w:pPr>
-              <w:spacing w:after="20" w:line="240" w:lineRule="auto"/>
+              <w:spacing w:before="40" w:after="40"/>
               <w:jc w:val="center"/>
             </w:pPr>
+            <w:r>
+              <w:rPr>
+                <w:rFonts w:ascii="TH Sarabun New" w:hAnsi="TH Sarabun New"/>
+                <w:b w:val="0"/>
+                <w:sz w:val="24"/>
+              </w:rPr>
+              <w:t>ผ่าน (ทำได้)</w:t>
+            </w:r>
           </w:p>
         </w:tc>
         <w:tc>
@@ -19221,9 +20926,17 @@
           </w:tcPr>
           <w:p>
             <w:pPr>
-              <w:spacing w:after="20" w:line="240" w:lineRule="auto"/>
+              <w:spacing w:before="40" w:after="40"/>
               <w:jc w:val="center"/>
             </w:pPr>
+            <w:r>
+              <w:rPr>
+                <w:rFonts w:ascii="TH Sarabun New" w:hAnsi="TH Sarabun New"/>
+                <w:b/>
+                <w:sz w:val="24"/>
+              </w:rPr>
+              <w:t>ผ่านครบ 100%</w:t>
+            </w:r>
           </w:p>
         </w:tc>
       </w:tr>
@@ -19246,12 +20959,14 @@
           </w:tcPr>
           <w:p>
             <w:pPr>
-              <w:spacing w:after="20" w:line="240" w:lineRule="auto"/>
+              <w:spacing w:before="40" w:after="40"/>
               <w:jc w:val="center"/>
             </w:pPr>
             <w:r>
               <w:rPr>
-                <w:sz w:val="28"/>
+                <w:rFonts w:ascii="TH Sarabun New" w:hAnsi="TH Sarabun New"/>
+                <w:b w:val="0"/>
+                <w:sz w:val="24"/>
               </w:rPr>
               <w:t>8</w:t>
             </w:r>
@@ -19271,11 +20986,14 @@
           </w:tcPr>
           <w:p>
             <w:pPr>
-              <w:spacing w:after="20" w:line="240" w:lineRule="auto"/>
-            </w:pPr>
-            <w:r>
-              <w:rPr>
-                <w:sz w:val="28"/>
+              <w:spacing w:before="40" w:after="40"/>
+              <w:jc w:val="left"/>
+            </w:pPr>
+            <w:r>
+              <w:rPr>
+                <w:rFonts w:ascii="TH Sarabun New" w:hAnsi="TH Sarabun New"/>
+                <w:b w:val="0"/>
+                <w:sz w:val="24"/>
               </w:rPr>
               <w:t>เด็กชายชลธร ศรีสุข</w:t>
             </w:r>
@@ -19295,9 +21013,17 @@
           </w:tcPr>
           <w:p>
             <w:pPr>
-              <w:spacing w:after="20" w:line="240" w:lineRule="auto"/>
+              <w:spacing w:before="40" w:after="40"/>
               <w:jc w:val="center"/>
             </w:pPr>
+            <w:r>
+              <w:rPr>
+                <w:rFonts w:ascii="TH Sarabun New" w:hAnsi="TH Sarabun New"/>
+                <w:b w:val="0"/>
+                <w:sz w:val="24"/>
+              </w:rPr>
+              <w:t>ผ่าน (ทำได้)</w:t>
+            </w:r>
           </w:p>
         </w:tc>
         <w:tc>
@@ -19314,9 +21040,17 @@
           </w:tcPr>
           <w:p>
             <w:pPr>
-              <w:spacing w:after="20" w:line="240" w:lineRule="auto"/>
+              <w:spacing w:before="40" w:after="40"/>
               <w:jc w:val="center"/>
             </w:pPr>
+            <w:r>
+              <w:rPr>
+                <w:rFonts w:ascii="TH Sarabun New" w:hAnsi="TH Sarabun New"/>
+                <w:b w:val="0"/>
+                <w:sz w:val="24"/>
+              </w:rPr>
+              <w:t>ผ่าน (ทำได้)</w:t>
+            </w:r>
           </w:p>
         </w:tc>
         <w:tc>
@@ -19333,9 +21067,17 @@
           </w:tcPr>
           <w:p>
             <w:pPr>
-              <w:spacing w:after="20" w:line="240" w:lineRule="auto"/>
+              <w:spacing w:before="40" w:after="40"/>
               <w:jc w:val="center"/>
             </w:pPr>
+            <w:r>
+              <w:rPr>
+                <w:rFonts w:ascii="TH Sarabun New" w:hAnsi="TH Sarabun New"/>
+                <w:b w:val="0"/>
+                <w:sz w:val="24"/>
+              </w:rPr>
+              <w:t>ผ่าน (ทำได้)</w:t>
+            </w:r>
           </w:p>
         </w:tc>
         <w:tc>
@@ -19352,9 +21094,17 @@
           </w:tcPr>
           <w:p>
             <w:pPr>
-              <w:spacing w:after="20" w:line="240" w:lineRule="auto"/>
+              <w:spacing w:before="40" w:after="40"/>
               <w:jc w:val="center"/>
             </w:pPr>
+            <w:r>
+              <w:rPr>
+                <w:rFonts w:ascii="TH Sarabun New" w:hAnsi="TH Sarabun New"/>
+                <w:b w:val="0"/>
+                <w:sz w:val="24"/>
+              </w:rPr>
+              <w:t>ผ่าน (ทำได้)</w:t>
+            </w:r>
           </w:p>
         </w:tc>
         <w:tc>
@@ -19371,9 +21121,17 @@
           </w:tcPr>
           <w:p>
             <w:pPr>
-              <w:spacing w:after="20" w:line="240" w:lineRule="auto"/>
+              <w:spacing w:before="40" w:after="40"/>
               <w:jc w:val="center"/>
             </w:pPr>
+            <w:r>
+              <w:rPr>
+                <w:rFonts w:ascii="TH Sarabun New" w:hAnsi="TH Sarabun New"/>
+                <w:b/>
+                <w:sz w:val="24"/>
+              </w:rPr>
+              <w:t>ผ่านครบ 100%</w:t>
+            </w:r>
           </w:p>
         </w:tc>
       </w:tr>
@@ -19395,12 +21153,14 @@
           </w:tcPr>
           <w:p>
             <w:pPr>
-              <w:spacing w:after="20" w:line="240" w:lineRule="auto"/>
+              <w:spacing w:before="40" w:after="40"/>
               <w:jc w:val="center"/>
             </w:pPr>
             <w:r>
               <w:rPr>
-                <w:sz w:val="28"/>
+                <w:rFonts w:ascii="TH Sarabun New" w:hAnsi="TH Sarabun New"/>
+                <w:b w:val="0"/>
+                <w:sz w:val="24"/>
               </w:rPr>
               <w:t>9</w:t>
             </w:r>
@@ -19419,11 +21179,14 @@
           </w:tcPr>
           <w:p>
             <w:pPr>
-              <w:spacing w:after="20" w:line="240" w:lineRule="auto"/>
-            </w:pPr>
-            <w:r>
-              <w:rPr>
-                <w:sz w:val="28"/>
+              <w:spacing w:before="40" w:after="40"/>
+              <w:jc w:val="left"/>
+            </w:pPr>
+            <w:r>
+              <w:rPr>
+                <w:rFonts w:ascii="TH Sarabun New" w:hAnsi="TH Sarabun New"/>
+                <w:b w:val="0"/>
+                <w:sz w:val="24"/>
               </w:rPr>
               <w:t>เด็กชายอนาวิล พลอยประดับ</w:t>
             </w:r>
@@ -19442,9 +21205,17 @@
           </w:tcPr>
           <w:p>
             <w:pPr>
-              <w:spacing w:after="20" w:line="240" w:lineRule="auto"/>
+              <w:spacing w:before="40" w:after="40"/>
               <w:jc w:val="center"/>
             </w:pPr>
+            <w:r>
+              <w:rPr>
+                <w:rFonts w:ascii="TH Sarabun New" w:hAnsi="TH Sarabun New"/>
+                <w:b w:val="0"/>
+                <w:sz w:val="24"/>
+              </w:rPr>
+              <w:t>ผ่าน (ทำได้)</w:t>
+            </w:r>
           </w:p>
         </w:tc>
         <w:tc>
@@ -19460,9 +21231,17 @@
           </w:tcPr>
           <w:p>
             <w:pPr>
-              <w:spacing w:after="20" w:line="240" w:lineRule="auto"/>
+              <w:spacing w:before="40" w:after="40"/>
               <w:jc w:val="center"/>
             </w:pPr>
+            <w:r>
+              <w:rPr>
+                <w:rFonts w:ascii="TH Sarabun New" w:hAnsi="TH Sarabun New"/>
+                <w:b w:val="0"/>
+                <w:sz w:val="24"/>
+              </w:rPr>
+              <w:t>ผ่าน (ทำได้)</w:t>
+            </w:r>
           </w:p>
         </w:tc>
         <w:tc>
@@ -19478,9 +21257,17 @@
           </w:tcPr>
           <w:p>
             <w:pPr>
-              <w:spacing w:after="20" w:line="240" w:lineRule="auto"/>
+              <w:spacing w:before="40" w:after="40"/>
               <w:jc w:val="center"/>
             </w:pPr>
+            <w:r>
+              <w:rPr>
+                <w:rFonts w:ascii="TH Sarabun New" w:hAnsi="TH Sarabun New"/>
+                <w:b w:val="0"/>
+                <w:sz w:val="24"/>
+              </w:rPr>
+              <w:t>ผ่าน (ทำได้)</w:t>
+            </w:r>
           </w:p>
         </w:tc>
         <w:tc>
@@ -19496,9 +21283,17 @@
           </w:tcPr>
           <w:p>
             <w:pPr>
-              <w:spacing w:after="20" w:line="240" w:lineRule="auto"/>
+              <w:spacing w:before="40" w:after="40"/>
               <w:jc w:val="center"/>
             </w:pPr>
+            <w:r>
+              <w:rPr>
+                <w:rFonts w:ascii="TH Sarabun New" w:hAnsi="TH Sarabun New"/>
+                <w:b w:val="0"/>
+                <w:sz w:val="24"/>
+              </w:rPr>
+              <w:t>ผ่าน (ทำได้)</w:t>
+            </w:r>
           </w:p>
         </w:tc>
         <w:tc>
@@ -19514,9 +21309,17 @@
           </w:tcPr>
           <w:p>
             <w:pPr>
-              <w:spacing w:after="20" w:line="240" w:lineRule="auto"/>
+              <w:spacing w:before="40" w:after="40"/>
               <w:jc w:val="center"/>
             </w:pPr>
+            <w:r>
+              <w:rPr>
+                <w:rFonts w:ascii="TH Sarabun New" w:hAnsi="TH Sarabun New"/>
+                <w:b/>
+                <w:sz w:val="24"/>
+              </w:rPr>
+              <w:t>ผ่านครบ 100%</w:t>
+            </w:r>
           </w:p>
         </w:tc>
       </w:tr>
@@ -19539,12 +21342,14 @@
           </w:tcPr>
           <w:p>
             <w:pPr>
-              <w:spacing w:after="20" w:line="240" w:lineRule="auto"/>
+              <w:spacing w:before="40" w:after="40"/>
               <w:jc w:val="center"/>
             </w:pPr>
             <w:r>
               <w:rPr>
-                <w:sz w:val="28"/>
+                <w:rFonts w:ascii="TH Sarabun New" w:hAnsi="TH Sarabun New"/>
+                <w:b w:val="0"/>
+                <w:sz w:val="24"/>
               </w:rPr>
               <w:t>10</w:t>
             </w:r>
@@ -19564,11 +21369,14 @@
           </w:tcPr>
           <w:p>
             <w:pPr>
-              <w:spacing w:after="20" w:line="240" w:lineRule="auto"/>
-            </w:pPr>
-            <w:r>
-              <w:rPr>
-                <w:sz w:val="28"/>
+              <w:spacing w:before="40" w:after="40"/>
+              <w:jc w:val="left"/>
+            </w:pPr>
+            <w:r>
+              <w:rPr>
+                <w:rFonts w:ascii="TH Sarabun New" w:hAnsi="TH Sarabun New"/>
+                <w:b w:val="0"/>
+                <w:sz w:val="24"/>
               </w:rPr>
               <w:t>เด็กชายภพธร กะวันทา</w:t>
             </w:r>
@@ -19588,9 +21396,17 @@
           </w:tcPr>
           <w:p>
             <w:pPr>
-              <w:spacing w:after="20" w:line="240" w:lineRule="auto"/>
+              <w:spacing w:before="40" w:after="40"/>
               <w:jc w:val="center"/>
             </w:pPr>
+            <w:r>
+              <w:rPr>
+                <w:rFonts w:ascii="TH Sarabun New" w:hAnsi="TH Sarabun New"/>
+                <w:b w:val="0"/>
+                <w:sz w:val="24"/>
+              </w:rPr>
+              <w:t>ผ่าน (ทำได้)</w:t>
+            </w:r>
           </w:p>
         </w:tc>
         <w:tc>
@@ -19607,9 +21423,17 @@
           </w:tcPr>
           <w:p>
             <w:pPr>
-              <w:spacing w:after="20" w:line="240" w:lineRule="auto"/>
+              <w:spacing w:before="40" w:after="40"/>
               <w:jc w:val="center"/>
             </w:pPr>
+            <w:r>
+              <w:rPr>
+                <w:rFonts w:ascii="TH Sarabun New" w:hAnsi="TH Sarabun New"/>
+                <w:b w:val="0"/>
+                <w:sz w:val="24"/>
+              </w:rPr>
+              <w:t>ผ่าน (ทำได้)</w:t>
+            </w:r>
           </w:p>
         </w:tc>
         <w:tc>
@@ -19626,9 +21450,17 @@
           </w:tcPr>
           <w:p>
             <w:pPr>
-              <w:spacing w:after="20" w:line="240" w:lineRule="auto"/>
+              <w:spacing w:before="40" w:after="40"/>
               <w:jc w:val="center"/>
             </w:pPr>
+            <w:r>
+              <w:rPr>
+                <w:rFonts w:ascii="TH Sarabun New" w:hAnsi="TH Sarabun New"/>
+                <w:b w:val="0"/>
+                <w:sz w:val="24"/>
+              </w:rPr>
+              <w:t>ผ่าน (ทำได้)</w:t>
+            </w:r>
           </w:p>
         </w:tc>
         <w:tc>
@@ -19645,9 +21477,17 @@
           </w:tcPr>
           <w:p>
             <w:pPr>
-              <w:spacing w:after="20" w:line="240" w:lineRule="auto"/>
+              <w:spacing w:before="40" w:after="40"/>
               <w:jc w:val="center"/>
             </w:pPr>
+            <w:r>
+              <w:rPr>
+                <w:rFonts w:ascii="TH Sarabun New" w:hAnsi="TH Sarabun New"/>
+                <w:b w:val="0"/>
+                <w:sz w:val="24"/>
+              </w:rPr>
+              <w:t>ผ่าน (ทำได้)</w:t>
+            </w:r>
           </w:p>
         </w:tc>
         <w:tc>
@@ -19664,9 +21504,17 @@
           </w:tcPr>
           <w:p>
             <w:pPr>
-              <w:spacing w:after="20" w:line="240" w:lineRule="auto"/>
+              <w:spacing w:before="40" w:after="40"/>
               <w:jc w:val="center"/>
             </w:pPr>
+            <w:r>
+              <w:rPr>
+                <w:rFonts w:ascii="TH Sarabun New" w:hAnsi="TH Sarabun New"/>
+                <w:b/>
+                <w:sz w:val="24"/>
+              </w:rPr>
+              <w:t>ผ่านครบ 100%</w:t>
+            </w:r>
           </w:p>
         </w:tc>
       </w:tr>
@@ -19688,12 +21536,14 @@
           </w:tcPr>
           <w:p>
             <w:pPr>
-              <w:spacing w:after="20" w:line="240" w:lineRule="auto"/>
+              <w:spacing w:before="40" w:after="40"/>
               <w:jc w:val="center"/>
             </w:pPr>
             <w:r>
               <w:rPr>
-                <w:sz w:val="28"/>
+                <w:rFonts w:ascii="TH Sarabun New" w:hAnsi="TH Sarabun New"/>
+                <w:b w:val="0"/>
+                <w:sz w:val="24"/>
               </w:rPr>
               <w:t>11</w:t>
             </w:r>
@@ -19712,11 +21562,14 @@
           </w:tcPr>
           <w:p>
             <w:pPr>
-              <w:spacing w:after="20" w:line="240" w:lineRule="auto"/>
-            </w:pPr>
-            <w:r>
-              <w:rPr>
-                <w:sz w:val="28"/>
+              <w:spacing w:before="40" w:after="40"/>
+              <w:jc w:val="left"/>
+            </w:pPr>
+            <w:r>
+              <w:rPr>
+                <w:rFonts w:ascii="TH Sarabun New" w:hAnsi="TH Sarabun New"/>
+                <w:b w:val="0"/>
+                <w:sz w:val="24"/>
               </w:rPr>
               <w:t>เด็กหญิงสุภัสสรา เอี่ยมพงษ์</w:t>
             </w:r>
@@ -19735,9 +21588,17 @@
           </w:tcPr>
           <w:p>
             <w:pPr>
-              <w:spacing w:after="20" w:line="240" w:lineRule="auto"/>
+              <w:spacing w:before="40" w:after="40"/>
               <w:jc w:val="center"/>
             </w:pPr>
+            <w:r>
+              <w:rPr>
+                <w:rFonts w:ascii="TH Sarabun New" w:hAnsi="TH Sarabun New"/>
+                <w:b w:val="0"/>
+                <w:sz w:val="24"/>
+              </w:rPr>
+              <w:t>ผ่าน (ทำได้)</w:t>
+            </w:r>
           </w:p>
         </w:tc>
         <w:tc>
@@ -19753,9 +21614,17 @@
           </w:tcPr>
           <w:p>
             <w:pPr>
-              <w:spacing w:after="20" w:line="240" w:lineRule="auto"/>
+              <w:spacing w:before="40" w:after="40"/>
               <w:jc w:val="center"/>
             </w:pPr>
+            <w:r>
+              <w:rPr>
+                <w:rFonts w:ascii="TH Sarabun New" w:hAnsi="TH Sarabun New"/>
+                <w:b w:val="0"/>
+                <w:sz w:val="24"/>
+              </w:rPr>
+              <w:t>ผ่าน (ทำได้)</w:t>
+            </w:r>
           </w:p>
         </w:tc>
         <w:tc>
@@ -19771,9 +21640,17 @@
           </w:tcPr>
           <w:p>
             <w:pPr>
-              <w:spacing w:after="20" w:line="240" w:lineRule="auto"/>
+              <w:spacing w:before="40" w:after="40"/>
               <w:jc w:val="center"/>
             </w:pPr>
+            <w:r>
+              <w:rPr>
+                <w:rFonts w:ascii="TH Sarabun New" w:hAnsi="TH Sarabun New"/>
+                <w:b w:val="0"/>
+                <w:sz w:val="24"/>
+              </w:rPr>
+              <w:t>ผ่าน (ทำได้)</w:t>
+            </w:r>
           </w:p>
         </w:tc>
         <w:tc>
@@ -19789,9 +21666,17 @@
           </w:tcPr>
           <w:p>
             <w:pPr>
-              <w:spacing w:after="20" w:line="240" w:lineRule="auto"/>
+              <w:spacing w:before="40" w:after="40"/>
               <w:jc w:val="center"/>
             </w:pPr>
+            <w:r>
+              <w:rPr>
+                <w:rFonts w:ascii="TH Sarabun New" w:hAnsi="TH Sarabun New"/>
+                <w:b w:val="0"/>
+                <w:sz w:val="24"/>
+              </w:rPr>
+              <w:t>ผ่าน (ทำได้)</w:t>
+            </w:r>
           </w:p>
         </w:tc>
         <w:tc>
@@ -19807,9 +21692,17 @@
           </w:tcPr>
           <w:p>
             <w:pPr>
-              <w:spacing w:after="20" w:line="240" w:lineRule="auto"/>
+              <w:spacing w:before="40" w:after="40"/>
               <w:jc w:val="center"/>
             </w:pPr>
+            <w:r>
+              <w:rPr>
+                <w:rFonts w:ascii="TH Sarabun New" w:hAnsi="TH Sarabun New"/>
+                <w:b/>
+                <w:sz w:val="24"/>
+              </w:rPr>
+              <w:t>ผ่านครบ 100%</w:t>
+            </w:r>
           </w:p>
         </w:tc>
       </w:tr>
@@ -19978,8 +21871,17 @@
           </w:tcPr>
           <w:p>
             <w:pPr>
-              <w:spacing w:after="20" w:line="240" w:lineRule="auto"/>
-            </w:pPr>
+              <w:spacing w:before="40" w:after="40"/>
+              <w:jc w:val="left"/>
+            </w:pPr>
+            <w:r>
+              <w:rPr>
+                <w:rFonts w:ascii="TH Sarabun New" w:hAnsi="TH Sarabun New"/>
+                <w:b w:val="0"/>
+                <w:sz w:val="24"/>
+              </w:rPr>
+              <w:t>ด.ช.เชาวลิต, ด.ช.ภพธร</w:t>
+            </w:r>
           </w:p>
         </w:tc>
         <w:tc>
@@ -19995,8 +21897,17 @@
           </w:tcPr>
           <w:p>
             <w:pPr>
-              <w:spacing w:after="20" w:line="240" w:lineRule="auto"/>
-            </w:pPr>
+              <w:spacing w:before="40" w:after="40"/>
+              <w:jc w:val="left"/>
+            </w:pPr>
+            <w:r>
+              <w:rPr>
+                <w:rFonts w:ascii="TH Sarabun New" w:hAnsi="TH Sarabun New"/>
+                <w:b w:val="0"/>
+                <w:sz w:val="24"/>
+              </w:rPr>
+              <w:t>ความเสถียรของการกดปุ่มค้างลากวาง</w:t>
+            </w:r>
           </w:p>
         </w:tc>
         <w:tc>
@@ -20012,8 +21923,17 @@
           </w:tcPr>
           <w:p>
             <w:pPr>
-              <w:spacing w:after="20" w:line="240" w:lineRule="auto"/>
-            </w:pPr>
+              <w:spacing w:before="40" w:after="40"/>
+              <w:jc w:val="left"/>
+            </w:pPr>
+            <w:r>
+              <w:rPr>
+                <w:rFonts w:ascii="TH Sarabun New" w:hAnsi="TH Sarabun New"/>
+                <w:b w:val="0"/>
+                <w:sz w:val="24"/>
+              </w:rPr>
+              <w:t>ฝึกซ้ำในเกม Code.org Pre-reader ด่าน 1-3 เสริมด้วยเพื่อนช่วยเพื่อน</w:t>
+            </w:r>
           </w:p>
         </w:tc>
         <w:tc>
@@ -20029,8 +21949,17 @@
           </w:tcPr>
           <w:p>
             <w:pPr>
-              <w:spacing w:after="20" w:line="240" w:lineRule="auto"/>
-            </w:pPr>
+              <w:spacing w:before="40" w:after="40"/>
+              <w:jc w:val="left"/>
+            </w:pPr>
+            <w:r>
+              <w:rPr>
+                <w:rFonts w:ascii="TH Sarabun New" w:hAnsi="TH Sarabun New"/>
+                <w:b w:val="0"/>
+                <w:sz w:val="24"/>
+              </w:rPr>
+              <w:t>3 ก.ย. 69 ลากวางบล็อกสำเร็จ 100%</w:t>
+            </w:r>
           </w:p>
         </w:tc>
       </w:tr>
@@ -20053,8 +21982,17 @@
           </w:tcPr>
           <w:p>
             <w:pPr>
-              <w:spacing w:after="20" w:line="240" w:lineRule="auto"/>
-            </w:pPr>
+              <w:spacing w:before="40" w:after="40"/>
+              <w:jc w:val="left"/>
+            </w:pPr>
+            <w:r>
+              <w:rPr>
+                <w:rFonts w:ascii="TH Sarabun New" w:hAnsi="TH Sarabun New"/>
+                <w:b w:val="0"/>
+                <w:sz w:val="24"/>
+              </w:rPr>
+              <w:t>ด.ช.ระพีพัฒน์, ด.ช.สิษฐ์กัณฑ์</w:t>
+            </w:r>
           </w:p>
         </w:tc>
         <w:tc>
@@ -20071,8 +22009,17 @@
           </w:tcPr>
           <w:p>
             <w:pPr>
-              <w:spacing w:after="20" w:line="240" w:lineRule="auto"/>
-            </w:pPr>
+              <w:spacing w:before="40" w:after="40"/>
+              <w:jc w:val="left"/>
+            </w:pPr>
+            <w:r>
+              <w:rPr>
+                <w:rFonts w:ascii="TH Sarabun New" w:hAnsi="TH Sarabun New"/>
+                <w:b w:val="0"/>
+                <w:sz w:val="24"/>
+              </w:rPr>
+              <w:t>จังหวะการกดดับเบิลคลิก</w:t>
+            </w:r>
           </w:p>
         </w:tc>
         <w:tc>
@@ -20089,8 +22036,17 @@
           </w:tcPr>
           <w:p>
             <w:pPr>
-              <w:spacing w:after="20" w:line="240" w:lineRule="auto"/>
-            </w:pPr>
+              <w:spacing w:before="40" w:after="40"/>
+              <w:jc w:val="left"/>
+            </w:pPr>
+            <w:r>
+              <w:rPr>
+                <w:rFonts w:ascii="TH Sarabun New" w:hAnsi="TH Sarabun New"/>
+                <w:b w:val="0"/>
+                <w:sz w:val="24"/>
+              </w:rPr>
+              <w:t>ฝึกผ่านเกมเคาะจังหวะ Double Click บน Kru James Soncom</w:t>
+            </w:r>
           </w:p>
         </w:tc>
         <w:tc>
@@ -20107,8 +22063,17 @@
           </w:tcPr>
           <w:p>
             <w:pPr>
-              <w:spacing w:after="20" w:line="240" w:lineRule="auto"/>
-            </w:pPr>
+              <w:spacing w:before="40" w:after="40"/>
+              <w:jc w:val="left"/>
+            </w:pPr>
+            <w:r>
+              <w:rPr>
+                <w:rFonts w:ascii="TH Sarabun New" w:hAnsi="TH Sarabun New"/>
+                <w:b w:val="0"/>
+                <w:sz w:val="24"/>
+              </w:rPr>
+              <w:t>5 ก.ย. 69 ดับเบิลคลิกเปิดไอคอนได้คล่อง</w:t>
+            </w:r>
           </w:p>
         </w:tc>
       </w:tr>
@@ -20130,8 +22095,17 @@
           </w:tcPr>
           <w:p>
             <w:pPr>
-              <w:spacing w:after="20" w:line="240" w:lineRule="auto"/>
-            </w:pPr>
+              <w:spacing w:before="40" w:after="40"/>
+              <w:jc w:val="left"/>
+            </w:pPr>
+            <w:r>
+              <w:rPr>
+                <w:rFonts w:ascii="TH Sarabun New" w:hAnsi="TH Sarabun New"/>
+                <w:b w:val="0"/>
+                <w:sz w:val="24"/>
+              </w:rPr>
+              <w:t>ด.ช.ชลธร, ด.ญ.สุภัสสรา</w:t>
+            </w:r>
           </w:p>
         </w:tc>
         <w:tc>
@@ -20147,8 +22121,17 @@
           </w:tcPr>
           <w:p>
             <w:pPr>
-              <w:spacing w:after="20" w:line="240" w:lineRule="auto"/>
-            </w:pPr>
+              <w:spacing w:before="40" w:after="40"/>
+              <w:jc w:val="left"/>
+            </w:pPr>
+            <w:r>
+              <w:rPr>
+                <w:rFonts w:ascii="TH Sarabun New" w:hAnsi="TH Sarabun New"/>
+                <w:b w:val="0"/>
+                <w:sz w:val="24"/>
+              </w:rPr>
+              <w:t>ส่งเสริมความเป็นผู้นำและการช่วยเพื่อน</w:t>
+            </w:r>
           </w:p>
         </w:tc>
         <w:tc>
@@ -20164,8 +22147,17 @@
           </w:tcPr>
           <w:p>
             <w:pPr>
-              <w:spacing w:after="20" w:line="240" w:lineRule="auto"/>
-            </w:pPr>
+              <w:spacing w:before="40" w:after="40"/>
+              <w:jc w:val="left"/>
+            </w:pPr>
+            <w:r>
+              <w:rPr>
+                <w:rFonts w:ascii="TH Sarabun New" w:hAnsi="TH Sarabun New"/>
+                <w:b w:val="0"/>
+                <w:sz w:val="24"/>
+              </w:rPr>
+              <w:t>มอบหมายเป็น พี่เลี้ยงเพื่อน (Peer Coach) ช่วยแนะนำเพื่อนข้างเคียง</w:t>
+            </w:r>
           </w:p>
         </w:tc>
         <w:tc>
@@ -20181,8 +22173,17 @@
           </w:tcPr>
           <w:p>
             <w:pPr>
-              <w:spacing w:after="20" w:line="240" w:lineRule="auto"/>
-            </w:pPr>
+              <w:spacing w:before="40" w:after="40"/>
+              <w:jc w:val="left"/>
+            </w:pPr>
+            <w:r>
+              <w:rPr>
+                <w:rFonts w:ascii="TH Sarabun New" w:hAnsi="TH Sarabun New"/>
+                <w:b w:val="0"/>
+                <w:sz w:val="24"/>
+              </w:rPr>
+              <w:t>8 ก.ย. 69 มีจิตอาสาช่วยเหลือเพื่อนได้ดี</w:t>
+            </w:r>
           </w:p>
         </w:tc>
       </w:tr>
@@ -20205,8 +22206,17 @@
           </w:tcPr>
           <w:p>
             <w:pPr>
-              <w:spacing w:after="20" w:line="240" w:lineRule="auto"/>
-            </w:pPr>
+              <w:spacing w:before="40" w:after="40"/>
+              <w:jc w:val="left"/>
+            </w:pPr>
+            <w:r>
+              <w:rPr>
+                <w:rFonts w:ascii="TH Sarabun New" w:hAnsi="TH Sarabun New"/>
+                <w:b w:val="0"/>
+                <w:sz w:val="24"/>
+              </w:rPr>
+              <w:t>ด.ช.กมลโชค, ด.ช.อนาวิล</w:t>
+            </w:r>
           </w:p>
         </w:tc>
         <w:tc>
@@ -20223,8 +22233,17 @@
           </w:tcPr>
           <w:p>
             <w:pPr>
-              <w:spacing w:after="20" w:line="240" w:lineRule="auto"/>
-            </w:pPr>
+              <w:spacing w:before="40" w:after="40"/>
+              <w:jc w:val="left"/>
+            </w:pPr>
+            <w:r>
+              <w:rPr>
+                <w:rFonts w:ascii="TH Sarabun New" w:hAnsi="TH Sarabun New"/>
+                <w:b w:val="0"/>
+                <w:sz w:val="24"/>
+              </w:rPr>
+              <w:t>ความแม่นยำในการเลื่อนลูกกลิ้ง</w:t>
+            </w:r>
           </w:p>
         </w:tc>
         <w:tc>
@@ -20241,8 +22260,17 @@
           </w:tcPr>
           <w:p>
             <w:pPr>
-              <w:spacing w:after="20" w:line="240" w:lineRule="auto"/>
-            </w:pPr>
+              <w:spacing w:before="40" w:after="40"/>
+              <w:jc w:val="left"/>
+            </w:pPr>
+            <w:r>
+              <w:rPr>
+                <w:rFonts w:ascii="TH Sarabun New" w:hAnsi="TH Sarabun New"/>
+                <w:b w:val="0"/>
+                <w:sz w:val="24"/>
+              </w:rPr>
+              <w:t>ฝึกเลื่อนอ่านนิทานภาพดิจิทัลตามภารกิจ</w:t>
+            </w:r>
           </w:p>
         </w:tc>
         <w:tc>
@@ -20259,8 +22287,17 @@
           </w:tcPr>
           <w:p>
             <w:pPr>
-              <w:spacing w:after="20" w:line="240" w:lineRule="auto"/>
-            </w:pPr>
+              <w:spacing w:before="40" w:after="40"/>
+              <w:jc w:val="left"/>
+            </w:pPr>
+            <w:r>
+              <w:rPr>
+                <w:rFonts w:ascii="TH Sarabun New" w:hAnsi="TH Sarabun New"/>
+                <w:b w:val="0"/>
+                <w:sz w:val="24"/>
+              </w:rPr>
+              <w:t>10 ก.ย. 69 ควบคุมความเร็วลูกกลิ้งดีเยี่ยม</w:t>
+            </w:r>
           </w:p>
         </w:tc>
       </w:tr>
@@ -20451,11 +22488,14 @@
           </w:tcPr>
           <w:p>
             <w:pPr>
-              <w:spacing w:after="20" w:line="240" w:lineRule="auto"/>
-            </w:pPr>
-            <w:r>
-              <w:rPr>
-                <w:sz w:val="30"/>
+              <w:spacing w:before="40" w:after="40"/>
+              <w:jc w:val="left"/>
+            </w:pPr>
+            <w:r>
+              <w:rPr>
+                <w:rFonts w:ascii="TH Sarabun New" w:hAnsi="TH Sarabun New"/>
+                <w:b w:val="0"/>
+                <w:sz w:val="24"/>
               </w:rPr>
               <w:t>ฉันอยากฝึกเมาส์และทำภารกิจต่อ</w:t>
             </w:r>
@@ -20474,8 +22514,17 @@
           </w:tcPr>
           <w:p>
             <w:pPr>
-              <w:spacing w:after="20" w:line="240" w:lineRule="auto"/>
-            </w:pPr>
+              <w:spacing w:before="40" w:after="40"/>
+              <w:jc w:val="center"/>
+            </w:pPr>
+            <w:r>
+              <w:rPr>
+                <w:rFonts w:ascii="TH Sarabun New" w:hAnsi="TH Sarabun New"/>
+                <w:b/>
+                <w:sz w:val="24"/>
+              </w:rPr>
+              <w:t>11 คน (100%)</w:t>
+            </w:r>
           </w:p>
         </w:tc>
         <w:tc>
@@ -20491,8 +22540,17 @@
           </w:tcPr>
           <w:p>
             <w:pPr>
-              <w:spacing w:after="20" w:line="240" w:lineRule="auto"/>
-            </w:pPr>
+              <w:spacing w:before="40" w:after="40"/>
+              <w:jc w:val="center"/>
+            </w:pPr>
+            <w:r>
+              <w:rPr>
+                <w:rFonts w:ascii="TH Sarabun New" w:hAnsi="TH Sarabun New"/>
+                <w:b w:val="0"/>
+                <w:sz w:val="24"/>
+              </w:rPr>
+              <w:t>0 คน</w:t>
+            </w:r>
           </w:p>
         </w:tc>
         <w:tc>
@@ -20508,8 +22566,17 @@
           </w:tcPr>
           <w:p>
             <w:pPr>
-              <w:spacing w:after="20" w:line="240" w:lineRule="auto"/>
-            </w:pPr>
+              <w:spacing w:before="40" w:after="40"/>
+              <w:jc w:val="center"/>
+            </w:pPr>
+            <w:r>
+              <w:rPr>
+                <w:rFonts w:ascii="TH Sarabun New" w:hAnsi="TH Sarabun New"/>
+                <w:b w:val="0"/>
+                <w:sz w:val="24"/>
+              </w:rPr>
+              <w:t>0 คน</w:t>
+            </w:r>
           </w:p>
         </w:tc>
       </w:tr>
@@ -20532,11 +22599,14 @@
           </w:tcPr>
           <w:p>
             <w:pPr>
-              <w:spacing w:after="20" w:line="240" w:lineRule="auto"/>
-            </w:pPr>
-            <w:r>
-              <w:rPr>
-                <w:sz w:val="30"/>
+              <w:spacing w:before="40" w:after="40"/>
+              <w:jc w:val="left"/>
+            </w:pPr>
+            <w:r>
+              <w:rPr>
+                <w:rFonts w:ascii="TH Sarabun New" w:hAnsi="TH Sarabun New"/>
+                <w:b w:val="0"/>
+                <w:sz w:val="24"/>
               </w:rPr>
               <w:t>ฉันรู้ว่าต้องแก้อะไรเมื่อทำภารกิจไม่สำเร็จ</w:t>
             </w:r>
@@ -20556,8 +22626,17 @@
           </w:tcPr>
           <w:p>
             <w:pPr>
-              <w:spacing w:after="20" w:line="240" w:lineRule="auto"/>
-            </w:pPr>
+              <w:spacing w:before="40" w:after="40"/>
+              <w:jc w:val="center"/>
+            </w:pPr>
+            <w:r>
+              <w:rPr>
+                <w:rFonts w:ascii="TH Sarabun New" w:hAnsi="TH Sarabun New"/>
+                <w:b/>
+                <w:sz w:val="24"/>
+              </w:rPr>
+              <w:t>10 คน (90.9%)</w:t>
+            </w:r>
           </w:p>
         </w:tc>
         <w:tc>
@@ -20574,8 +22653,17 @@
           </w:tcPr>
           <w:p>
             <w:pPr>
-              <w:spacing w:after="20" w:line="240" w:lineRule="auto"/>
-            </w:pPr>
+              <w:spacing w:before="40" w:after="40"/>
+              <w:jc w:val="center"/>
+            </w:pPr>
+            <w:r>
+              <w:rPr>
+                <w:rFonts w:ascii="TH Sarabun New" w:hAnsi="TH Sarabun New"/>
+                <w:b w:val="0"/>
+                <w:sz w:val="24"/>
+              </w:rPr>
+              <w:t>1 คน (9.1%)</w:t>
+            </w:r>
           </w:p>
         </w:tc>
         <w:tc>
@@ -20592,8 +22680,17 @@
           </w:tcPr>
           <w:p>
             <w:pPr>
-              <w:spacing w:after="20" w:line="240" w:lineRule="auto"/>
-            </w:pPr>
+              <w:spacing w:before="40" w:after="40"/>
+              <w:jc w:val="center"/>
+            </w:pPr>
+            <w:r>
+              <w:rPr>
+                <w:rFonts w:ascii="TH Sarabun New" w:hAnsi="TH Sarabun New"/>
+                <w:b w:val="0"/>
+                <w:sz w:val="24"/>
+              </w:rPr>
+              <w:t>0 คน</w:t>
+            </w:r>
           </w:p>
         </w:tc>
       </w:tr>
@@ -20615,11 +22712,14 @@
           </w:tcPr>
           <w:p>
             <w:pPr>
-              <w:spacing w:after="20" w:line="240" w:lineRule="auto"/>
-            </w:pPr>
-            <w:r>
-              <w:rPr>
-                <w:sz w:val="30"/>
+              <w:spacing w:before="40" w:after="40"/>
+              <w:jc w:val="left"/>
+            </w:pPr>
+            <w:r>
+              <w:rPr>
+                <w:rFonts w:ascii="TH Sarabun New" w:hAnsi="TH Sarabun New"/>
+                <w:b w:val="0"/>
+                <w:sz w:val="24"/>
               </w:rPr>
               <w:t>ฉันกล้าลองทำด้วยตนเอง</w:t>
             </w:r>
@@ -20638,8 +22738,17 @@
           </w:tcPr>
           <w:p>
             <w:pPr>
-              <w:spacing w:after="20" w:line="240" w:lineRule="auto"/>
-            </w:pPr>
+              <w:spacing w:before="40" w:after="40"/>
+              <w:jc w:val="center"/>
+            </w:pPr>
+            <w:r>
+              <w:rPr>
+                <w:rFonts w:ascii="TH Sarabun New" w:hAnsi="TH Sarabun New"/>
+                <w:b/>
+                <w:sz w:val="24"/>
+              </w:rPr>
+              <w:t>11 คน (100%)</w:t>
+            </w:r>
           </w:p>
         </w:tc>
         <w:tc>
@@ -20655,8 +22764,17 @@
           </w:tcPr>
           <w:p>
             <w:pPr>
-              <w:spacing w:after="20" w:line="240" w:lineRule="auto"/>
-            </w:pPr>
+              <w:spacing w:before="40" w:after="40"/>
+              <w:jc w:val="center"/>
+            </w:pPr>
+            <w:r>
+              <w:rPr>
+                <w:rFonts w:ascii="TH Sarabun New" w:hAnsi="TH Sarabun New"/>
+                <w:b w:val="0"/>
+                <w:sz w:val="24"/>
+              </w:rPr>
+              <w:t>0 คน</w:t>
+            </w:r>
           </w:p>
         </w:tc>
         <w:tc>
@@ -20672,8 +22790,17 @@
           </w:tcPr>
           <w:p>
             <w:pPr>
-              <w:spacing w:after="20" w:line="240" w:lineRule="auto"/>
-            </w:pPr>
+              <w:spacing w:before="40" w:after="40"/>
+              <w:jc w:val="center"/>
+            </w:pPr>
+            <w:r>
+              <w:rPr>
+                <w:rFonts w:ascii="TH Sarabun New" w:hAnsi="TH Sarabun New"/>
+                <w:b w:val="0"/>
+                <w:sz w:val="24"/>
+              </w:rPr>
+              <w:t>0 คน</w:t>
+            </w:r>
           </w:p>
         </w:tc>
       </w:tr>
@@ -20696,11 +22823,14 @@
           </w:tcPr>
           <w:p>
             <w:pPr>
-              <w:spacing w:after="20" w:line="240" w:lineRule="auto"/>
-            </w:pPr>
-            <w:r>
-              <w:rPr>
-                <w:sz w:val="30"/>
+              <w:spacing w:before="40" w:after="40"/>
+              <w:jc w:val="left"/>
+            </w:pPr>
+            <w:r>
+              <w:rPr>
+                <w:rFonts w:ascii="TH Sarabun New" w:hAnsi="TH Sarabun New"/>
+                <w:b w:val="0"/>
+                <w:sz w:val="24"/>
               </w:rPr>
               <w:t>ฉันขอความช่วยเหลือได้เมื่อไม่เข้าใจ</w:t>
             </w:r>
@@ -20720,8 +22850,17 @@
           </w:tcPr>
           <w:p>
             <w:pPr>
-              <w:spacing w:after="20" w:line="240" w:lineRule="auto"/>
-            </w:pPr>
+              <w:spacing w:before="40" w:after="40"/>
+              <w:jc w:val="center"/>
+            </w:pPr>
+            <w:r>
+              <w:rPr>
+                <w:rFonts w:ascii="TH Sarabun New" w:hAnsi="TH Sarabun New"/>
+                <w:b/>
+                <w:sz w:val="24"/>
+              </w:rPr>
+              <w:t>11 คน (100%)</w:t>
+            </w:r>
           </w:p>
         </w:tc>
         <w:tc>
@@ -20738,8 +22877,17 @@
           </w:tcPr>
           <w:p>
             <w:pPr>
-              <w:spacing w:after="20" w:line="240" w:lineRule="auto"/>
-            </w:pPr>
+              <w:spacing w:before="40" w:after="40"/>
+              <w:jc w:val="center"/>
+            </w:pPr>
+            <w:r>
+              <w:rPr>
+                <w:rFonts w:ascii="TH Sarabun New" w:hAnsi="TH Sarabun New"/>
+                <w:b w:val="0"/>
+                <w:sz w:val="24"/>
+              </w:rPr>
+              <w:t>0 คน</w:t>
+            </w:r>
           </w:p>
         </w:tc>
         <w:tc>
@@ -20756,8 +22904,17 @@
           </w:tcPr>
           <w:p>
             <w:pPr>
-              <w:spacing w:after="20" w:line="240" w:lineRule="auto"/>
-            </w:pPr>
+              <w:spacing w:before="40" w:after="40"/>
+              <w:jc w:val="center"/>
+            </w:pPr>
+            <w:r>
+              <w:rPr>
+                <w:rFonts w:ascii="TH Sarabun New" w:hAnsi="TH Sarabun New"/>
+                <w:b w:val="0"/>
+                <w:sz w:val="24"/>
+              </w:rPr>
+              <w:t>0 คน</w:t>
+            </w:r>
           </w:p>
         </w:tc>
       </w:tr>
